--- a/07-unity-3d-terrain-ai/homework.docx
+++ b/07-unity-3d-terrain-ai/homework.docx
@@ -1,6 +1,6 @@
 
 <file path=word/document.xml><?xml version="1.0" encoding="utf-8"?>
-<w:document xmlns:wpc="http://schemas.microsoft.com/office/word/2010/wordprocessingCanvas" xmlns:cx="http://schemas.microsoft.com/office/drawing/2014/chartex" xmlns:cx1="http://schemas.microsoft.com/office/drawing/2015/9/8/chartex" xmlns:cx2="http://schemas.microsoft.com/office/drawing/2015/10/21/chartex" xmlns:cx3="http://schemas.microsoft.com/office/drawing/2016/5/9/chartex" xmlns:cx4="http://schemas.microsoft.com/office/drawing/2016/5/10/chartex" xmlns:cx5="http://schemas.microsoft.com/office/drawing/2016/5/11/chartex" xmlns:cx6="http://schemas.microsoft.com/office/drawing/2016/5/12/chartex" xmlns:cx7="http://schemas.microsoft.com/office/drawing/2016/5/13/chartex" xmlns:cx8="http://schemas.microsoft.com/office/drawing/2016/5/14/chartex" xmlns:mc="http://schemas.openxmlformats.org/markup-compatibility/2006" xmlns:aink="http://schemas.microsoft.com/office/drawing/2016/ink" xmlns:am3d="http://schemas.microsoft.com/office/drawing/2017/model3d" xmlns:o="urn:schemas-microsoft-com:office:office" xmlns:oel="http://schemas.microsoft.com/office/2019/extlst" xmlns:r="http://schemas.openxmlformats.org/officeDocument/2006/relationships" xmlns:m="http://schemas.openxmlformats.org/officeDocument/2006/math" xmlns:v="urn:schemas-microsoft-com:vml" xmlns:wp14="http://schemas.microsoft.com/office/word/2010/wordprocessingDrawing" xmlns:wp="http://schemas.openxmlformats.org/drawingml/2006/wordprocessingDrawing" xmlns:w10="urn:schemas-microsoft-com:office:word" xmlns:w="http://schemas.openxmlformats.org/wordprocessingml/2006/main" xmlns:w14="http://schemas.microsoft.com/office/word/2010/wordml" xmlns:w15="http://schemas.microsoft.com/office/word/2012/wordml" xmlns:w16cex="http://schemas.microsoft.com/office/word/2018/wordml/cex" xmlns:w16cid="http://schemas.microsoft.com/office/word/2016/wordml/cid" xmlns:w16="http://schemas.microsoft.com/office/word/2018/wordml" xmlns:w16sdtdh="http://schemas.microsoft.com/office/word/2020/wordml/sdtdatahash" xmlns:w16se="http://schemas.microsoft.com/office/word/2015/wordml/symex" xmlns:wpg="http://schemas.microsoft.com/office/word/2010/wordprocessingGroup" xmlns:wpi="http://schemas.microsoft.com/office/word/2010/wordprocessingInk" xmlns:wne="http://schemas.microsoft.com/office/word/2006/wordml" xmlns:wps="http://schemas.microsoft.com/office/word/2010/wordprocessingShape" mc:Ignorable="w14 w15 w16se w16cid w16 w16cex w16sdtdh wp14">
+<w:document xmlns:wpc="http://schemas.microsoft.com/office/word/2010/wordprocessingCanvas" xmlns:cx="http://schemas.microsoft.com/office/drawing/2014/chartex" xmlns:cx1="http://schemas.microsoft.com/office/drawing/2015/9/8/chartex" xmlns:cx2="http://schemas.microsoft.com/office/drawing/2015/10/21/chartex" xmlns:cx3="http://schemas.microsoft.com/office/drawing/2016/5/9/chartex" xmlns:cx4="http://schemas.microsoft.com/office/drawing/2016/5/10/chartex" xmlns:cx5="http://schemas.microsoft.com/office/drawing/2016/5/11/chartex" xmlns:cx6="http://schemas.microsoft.com/office/drawing/2016/5/12/chartex" xmlns:cx7="http://schemas.microsoft.com/office/drawing/2016/5/13/chartex" xmlns:cx8="http://schemas.microsoft.com/office/drawing/2016/5/14/chartex" xmlns:mc="http://schemas.openxmlformats.org/markup-compatibility/2006" xmlns:aink="http://schemas.microsoft.com/office/drawing/2016/ink" xmlns:am3d="http://schemas.microsoft.com/office/drawing/2017/model3d" xmlns:o="urn:schemas-microsoft-com:office:office" xmlns:oel="http://schemas.microsoft.com/office/2019/extlst" xmlns:r="http://schemas.openxmlformats.org/officeDocument/2006/relationships" xmlns:m="http://schemas.openxmlformats.org/officeDocument/2006/math" xmlns:v="urn:schemas-microsoft-com:vml" xmlns:wp14="http://schemas.microsoft.com/office/word/2010/wordprocessingDrawing" xmlns:wp="http://schemas.openxmlformats.org/drawingml/2006/wordprocessingDrawing" xmlns:w10="urn:schemas-microsoft-com:office:word" xmlns:w="http://schemas.openxmlformats.org/wordprocessingml/2006/main" xmlns:w14="http://schemas.microsoft.com/office/word/2010/wordml" xmlns:w15="http://schemas.microsoft.com/office/word/2012/wordml" xmlns:w16cex="http://schemas.microsoft.com/office/word/2018/wordml/cex" xmlns:w16cid="http://schemas.microsoft.com/office/word/2016/wordml/cid" xmlns:w16="http://schemas.microsoft.com/office/word/2018/wordml" xmlns:w16du="http://schemas.microsoft.com/office/word/2023/wordml/word16du" xmlns:w16sdtdh="http://schemas.microsoft.com/office/word/2020/wordml/sdtdatahash" xmlns:w16sdtfl="http://schemas.microsoft.com/office/word/2024/wordml/sdtformatlock" xmlns:w16se="http://schemas.microsoft.com/office/word/2015/wordml/symex" xmlns:wpg="http://schemas.microsoft.com/office/word/2010/wordprocessingGroup" xmlns:wpi="http://schemas.microsoft.com/office/word/2010/wordprocessingInk" xmlns:wne="http://schemas.microsoft.com/office/word/2006/wordml" xmlns:wps="http://schemas.microsoft.com/office/word/2010/wordprocessingShape" mc:Ignorable="w14 w15 w16se w16cid w16 w16cex w16sdtdh w16sdtfl w16du wp14">
   <w:body>
     <w:p>
       <w:pPr>
@@ -481,7 +481,39 @@
           <w:color w:val="00B050"/>
           <w:rtl/>
         </w:rPr>
-        <w:t xml:space="preserve"> גדולה מ-100 מ"ב, נסו להקטין קבצים בעזרת </w:t>
+        <w:t xml:space="preserve"> גדולה מ-100 מ"ב, </w:t>
+      </w:r>
+      <w:r>
+        <w:rPr>
+          <w:rFonts w:ascii="David" w:hAnsi="David" w:cs="David" w:hint="cs"/>
+          <w:color w:val="00B050"/>
+          <w:rtl/>
+        </w:rPr>
+        <w:t xml:space="preserve">הקטינו </w:t>
+      </w:r>
+      <w:r>
+        <w:rPr>
+          <w:rFonts w:ascii="David" w:hAnsi="David" w:cs="David" w:hint="cs"/>
+          <w:color w:val="00B050"/>
+          <w:rtl/>
+        </w:rPr>
+        <w:t xml:space="preserve">קבצים </w:t>
+      </w:r>
+      <w:r>
+        <w:rPr>
+          <w:rFonts w:ascii="David" w:hAnsi="David" w:cs="David" w:hint="cs"/>
+          <w:color w:val="00B050"/>
+          <w:rtl/>
+        </w:rPr>
+        <w:t xml:space="preserve">גדולים </w:t>
+      </w:r>
+      <w:r>
+        <w:rPr>
+          <w:rFonts w:ascii="David" w:hAnsi="David" w:cs="David" w:hint="cs"/>
+          <w:color w:val="00B050"/>
+          <w:rtl/>
+        </w:rPr>
+        <w:t xml:space="preserve">בעזרת </w:t>
       </w:r>
       <w:hyperlink r:id="rId12" w:history="1">
         <w:r>
@@ -591,7 +623,7 @@
 </file>
 
 <file path=word/endnotes.xml><?xml version="1.0" encoding="utf-8"?>
-<w:endnotes xmlns:wpc="http://schemas.microsoft.com/office/word/2010/wordprocessingCanvas" xmlns:cx="http://schemas.microsoft.com/office/drawing/2014/chartex" xmlns:cx1="http://schemas.microsoft.com/office/drawing/2015/9/8/chartex" xmlns:cx2="http://schemas.microsoft.com/office/drawing/2015/10/21/chartex" xmlns:cx3="http://schemas.microsoft.com/office/drawing/2016/5/9/chartex" xmlns:cx4="http://schemas.microsoft.com/office/drawing/2016/5/10/chartex" xmlns:cx5="http://schemas.microsoft.com/office/drawing/2016/5/11/chartex" xmlns:cx6="http://schemas.microsoft.com/office/drawing/2016/5/12/chartex" xmlns:cx7="http://schemas.microsoft.com/office/drawing/2016/5/13/chartex" xmlns:cx8="http://schemas.microsoft.com/office/drawing/2016/5/14/chartex" xmlns:mc="http://schemas.openxmlformats.org/markup-compatibility/2006" xmlns:aink="http://schemas.microsoft.com/office/drawing/2016/ink" xmlns:am3d="http://schemas.microsoft.com/office/drawing/2017/model3d" xmlns:o="urn:schemas-microsoft-com:office:office" xmlns:oel="http://schemas.microsoft.com/office/2019/extlst" xmlns:r="http://schemas.openxmlformats.org/officeDocument/2006/relationships" xmlns:m="http://schemas.openxmlformats.org/officeDocument/2006/math" xmlns:v="urn:schemas-microsoft-com:vml" xmlns:wp14="http://schemas.microsoft.com/office/word/2010/wordprocessingDrawing" xmlns:wp="http://schemas.openxmlformats.org/drawingml/2006/wordprocessingDrawing" xmlns:w10="urn:schemas-microsoft-com:office:word" xmlns:w="http://schemas.openxmlformats.org/wordprocessingml/2006/main" xmlns:w14="http://schemas.microsoft.com/office/word/2010/wordml" xmlns:w15="http://schemas.microsoft.com/office/word/2012/wordml" xmlns:w16cex="http://schemas.microsoft.com/office/word/2018/wordml/cex" xmlns:w16cid="http://schemas.microsoft.com/office/word/2016/wordml/cid" xmlns:w16="http://schemas.microsoft.com/office/word/2018/wordml" xmlns:w16sdtdh="http://schemas.microsoft.com/office/word/2020/wordml/sdtdatahash" xmlns:w16se="http://schemas.microsoft.com/office/word/2015/wordml/symex" xmlns:wpg="http://schemas.microsoft.com/office/word/2010/wordprocessingGroup" xmlns:wpi="http://schemas.microsoft.com/office/word/2010/wordprocessingInk" xmlns:wne="http://schemas.microsoft.com/office/word/2006/wordml" xmlns:wps="http://schemas.microsoft.com/office/word/2010/wordprocessingShape" mc:Ignorable="w14 w15 w16se w16cid w16 w16cex w16sdtdh wp14">
+<w:endnotes xmlns:wpc="http://schemas.microsoft.com/office/word/2010/wordprocessingCanvas" xmlns:cx="http://schemas.microsoft.com/office/drawing/2014/chartex" xmlns:cx1="http://schemas.microsoft.com/office/drawing/2015/9/8/chartex" xmlns:cx2="http://schemas.microsoft.com/office/drawing/2015/10/21/chartex" xmlns:cx3="http://schemas.microsoft.com/office/drawing/2016/5/9/chartex" xmlns:cx4="http://schemas.microsoft.com/office/drawing/2016/5/10/chartex" xmlns:cx5="http://schemas.microsoft.com/office/drawing/2016/5/11/chartex" xmlns:cx6="http://schemas.microsoft.com/office/drawing/2016/5/12/chartex" xmlns:cx7="http://schemas.microsoft.com/office/drawing/2016/5/13/chartex" xmlns:cx8="http://schemas.microsoft.com/office/drawing/2016/5/14/chartex" xmlns:mc="http://schemas.openxmlformats.org/markup-compatibility/2006" xmlns:aink="http://schemas.microsoft.com/office/drawing/2016/ink" xmlns:am3d="http://schemas.microsoft.com/office/drawing/2017/model3d" xmlns:o="urn:schemas-microsoft-com:office:office" xmlns:oel="http://schemas.microsoft.com/office/2019/extlst" xmlns:r="http://schemas.openxmlformats.org/officeDocument/2006/relationships" xmlns:m="http://schemas.openxmlformats.org/officeDocument/2006/math" xmlns:v="urn:schemas-microsoft-com:vml" xmlns:wp14="http://schemas.microsoft.com/office/word/2010/wordprocessingDrawing" xmlns:wp="http://schemas.openxmlformats.org/drawingml/2006/wordprocessingDrawing" xmlns:w10="urn:schemas-microsoft-com:office:word" xmlns:w="http://schemas.openxmlformats.org/wordprocessingml/2006/main" xmlns:w14="http://schemas.microsoft.com/office/word/2010/wordml" xmlns:w15="http://schemas.microsoft.com/office/word/2012/wordml" xmlns:w16cex="http://schemas.microsoft.com/office/word/2018/wordml/cex" xmlns:w16cid="http://schemas.microsoft.com/office/word/2016/wordml/cid" xmlns:w16="http://schemas.microsoft.com/office/word/2018/wordml" xmlns:w16du="http://schemas.microsoft.com/office/word/2023/wordml/word16du" xmlns:w16sdtdh="http://schemas.microsoft.com/office/word/2020/wordml/sdtdatahash" xmlns:w16sdtfl="http://schemas.microsoft.com/office/word/2024/wordml/sdtformatlock" xmlns:w16se="http://schemas.microsoft.com/office/word/2015/wordml/symex" xmlns:wpg="http://schemas.microsoft.com/office/word/2010/wordprocessingGroup" xmlns:wpi="http://schemas.microsoft.com/office/word/2010/wordprocessingInk" xmlns:wne="http://schemas.microsoft.com/office/word/2006/wordml" xmlns:wps="http://schemas.microsoft.com/office/word/2010/wordprocessingShape" mc:Ignorable="w14 w15 w16se w16cid w16 w16cex w16sdtdh w16sdtfl w16du wp14">
   <w:endnote w:type="separator" w:id="-1">
     <w:p>
       <w:r>
@@ -610,7 +642,7 @@
 </file>
 
 <file path=word/footer1.xml><?xml version="1.0" encoding="utf-8"?>
-<w:ftr xmlns:wpc="http://schemas.microsoft.com/office/word/2010/wordprocessingCanvas" xmlns:cx="http://schemas.microsoft.com/office/drawing/2014/chartex" xmlns:cx1="http://schemas.microsoft.com/office/drawing/2015/9/8/chartex" xmlns:cx2="http://schemas.microsoft.com/office/drawing/2015/10/21/chartex" xmlns:cx3="http://schemas.microsoft.com/office/drawing/2016/5/9/chartex" xmlns:cx4="http://schemas.microsoft.com/office/drawing/2016/5/10/chartex" xmlns:cx5="http://schemas.microsoft.com/office/drawing/2016/5/11/chartex" xmlns:cx6="http://schemas.microsoft.com/office/drawing/2016/5/12/chartex" xmlns:cx7="http://schemas.microsoft.com/office/drawing/2016/5/13/chartex" xmlns:cx8="http://schemas.microsoft.com/office/drawing/2016/5/14/chartex" xmlns:mc="http://schemas.openxmlformats.org/markup-compatibility/2006" xmlns:aink="http://schemas.microsoft.com/office/drawing/2016/ink" xmlns:am3d="http://schemas.microsoft.com/office/drawing/2017/model3d" xmlns:o="urn:schemas-microsoft-com:office:office" xmlns:oel="http://schemas.microsoft.com/office/2019/extlst" xmlns:r="http://schemas.openxmlformats.org/officeDocument/2006/relationships" xmlns:m="http://schemas.openxmlformats.org/officeDocument/2006/math" xmlns:v="urn:schemas-microsoft-com:vml" xmlns:wp14="http://schemas.microsoft.com/office/word/2010/wordprocessingDrawing" xmlns:wp="http://schemas.openxmlformats.org/drawingml/2006/wordprocessingDrawing" xmlns:w10="urn:schemas-microsoft-com:office:word" xmlns:w="http://schemas.openxmlformats.org/wordprocessingml/2006/main" xmlns:w14="http://schemas.microsoft.com/office/word/2010/wordml" xmlns:w15="http://schemas.microsoft.com/office/word/2012/wordml" xmlns:w16cex="http://schemas.microsoft.com/office/word/2018/wordml/cex" xmlns:w16cid="http://schemas.microsoft.com/office/word/2016/wordml/cid" xmlns:w16="http://schemas.microsoft.com/office/word/2018/wordml" xmlns:w16sdtdh="http://schemas.microsoft.com/office/word/2020/wordml/sdtdatahash" xmlns:w16se="http://schemas.microsoft.com/office/word/2015/wordml/symex" xmlns:wpg="http://schemas.microsoft.com/office/word/2010/wordprocessingGroup" xmlns:wpi="http://schemas.microsoft.com/office/word/2010/wordprocessingInk" xmlns:wne="http://schemas.microsoft.com/office/word/2006/wordml" xmlns:wps="http://schemas.microsoft.com/office/word/2010/wordprocessingShape" mc:Ignorable="w14 w15 w16se w16cid w16 w16cex w16sdtdh wp14">
+<w:ftr xmlns:wpc="http://schemas.microsoft.com/office/word/2010/wordprocessingCanvas" xmlns:cx="http://schemas.microsoft.com/office/drawing/2014/chartex" xmlns:cx1="http://schemas.microsoft.com/office/drawing/2015/9/8/chartex" xmlns:cx2="http://schemas.microsoft.com/office/drawing/2015/10/21/chartex" xmlns:cx3="http://schemas.microsoft.com/office/drawing/2016/5/9/chartex" xmlns:cx4="http://schemas.microsoft.com/office/drawing/2016/5/10/chartex" xmlns:cx5="http://schemas.microsoft.com/office/drawing/2016/5/11/chartex" xmlns:cx6="http://schemas.microsoft.com/office/drawing/2016/5/12/chartex" xmlns:cx7="http://schemas.microsoft.com/office/drawing/2016/5/13/chartex" xmlns:cx8="http://schemas.microsoft.com/office/drawing/2016/5/14/chartex" xmlns:mc="http://schemas.openxmlformats.org/markup-compatibility/2006" xmlns:aink="http://schemas.microsoft.com/office/drawing/2016/ink" xmlns:am3d="http://schemas.microsoft.com/office/drawing/2017/model3d" xmlns:o="urn:schemas-microsoft-com:office:office" xmlns:oel="http://schemas.microsoft.com/office/2019/extlst" xmlns:r="http://schemas.openxmlformats.org/officeDocument/2006/relationships" xmlns:m="http://schemas.openxmlformats.org/officeDocument/2006/math" xmlns:v="urn:schemas-microsoft-com:vml" xmlns:wp14="http://schemas.microsoft.com/office/word/2010/wordprocessingDrawing" xmlns:wp="http://schemas.openxmlformats.org/drawingml/2006/wordprocessingDrawing" xmlns:w10="urn:schemas-microsoft-com:office:word" xmlns:w="http://schemas.openxmlformats.org/wordprocessingml/2006/main" xmlns:w14="http://schemas.microsoft.com/office/word/2010/wordml" xmlns:w15="http://schemas.microsoft.com/office/word/2012/wordml" xmlns:w16cex="http://schemas.microsoft.com/office/word/2018/wordml/cex" xmlns:w16cid="http://schemas.microsoft.com/office/word/2016/wordml/cid" xmlns:w16="http://schemas.microsoft.com/office/word/2018/wordml" xmlns:w16du="http://schemas.microsoft.com/office/word/2023/wordml/word16du" xmlns:w16sdtdh="http://schemas.microsoft.com/office/word/2020/wordml/sdtdatahash" xmlns:w16sdtfl="http://schemas.microsoft.com/office/word/2024/wordml/sdtformatlock" xmlns:w16se="http://schemas.microsoft.com/office/word/2015/wordml/symex" xmlns:wpg="http://schemas.microsoft.com/office/word/2010/wordprocessingGroup" xmlns:wpi="http://schemas.microsoft.com/office/word/2010/wordprocessingInk" xmlns:wne="http://schemas.microsoft.com/office/word/2006/wordml" xmlns:wps="http://schemas.microsoft.com/office/word/2010/wordprocessingShape" mc:Ignorable="w14 w15 w16se w16cid w16 w16cex w16sdtdh w16sdtfl w16du wp14">
   <w:p>
     <w:pPr>
       <w:pStyle w:val="Footer"/>
@@ -658,7 +690,7 @@
 </file>
 
 <file path=word/footnotes.xml><?xml version="1.0" encoding="utf-8"?>
-<w:footnotes xmlns:wpc="http://schemas.microsoft.com/office/word/2010/wordprocessingCanvas" xmlns:cx="http://schemas.microsoft.com/office/drawing/2014/chartex" xmlns:cx1="http://schemas.microsoft.com/office/drawing/2015/9/8/chartex" xmlns:cx2="http://schemas.microsoft.com/office/drawing/2015/10/21/chartex" xmlns:cx3="http://schemas.microsoft.com/office/drawing/2016/5/9/chartex" xmlns:cx4="http://schemas.microsoft.com/office/drawing/2016/5/10/chartex" xmlns:cx5="http://schemas.microsoft.com/office/drawing/2016/5/11/chartex" xmlns:cx6="http://schemas.microsoft.com/office/drawing/2016/5/12/chartex" xmlns:cx7="http://schemas.microsoft.com/office/drawing/2016/5/13/chartex" xmlns:cx8="http://schemas.microsoft.com/office/drawing/2016/5/14/chartex" xmlns:mc="http://schemas.openxmlformats.org/markup-compatibility/2006" xmlns:aink="http://schemas.microsoft.com/office/drawing/2016/ink" xmlns:am3d="http://schemas.microsoft.com/office/drawing/2017/model3d" xmlns:o="urn:schemas-microsoft-com:office:office" xmlns:oel="http://schemas.microsoft.com/office/2019/extlst" xmlns:r="http://schemas.openxmlformats.org/officeDocument/2006/relationships" xmlns:m="http://schemas.openxmlformats.org/officeDocument/2006/math" xmlns:v="urn:schemas-microsoft-com:vml" xmlns:wp14="http://schemas.microsoft.com/office/word/2010/wordprocessingDrawing" xmlns:wp="http://schemas.openxmlformats.org/drawingml/2006/wordprocessingDrawing" xmlns:w10="urn:schemas-microsoft-com:office:word" xmlns:w="http://schemas.openxmlformats.org/wordprocessingml/2006/main" xmlns:w14="http://schemas.microsoft.com/office/word/2010/wordml" xmlns:w15="http://schemas.microsoft.com/office/word/2012/wordml" xmlns:w16cex="http://schemas.microsoft.com/office/word/2018/wordml/cex" xmlns:w16cid="http://schemas.microsoft.com/office/word/2016/wordml/cid" xmlns:w16="http://schemas.microsoft.com/office/word/2018/wordml" xmlns:w16sdtdh="http://schemas.microsoft.com/office/word/2020/wordml/sdtdatahash" xmlns:w16se="http://schemas.microsoft.com/office/word/2015/wordml/symex" xmlns:wpg="http://schemas.microsoft.com/office/word/2010/wordprocessingGroup" xmlns:wpi="http://schemas.microsoft.com/office/word/2010/wordprocessingInk" xmlns:wne="http://schemas.microsoft.com/office/word/2006/wordml" xmlns:wps="http://schemas.microsoft.com/office/word/2010/wordprocessingShape" mc:Ignorable="w14 w15 w16se w16cid w16 w16cex w16sdtdh wp14">
+<w:footnotes xmlns:wpc="http://schemas.microsoft.com/office/word/2010/wordprocessingCanvas" xmlns:cx="http://schemas.microsoft.com/office/drawing/2014/chartex" xmlns:cx1="http://schemas.microsoft.com/office/drawing/2015/9/8/chartex" xmlns:cx2="http://schemas.microsoft.com/office/drawing/2015/10/21/chartex" xmlns:cx3="http://schemas.microsoft.com/office/drawing/2016/5/9/chartex" xmlns:cx4="http://schemas.microsoft.com/office/drawing/2016/5/10/chartex" xmlns:cx5="http://schemas.microsoft.com/office/drawing/2016/5/11/chartex" xmlns:cx6="http://schemas.microsoft.com/office/drawing/2016/5/12/chartex" xmlns:cx7="http://schemas.microsoft.com/office/drawing/2016/5/13/chartex" xmlns:cx8="http://schemas.microsoft.com/office/drawing/2016/5/14/chartex" xmlns:mc="http://schemas.openxmlformats.org/markup-compatibility/2006" xmlns:aink="http://schemas.microsoft.com/office/drawing/2016/ink" xmlns:am3d="http://schemas.microsoft.com/office/drawing/2017/model3d" xmlns:o="urn:schemas-microsoft-com:office:office" xmlns:oel="http://schemas.microsoft.com/office/2019/extlst" xmlns:r="http://schemas.openxmlformats.org/officeDocument/2006/relationships" xmlns:m="http://schemas.openxmlformats.org/officeDocument/2006/math" xmlns:v="urn:schemas-microsoft-com:vml" xmlns:wp14="http://schemas.microsoft.com/office/word/2010/wordprocessingDrawing" xmlns:wp="http://schemas.openxmlformats.org/drawingml/2006/wordprocessingDrawing" xmlns:w10="urn:schemas-microsoft-com:office:word" xmlns:w="http://schemas.openxmlformats.org/wordprocessingml/2006/main" xmlns:w14="http://schemas.microsoft.com/office/word/2010/wordml" xmlns:w15="http://schemas.microsoft.com/office/word/2012/wordml" xmlns:w16cex="http://schemas.microsoft.com/office/word/2018/wordml/cex" xmlns:w16cid="http://schemas.microsoft.com/office/word/2016/wordml/cid" xmlns:w16="http://schemas.microsoft.com/office/word/2018/wordml" xmlns:w16du="http://schemas.microsoft.com/office/word/2023/wordml/word16du" xmlns:w16sdtdh="http://schemas.microsoft.com/office/word/2020/wordml/sdtdatahash" xmlns:w16sdtfl="http://schemas.microsoft.com/office/word/2024/wordml/sdtformatlock" xmlns:w16se="http://schemas.microsoft.com/office/word/2015/wordml/symex" xmlns:wpg="http://schemas.microsoft.com/office/word/2010/wordprocessingGroup" xmlns:wpi="http://schemas.microsoft.com/office/word/2010/wordprocessingInk" xmlns:wne="http://schemas.microsoft.com/office/word/2006/wordml" xmlns:wps="http://schemas.microsoft.com/office/word/2010/wordprocessingShape" mc:Ignorable="w14 w15 w16se w16cid w16 w16cex w16sdtdh w16sdtfl w16du wp14">
   <w:footnote w:type="separator" w:id="-1">
     <w:p>
       <w:r>
@@ -680,7 +712,7 @@
 </file>
 
 <file path=word/header1.xml><?xml version="1.0" encoding="utf-8"?>
-<w:hdr xmlns:wpc="http://schemas.microsoft.com/office/word/2010/wordprocessingCanvas" xmlns:cx="http://schemas.microsoft.com/office/drawing/2014/chartex" xmlns:cx1="http://schemas.microsoft.com/office/drawing/2015/9/8/chartex" xmlns:cx2="http://schemas.microsoft.com/office/drawing/2015/10/21/chartex" xmlns:cx3="http://schemas.microsoft.com/office/drawing/2016/5/9/chartex" xmlns:cx4="http://schemas.microsoft.com/office/drawing/2016/5/10/chartex" xmlns:cx5="http://schemas.microsoft.com/office/drawing/2016/5/11/chartex" xmlns:cx6="http://schemas.microsoft.com/office/drawing/2016/5/12/chartex" xmlns:cx7="http://schemas.microsoft.com/office/drawing/2016/5/13/chartex" xmlns:cx8="http://schemas.microsoft.com/office/drawing/2016/5/14/chartex" xmlns:mc="http://schemas.openxmlformats.org/markup-compatibility/2006" xmlns:aink="http://schemas.microsoft.com/office/drawing/2016/ink" xmlns:am3d="http://schemas.microsoft.com/office/drawing/2017/model3d" xmlns:o="urn:schemas-microsoft-com:office:office" xmlns:oel="http://schemas.microsoft.com/office/2019/extlst" xmlns:r="http://schemas.openxmlformats.org/officeDocument/2006/relationships" xmlns:m="http://schemas.openxmlformats.org/officeDocument/2006/math" xmlns:v="urn:schemas-microsoft-com:vml" xmlns:wp14="http://schemas.microsoft.com/office/word/2010/wordprocessingDrawing" xmlns:wp="http://schemas.openxmlformats.org/drawingml/2006/wordprocessingDrawing" xmlns:w10="urn:schemas-microsoft-com:office:word" xmlns:w="http://schemas.openxmlformats.org/wordprocessingml/2006/main" xmlns:w14="http://schemas.microsoft.com/office/word/2010/wordml" xmlns:w15="http://schemas.microsoft.com/office/word/2012/wordml" xmlns:w16cex="http://schemas.microsoft.com/office/word/2018/wordml/cex" xmlns:w16cid="http://schemas.microsoft.com/office/word/2016/wordml/cid" xmlns:w16="http://schemas.microsoft.com/office/word/2018/wordml" xmlns:w16sdtdh="http://schemas.microsoft.com/office/word/2020/wordml/sdtdatahash" xmlns:w16se="http://schemas.microsoft.com/office/word/2015/wordml/symex" xmlns:wpg="http://schemas.microsoft.com/office/word/2010/wordprocessingGroup" xmlns:wpi="http://schemas.microsoft.com/office/word/2010/wordprocessingInk" xmlns:wne="http://schemas.microsoft.com/office/word/2006/wordml" xmlns:wps="http://schemas.microsoft.com/office/word/2010/wordprocessingShape" mc:Ignorable="w14 w15 w16se w16cid w16 w16cex w16sdtdh wp14">
+<w:hdr xmlns:wpc="http://schemas.microsoft.com/office/word/2010/wordprocessingCanvas" xmlns:cx="http://schemas.microsoft.com/office/drawing/2014/chartex" xmlns:cx1="http://schemas.microsoft.com/office/drawing/2015/9/8/chartex" xmlns:cx2="http://schemas.microsoft.com/office/drawing/2015/10/21/chartex" xmlns:cx3="http://schemas.microsoft.com/office/drawing/2016/5/9/chartex" xmlns:cx4="http://schemas.microsoft.com/office/drawing/2016/5/10/chartex" xmlns:cx5="http://schemas.microsoft.com/office/drawing/2016/5/11/chartex" xmlns:cx6="http://schemas.microsoft.com/office/drawing/2016/5/12/chartex" xmlns:cx7="http://schemas.microsoft.com/office/drawing/2016/5/13/chartex" xmlns:cx8="http://schemas.microsoft.com/office/drawing/2016/5/14/chartex" xmlns:mc="http://schemas.openxmlformats.org/markup-compatibility/2006" xmlns:aink="http://schemas.microsoft.com/office/drawing/2016/ink" xmlns:am3d="http://schemas.microsoft.com/office/drawing/2017/model3d" xmlns:o="urn:schemas-microsoft-com:office:office" xmlns:oel="http://schemas.microsoft.com/office/2019/extlst" xmlns:r="http://schemas.openxmlformats.org/officeDocument/2006/relationships" xmlns:m="http://schemas.openxmlformats.org/officeDocument/2006/math" xmlns:v="urn:schemas-microsoft-com:vml" xmlns:wp14="http://schemas.microsoft.com/office/word/2010/wordprocessingDrawing" xmlns:wp="http://schemas.openxmlformats.org/drawingml/2006/wordprocessingDrawing" xmlns:w10="urn:schemas-microsoft-com:office:word" xmlns:w="http://schemas.openxmlformats.org/wordprocessingml/2006/main" xmlns:w14="http://schemas.microsoft.com/office/word/2010/wordml" xmlns:w15="http://schemas.microsoft.com/office/word/2012/wordml" xmlns:w16cex="http://schemas.microsoft.com/office/word/2018/wordml/cex" xmlns:w16cid="http://schemas.microsoft.com/office/word/2016/wordml/cid" xmlns:w16="http://schemas.microsoft.com/office/word/2018/wordml" xmlns:w16du="http://schemas.microsoft.com/office/word/2023/wordml/word16du" xmlns:w16sdtdh="http://schemas.microsoft.com/office/word/2020/wordml/sdtdatahash" xmlns:w16sdtfl="http://schemas.microsoft.com/office/word/2024/wordml/sdtformatlock" xmlns:w16se="http://schemas.microsoft.com/office/word/2015/wordml/symex" xmlns:wpg="http://schemas.microsoft.com/office/word/2010/wordprocessingGroup" xmlns:wpi="http://schemas.microsoft.com/office/word/2010/wordprocessingInk" xmlns:wne="http://schemas.microsoft.com/office/word/2006/wordml" xmlns:wps="http://schemas.microsoft.com/office/word/2010/wordprocessingShape" mc:Ignorable="w14 w15 w16se w16cid w16 w16cex w16sdtdh w16sdtfl w16du wp14">
   <w:p>
     <w:pPr>
       <w:pStyle w:val="Header"/>
@@ -708,7 +740,7 @@
 </file>
 
 <file path=word/numbering.xml><?xml version="1.0" encoding="utf-8"?>
-<w:numbering xmlns:wpc="http://schemas.microsoft.com/office/word/2010/wordprocessingCanvas" xmlns:cx="http://schemas.microsoft.com/office/drawing/2014/chartex" xmlns:cx1="http://schemas.microsoft.com/office/drawing/2015/9/8/chartex" xmlns:cx2="http://schemas.microsoft.com/office/drawing/2015/10/21/chartex" xmlns:cx3="http://schemas.microsoft.com/office/drawing/2016/5/9/chartex" xmlns:cx4="http://schemas.microsoft.com/office/drawing/2016/5/10/chartex" xmlns:cx5="http://schemas.microsoft.com/office/drawing/2016/5/11/chartex" xmlns:cx6="http://schemas.microsoft.com/office/drawing/2016/5/12/chartex" xmlns:cx7="http://schemas.microsoft.com/office/drawing/2016/5/13/chartex" xmlns:cx8="http://schemas.microsoft.com/office/drawing/2016/5/14/chartex" xmlns:mc="http://schemas.openxmlformats.org/markup-compatibility/2006" xmlns:aink="http://schemas.microsoft.com/office/drawing/2016/ink" xmlns:am3d="http://schemas.microsoft.com/office/drawing/2017/model3d" xmlns:o="urn:schemas-microsoft-com:office:office" xmlns:oel="http://schemas.microsoft.com/office/2019/extlst" xmlns:r="http://schemas.openxmlformats.org/officeDocument/2006/relationships" xmlns:m="http://schemas.openxmlformats.org/officeDocument/2006/math" xmlns:v="urn:schemas-microsoft-com:vml" xmlns:wp14="http://schemas.microsoft.com/office/word/2010/wordprocessingDrawing" xmlns:wp="http://schemas.openxmlformats.org/drawingml/2006/wordprocessingDrawing" xmlns:w10="urn:schemas-microsoft-com:office:word" xmlns:w="http://schemas.openxmlformats.org/wordprocessingml/2006/main" xmlns:w14="http://schemas.microsoft.com/office/word/2010/wordml" xmlns:w15="http://schemas.microsoft.com/office/word/2012/wordml" xmlns:w16cex="http://schemas.microsoft.com/office/word/2018/wordml/cex" xmlns:w16cid="http://schemas.microsoft.com/office/word/2016/wordml/cid" xmlns:w16="http://schemas.microsoft.com/office/word/2018/wordml" xmlns:w16sdtdh="http://schemas.microsoft.com/office/word/2020/wordml/sdtdatahash" xmlns:w16se="http://schemas.microsoft.com/office/word/2015/wordml/symex" xmlns:wpg="http://schemas.microsoft.com/office/word/2010/wordprocessingGroup" xmlns:wpi="http://schemas.microsoft.com/office/word/2010/wordprocessingInk" xmlns:wne="http://schemas.microsoft.com/office/word/2006/wordml" xmlns:wps="http://schemas.microsoft.com/office/word/2010/wordprocessingShape" mc:Ignorable="w14 w15 w16se w16cid w16 w16cex w16sdtdh wp14">
+<w:numbering xmlns:wpc="http://schemas.microsoft.com/office/word/2010/wordprocessingCanvas" xmlns:cx="http://schemas.microsoft.com/office/drawing/2014/chartex" xmlns:cx1="http://schemas.microsoft.com/office/drawing/2015/9/8/chartex" xmlns:cx2="http://schemas.microsoft.com/office/drawing/2015/10/21/chartex" xmlns:cx3="http://schemas.microsoft.com/office/drawing/2016/5/9/chartex" xmlns:cx4="http://schemas.microsoft.com/office/drawing/2016/5/10/chartex" xmlns:cx5="http://schemas.microsoft.com/office/drawing/2016/5/11/chartex" xmlns:cx6="http://schemas.microsoft.com/office/drawing/2016/5/12/chartex" xmlns:cx7="http://schemas.microsoft.com/office/drawing/2016/5/13/chartex" xmlns:cx8="http://schemas.microsoft.com/office/drawing/2016/5/14/chartex" xmlns:mc="http://schemas.openxmlformats.org/markup-compatibility/2006" xmlns:aink="http://schemas.microsoft.com/office/drawing/2016/ink" xmlns:am3d="http://schemas.microsoft.com/office/drawing/2017/model3d" xmlns:o="urn:schemas-microsoft-com:office:office" xmlns:oel="http://schemas.microsoft.com/office/2019/extlst" xmlns:r="http://schemas.openxmlformats.org/officeDocument/2006/relationships" xmlns:m="http://schemas.openxmlformats.org/officeDocument/2006/math" xmlns:v="urn:schemas-microsoft-com:vml" xmlns:wp14="http://schemas.microsoft.com/office/word/2010/wordprocessingDrawing" xmlns:wp="http://schemas.openxmlformats.org/drawingml/2006/wordprocessingDrawing" xmlns:w10="urn:schemas-microsoft-com:office:word" xmlns:w="http://schemas.openxmlformats.org/wordprocessingml/2006/main" xmlns:w14="http://schemas.microsoft.com/office/word/2010/wordml" xmlns:w15="http://schemas.microsoft.com/office/word/2012/wordml" xmlns:w16cex="http://schemas.microsoft.com/office/word/2018/wordml/cex" xmlns:w16cid="http://schemas.microsoft.com/office/word/2016/wordml/cid" xmlns:w16="http://schemas.microsoft.com/office/word/2018/wordml" xmlns:w16du="http://schemas.microsoft.com/office/word/2023/wordml/word16du" xmlns:w16sdtdh="http://schemas.microsoft.com/office/word/2020/wordml/sdtdatahash" xmlns:w16sdtfl="http://schemas.microsoft.com/office/word/2024/wordml/sdtformatlock" xmlns:w16se="http://schemas.microsoft.com/office/word/2015/wordml/symex" xmlns:wpg="http://schemas.microsoft.com/office/word/2010/wordprocessingGroup" xmlns:wpi="http://schemas.microsoft.com/office/word/2010/wordprocessingInk" xmlns:wne="http://schemas.microsoft.com/office/word/2006/wordml" xmlns:wps="http://schemas.microsoft.com/office/word/2010/wordprocessingShape" mc:Ignorable="w14 w15 w16se w16cid w16 w16cex w16sdtdh w16sdtfl w16du wp14">
   <w:abstractNum w:abstractNumId="0" w15:restartNumberingAfterBreak="0">
     <w:nsid w:val="0B225533"/>
     <w:multiLevelType w:val="hybridMultilevel"/>
@@ -2425,7 +2457,7 @@
 </file>
 
 <file path=word/styles.xml><?xml version="1.0" encoding="utf-8"?>
-<w:styles xmlns:mc="http://schemas.openxmlformats.org/markup-compatibility/2006" xmlns:r="http://schemas.openxmlformats.org/officeDocument/2006/relationships" xmlns:w="http://schemas.openxmlformats.org/wordprocessingml/2006/main" xmlns:w14="http://schemas.microsoft.com/office/word/2010/wordml" xmlns:w15="http://schemas.microsoft.com/office/word/2012/wordml" xmlns:w16cex="http://schemas.microsoft.com/office/word/2018/wordml/cex" xmlns:w16cid="http://schemas.microsoft.com/office/word/2016/wordml/cid" xmlns:w16="http://schemas.microsoft.com/office/word/2018/wordml" xmlns:w16sdtdh="http://schemas.microsoft.com/office/word/2020/wordml/sdtdatahash" xmlns:w16se="http://schemas.microsoft.com/office/word/2015/wordml/symex" mc:Ignorable="w14 w15 w16se w16cid w16 w16cex w16sdtdh">
+<w:styles xmlns:mc="http://schemas.openxmlformats.org/markup-compatibility/2006" xmlns:r="http://schemas.openxmlformats.org/officeDocument/2006/relationships" xmlns:w="http://schemas.openxmlformats.org/wordprocessingml/2006/main" xmlns:w14="http://schemas.microsoft.com/office/word/2010/wordml" xmlns:w15="http://schemas.microsoft.com/office/word/2012/wordml" xmlns:w16cex="http://schemas.microsoft.com/office/word/2018/wordml/cex" xmlns:w16cid="http://schemas.microsoft.com/office/word/2016/wordml/cid" xmlns:w16="http://schemas.microsoft.com/office/word/2018/wordml" xmlns:w16du="http://schemas.microsoft.com/office/word/2023/wordml/word16du" xmlns:w16sdtdh="http://schemas.microsoft.com/office/word/2020/wordml/sdtdatahash" xmlns:w16sdtfl="http://schemas.microsoft.com/office/word/2024/wordml/sdtformatlock" xmlns:w16se="http://schemas.microsoft.com/office/word/2015/wordml/symex" mc:Ignorable="w14 w15 w16se w16cid w16 w16cex w16sdtdh w16sdtfl w16du">
   <w:docDefaults>
     <w:rPrDefault>
       <w:rPr>

--- a/07-unity-3d-terrain-ai/homework.docx
+++ b/07-unity-3d-terrain-ai/homework.docx
@@ -4,19 +4,74 @@
   <w:body>
     <w:p>
       <w:pPr>
-        <w:pStyle w:val="Textbody"/>
-        <w:jc w:val="both"/>
+        <w:pStyle w:val="Heading1"/>
         <w:rPr>
           <w:rFonts w:ascii="David" w:hAnsi="David" w:cs="David"/>
-        </w:rPr>
-      </w:pPr>
+          <w:rtl/>
+        </w:rPr>
+      </w:pPr>
+      <w:r>
+        <w:rPr>
+          <w:rFonts w:ascii="David" w:hAnsi="David" w:cs="David"/>
+          <w:rtl/>
+        </w:rPr>
+        <w:t>מטלה</w:t>
+      </w:r>
+      <w:r>
+        <w:rPr>
+          <w:rFonts w:ascii="David" w:hAnsi="David" w:cs="David"/>
+        </w:rPr>
+        <w:t xml:space="preserve"> </w:t>
+      </w:r>
+      <w:r>
+        <w:rPr>
+          <w:rFonts w:ascii="David" w:hAnsi="David" w:cs="David"/>
+          <w:rtl/>
+        </w:rPr>
+        <w:t>שבועית</w:t>
+      </w:r>
+      <w:r>
+        <w:rPr>
+          <w:rFonts w:ascii="David" w:hAnsi="David" w:cs="David"/>
+          <w:rtl/>
+        </w:rPr>
+        <w:t xml:space="preserve"> –</w:t>
+      </w:r>
+      <w:r>
+        <w:rPr>
+          <w:rFonts w:ascii="David" w:hAnsi="David" w:cs="David"/>
+          <w:rtl/>
+        </w:rPr>
+        <w:t xml:space="preserve"> </w:t>
+      </w:r>
+      <w:r>
+        <w:rPr>
+          <w:rFonts w:ascii="David" w:hAnsi="David" w:cs="David"/>
+          <w:rtl/>
+        </w:rPr>
+        <w:t xml:space="preserve">בניית עולם ואלגוריתמים </w:t>
+      </w:r>
+      <w:r>
+        <w:rPr>
+          <w:rFonts w:ascii="David" w:hAnsi="David" w:cs="David" w:hint="cs"/>
+          <w:rtl/>
+        </w:rPr>
+        <w:t xml:space="preserve">בשלושה </w:t>
+      </w:r>
+      <w:r>
+        <w:rPr>
+          <w:rFonts w:ascii="David" w:hAnsi="David" w:cs="David"/>
+          <w:rtl/>
+        </w:rPr>
+        <w:t>ממדים</w:t>
+      </w:r>
     </w:p>
     <w:p>
       <w:pPr>
-        <w:pStyle w:val="Heading1"/>
-        <w:jc w:val="left"/>
+        <w:pStyle w:val="Textbody"/>
         <w:rPr>
           <w:rFonts w:ascii="David" w:hAnsi="David" w:cs="David"/>
+          <w:rtl/>
         </w:rPr>
       </w:pPr>
       <w:r>
@@ -24,424 +79,837 @@
           <w:rFonts w:ascii="David" w:hAnsi="David" w:cs="David"/>
           <w:rtl/>
         </w:rPr>
-        <w:t>מטלה</w:t>
-      </w:r>
-      <w:r>
-        <w:rPr>
-          <w:rFonts w:ascii="David" w:hAnsi="David" w:cs="David" w:hint="cs"/>
-          <w:rtl/>
-        </w:rPr>
-        <w:t xml:space="preserve"> שבועית</w:t>
-      </w:r>
-      <w:r>
-        <w:rPr>
-          <w:rFonts w:ascii="David" w:hAnsi="David" w:cs="David"/>
-          <w:rtl/>
-        </w:rPr>
-        <w:t xml:space="preserve"> – </w:t>
-      </w:r>
-      <w:r>
-        <w:rPr>
-          <w:rFonts w:ascii="David" w:hAnsi="David" w:cs="David" w:hint="cs"/>
-          <w:rtl/>
-        </w:rPr>
-        <w:t>בניית עולם ומציאת מסלול בעולמות דו- ותלת-ממדיים</w:t>
-      </w:r>
-    </w:p>
-    <w:p>
-      <w:pPr>
-        <w:pStyle w:val="BodyText"/>
-        <w:rPr>
-          <w:rFonts w:ascii="David" w:hAnsi="David" w:cs="David"/>
-          <w:rtl/>
-        </w:rPr>
-      </w:pPr>
-      <w:r>
-        <w:rPr>
-          <w:rFonts w:ascii="David" w:hAnsi="David" w:cs="David" w:hint="cs"/>
-          <w:rtl/>
-        </w:rPr>
-        <w:t xml:space="preserve">בחרו </w:t>
-      </w:r>
-      <w:r>
-        <w:rPr>
-          <w:rFonts w:ascii="David" w:hAnsi="David" w:cs="David"/>
-        </w:rPr>
-        <w:t>N+1</w:t>
-      </w:r>
-      <w:r>
-        <w:rPr>
-          <w:rFonts w:ascii="David" w:hAnsi="David" w:cs="David" w:hint="cs"/>
-          <w:rtl/>
-        </w:rPr>
-        <w:t xml:space="preserve"> </w:t>
-      </w:r>
-      <w:r>
-        <w:rPr>
-          <w:rFonts w:ascii="David" w:hAnsi="David" w:cs="David" w:hint="cs"/>
-          <w:rtl/>
-        </w:rPr>
-        <w:t xml:space="preserve">רעיונות מתוך </w:t>
-      </w:r>
-      <w:r>
-        <w:rPr>
-          <w:rFonts w:ascii="David" w:hAnsi="David" w:cs="David" w:hint="cs"/>
-          <w:rtl/>
-        </w:rPr>
-        <w:t>ה</w:t>
-      </w:r>
-      <w:r>
-        <w:rPr>
-          <w:rFonts w:ascii="David" w:hAnsi="David" w:cs="David" w:hint="cs"/>
-          <w:rtl/>
-        </w:rPr>
-        <w:t>קבצים בתיקיה זו:</w:t>
-      </w:r>
-    </w:p>
-    <w:p>
-      <w:pPr>
-        <w:pStyle w:val="BodyText"/>
-        <w:numPr>
-          <w:ilvl w:val="0"/>
-          <w:numId w:val="16"/>
-        </w:numPr>
-        <w:rPr>
-          <w:rFonts w:ascii="David" w:hAnsi="David" w:cs="David"/>
-        </w:rPr>
-      </w:pPr>
-      <w:hyperlink r:id="rId7" w:history="1">
-        <w:r>
-          <w:rPr>
-            <w:rStyle w:val="Hyperlink"/>
-            <w:rFonts w:ascii="David" w:hAnsi="David" w:cs="David"/>
-          </w:rPr>
-          <w:t>Homework-1-scene-modeling</w:t>
-        </w:r>
-      </w:hyperlink>
-      <w:r>
-        <w:rPr>
-          <w:rFonts w:ascii="David" w:hAnsi="David" w:cs="David" w:hint="cs"/>
-          <w:rtl/>
-        </w:rPr>
-        <w:t xml:space="preserve"> </w:t>
-      </w:r>
-      <w:r>
-        <w:rPr>
-          <w:rFonts w:ascii="David" w:hAnsi="David" w:cs="David"/>
-          <w:rtl/>
-        </w:rPr>
-        <w:t>–</w:t>
-      </w:r>
-      <w:r>
-        <w:rPr>
-          <w:rFonts w:ascii="David" w:hAnsi="David" w:cs="David" w:hint="cs"/>
-          <w:rtl/>
-        </w:rPr>
-        <w:t xml:space="preserve"> בניית עולם;</w:t>
-      </w:r>
-    </w:p>
-    <w:p>
-      <w:pPr>
-        <w:pStyle w:val="BodyText"/>
-        <w:numPr>
-          <w:ilvl w:val="0"/>
-          <w:numId w:val="16"/>
-        </w:numPr>
-        <w:rPr>
-          <w:rFonts w:ascii="David" w:hAnsi="David" w:cs="David"/>
-        </w:rPr>
-      </w:pPr>
+        <w:t xml:space="preserve">המשחק מהשיעור נמצא כאן: </w:t>
+      </w:r>
       <w:hyperlink r:id="rId8" w:history="1">
         <w:r>
           <w:rPr>
             <w:rStyle w:val="Hyperlink"/>
             <w:rFonts w:ascii="David" w:hAnsi="David" w:cs="David"/>
           </w:rPr>
-          <w:t>Homework-2-Player</w:t>
+          <w:t>https://github.com/gamedev-at-ariel/05-tilemap-pathfinding</w:t>
         </w:r>
       </w:hyperlink>
       <w:r>
         <w:rPr>
+          <w:rFonts w:ascii="David" w:hAnsi="David" w:cs="David"/>
+          <w:rtl/>
+        </w:rPr>
+        <w:t xml:space="preserve"> </w:t>
+      </w:r>
+      <w:r>
+        <w:rPr>
           <w:rFonts w:ascii="David" w:hAnsi="David" w:cs="David" w:hint="cs"/>
           <w:rtl/>
         </w:rPr>
+        <w:t xml:space="preserve">ניתן להשתמש במשחק זה ולשנות אותו לפי ההוראות. לחלופין, אפשר ליצור משחק </w:t>
+      </w:r>
+      <w:r>
+        <w:rPr>
+          <w:rFonts w:ascii="David" w:hAnsi="David" w:cs="David" w:hint="cs"/>
+          <w:rtl/>
+        </w:rPr>
+        <w:t xml:space="preserve">תלת-ממדי </w:t>
+      </w:r>
+      <w:r>
+        <w:rPr>
+          <w:rFonts w:ascii="David" w:hAnsi="David" w:cs="David" w:hint="cs"/>
+          <w:rtl/>
+        </w:rPr>
+        <w:t>חדש לצורך המטלה.</w:t>
+      </w:r>
+      <w:r>
+        <w:rPr>
+          <w:rFonts w:ascii="David" w:hAnsi="David" w:cs="David" w:hint="cs"/>
+          <w:rtl/>
+        </w:rPr>
         <w:t xml:space="preserve"> </w:t>
-      </w:r>
-      <w:r>
-        <w:rPr>
-          <w:rFonts w:ascii="David" w:hAnsi="David" w:cs="David"/>
-          <w:rtl/>
-        </w:rPr>
-        <w:t>–</w:t>
-      </w:r>
-      <w:r>
-        <w:rPr>
-          <w:rFonts w:ascii="David" w:hAnsi="David" w:cs="David" w:hint="cs"/>
-          <w:rtl/>
-        </w:rPr>
-        <w:t xml:space="preserve"> בקרת השחקן;</w:t>
       </w:r>
     </w:p>
     <w:p>
       <w:pPr>
-        <w:pStyle w:val="BodyText"/>
-        <w:numPr>
-          <w:ilvl w:val="0"/>
-          <w:numId w:val="16"/>
-        </w:numPr>
+        <w:pStyle w:val="Textbody"/>
         <w:rPr>
           <w:rFonts w:ascii="David" w:hAnsi="David" w:cs="David"/>
-        </w:rPr>
-      </w:pPr>
+          <w:rtl/>
+        </w:rPr>
+      </w:pPr>
+      <w:r>
+        <w:rPr>
+          <w:rFonts w:ascii="David" w:hAnsi="David" w:cs="David" w:hint="cs"/>
+          <w:rtl/>
+        </w:rPr>
+        <w:t xml:space="preserve">בחרו סעיף אחד </w:t>
+      </w:r>
+      <w:r>
+        <w:rPr>
+          <w:rFonts w:ascii="David" w:hAnsi="David" w:cs="David" w:hint="cs"/>
+          <w:rtl/>
+        </w:rPr>
+        <w:t>מכל רשימה:</w:t>
+      </w:r>
+    </w:p>
+    <w:p>
+      <w:pPr>
+        <w:pStyle w:val="Heading2"/>
+        <w:rPr>
+          <w:rtl/>
+        </w:rPr>
+      </w:pPr>
+      <w:r>
+        <w:rPr>
+          <w:rFonts w:hint="cs"/>
+          <w:rtl/>
+        </w:rPr>
+        <w:t xml:space="preserve">1. </w:t>
+      </w:r>
+      <w:r>
+        <w:rPr>
+          <w:rFonts w:hint="cs"/>
+          <w:rtl/>
+        </w:rPr>
+        <w:t>בניית עולם</w:t>
+      </w:r>
+    </w:p>
+    <w:p>
+      <w:pPr>
+        <w:rPr>
+          <w:rFonts w:ascii="David" w:hAnsi="David" w:cs="David"/>
+          <w:rtl/>
+        </w:rPr>
+      </w:pPr>
+      <w:r>
+        <w:rPr>
+          <w:rFonts w:ascii="David" w:hAnsi="David" w:cs="David" w:hint="cs"/>
+          <w:b/>
+          <w:bCs/>
+          <w:rtl/>
+        </w:rPr>
+        <w:t>א</w:t>
+      </w:r>
+      <w:r>
+        <w:rPr>
+          <w:rFonts w:ascii="David" w:hAnsi="David" w:cs="David"/>
+          <w:b/>
+          <w:bCs/>
+          <w:rtl/>
+        </w:rPr>
+        <w:t>.</w:t>
+      </w:r>
+      <w:r>
+        <w:rPr>
+          <w:rFonts w:ascii="David" w:hAnsi="David" w:cs="David"/>
+          <w:rtl/>
+        </w:rPr>
+        <w:t xml:space="preserve"> </w:t>
+      </w:r>
+      <w:r>
+        <w:rPr>
+          <w:rFonts w:ascii="David" w:hAnsi="David" w:cs="David" w:hint="cs"/>
+          <w:rtl/>
+        </w:rPr>
+        <w:t xml:space="preserve">לימדו על הכלי </w:t>
+      </w:r>
       <w:hyperlink r:id="rId9" w:history="1">
+        <w:proofErr w:type="spellStart"/>
         <w:r>
           <w:rPr>
             <w:rStyle w:val="Hyperlink"/>
             <w:rFonts w:ascii="David" w:hAnsi="David" w:cs="David"/>
           </w:rPr>
-          <w:t>Homework-3-AI</w:t>
+          <w:t>ProBuilder</w:t>
         </w:r>
+        <w:proofErr w:type="spellEnd"/>
       </w:hyperlink>
       <w:r>
         <w:rPr>
           <w:rFonts w:ascii="David" w:hAnsi="David" w:cs="David" w:hint="cs"/>
           <w:rtl/>
         </w:rPr>
-        <w:t xml:space="preserve"> </w:t>
-      </w:r>
-      <w:r>
-        <w:rPr>
-          <w:rFonts w:ascii="David" w:hAnsi="David" w:cs="David"/>
-          <w:rtl/>
-        </w:rPr>
-        <w:t>–</w:t>
-      </w:r>
-      <w:r>
-        <w:rPr>
-          <w:rFonts w:ascii="David" w:hAnsi="David" w:cs="David" w:hint="cs"/>
-          <w:rtl/>
-        </w:rPr>
-        <w:t xml:space="preserve"> בינה מלאכותית.</w:t>
+        <w:t>. בנו בית עם לפחות שלושה חדרים שונים (סלון, חדר-שינה, מרתף), עם חפצים תואמים לכל חדר.</w:t>
       </w:r>
     </w:p>
     <w:p>
       <w:pPr>
-        <w:pStyle w:val="BodyText"/>
-        <w:rPr>
-          <w:rStyle w:val="Hyperlink"/>
+        <w:rPr>
+          <w:rFonts w:asciiTheme="minorBidi" w:hAnsiTheme="minorBidi"/>
+          <w:rtl/>
+        </w:rPr>
+      </w:pPr>
+      <w:r>
+        <w:rPr>
+          <w:rFonts w:ascii="David" w:hAnsi="David" w:cs="David" w:hint="cs"/>
+          <w:b/>
+          <w:bCs/>
+          <w:rtl/>
+        </w:rPr>
+        <w:t>ב</w:t>
+      </w:r>
+      <w:r>
+        <w:rPr>
           <w:rFonts w:ascii="David" w:hAnsi="David" w:cs="David"/>
-          <w:color w:val="auto"/>
-          <w:u w:val="none"/>
-          <w:rtl/>
-        </w:rPr>
-      </w:pPr>
+          <w:b/>
+          <w:bCs/>
+          <w:rtl/>
+        </w:rPr>
+        <w:t>.</w:t>
+      </w:r>
+      <w:r>
+        <w:rPr>
+          <w:rFonts w:ascii="David" w:hAnsi="David" w:cs="David"/>
+          <w:rtl/>
+        </w:rPr>
+        <w:t xml:space="preserve"> </w:t>
+      </w:r>
+      <w:r>
+        <w:rPr>
+          <w:rFonts w:asciiTheme="minorBidi" w:hAnsiTheme="minorBidi" w:hint="cs"/>
+          <w:b/>
+          <w:bCs/>
+          <w:rtl/>
+        </w:rPr>
+        <w:t>המרת</w:t>
+      </w:r>
+      <w:r>
+        <w:rPr>
+          <w:rFonts w:asciiTheme="minorBidi" w:hAnsiTheme="minorBidi" w:hint="cs"/>
+          <w:rtl/>
+        </w:rPr>
+        <w:t xml:space="preserve"> </w:t>
+      </w:r>
+      <w:r>
+        <w:rPr>
+          <w:rFonts w:asciiTheme="minorBidi" w:hAnsiTheme="minorBidi" w:hint="cs"/>
+          <w:b/>
+          <w:bCs/>
+          <w:rtl/>
+        </w:rPr>
+        <w:t xml:space="preserve">משחק דו-ממדי לשלושה ממדים: </w:t>
+      </w:r>
+      <w:r>
+        <w:rPr>
+          <w:rFonts w:asciiTheme="minorBidi" w:hAnsiTheme="minorBidi" w:hint="cs"/>
+          <w:rtl/>
+        </w:rPr>
+        <w:t xml:space="preserve">בחרו משחק דו-ממדי שאהבתם, או מצאו באתר </w:t>
+      </w:r>
+      <w:r>
+        <w:rPr>
+          <w:rFonts w:asciiTheme="minorBidi" w:hAnsiTheme="minorBidi"/>
+        </w:rPr>
+        <w:t>abandonware.com</w:t>
+      </w:r>
+      <w:r>
+        <w:rPr>
+          <w:rFonts w:asciiTheme="minorBidi" w:hAnsiTheme="minorBidi" w:hint="cs"/>
+          <w:rtl/>
+        </w:rPr>
+        <w:t>. בנו את אחת הרמות של משחק זה בשלושה ממדים (המשטח בעזרת ה</w:t>
+      </w:r>
+      <w:r>
+        <w:rPr>
+          <w:rFonts w:asciiTheme="minorBidi" w:hAnsiTheme="minorBidi"/>
+        </w:rPr>
+        <w:t>terrain tools</w:t>
+      </w:r>
+      <w:r>
+        <w:rPr>
+          <w:rFonts w:asciiTheme="minorBidi" w:hAnsiTheme="minorBidi" w:hint="cs"/>
+          <w:rtl/>
+        </w:rPr>
+        <w:t xml:space="preserve">, המבנה בעזרת </w:t>
+      </w:r>
+      <w:proofErr w:type="spellStart"/>
+      <w:r>
+        <w:rPr>
+          <w:rFonts w:asciiTheme="minorBidi" w:hAnsiTheme="minorBidi"/>
+        </w:rPr>
+        <w:t>ProGrid</w:t>
+      </w:r>
+      <w:proofErr w:type="spellEnd"/>
+      <w:r>
+        <w:rPr>
+          <w:rFonts w:asciiTheme="minorBidi" w:hAnsiTheme="minorBidi" w:hint="cs"/>
+          <w:rtl/>
+        </w:rPr>
+        <w:t xml:space="preserve"> או </w:t>
+      </w:r>
+      <w:proofErr w:type="spellStart"/>
+      <w:r>
+        <w:rPr>
+          <w:rFonts w:asciiTheme="minorBidi" w:hAnsiTheme="minorBidi"/>
+        </w:rPr>
+        <w:t>ProBuilder</w:t>
+      </w:r>
+      <w:proofErr w:type="spellEnd"/>
+      <w:r>
+        <w:rPr>
+          <w:rFonts w:asciiTheme="minorBidi" w:hAnsiTheme="minorBidi" w:hint="cs"/>
+          <w:rtl/>
+        </w:rPr>
+        <w:t>).</w:t>
+      </w:r>
     </w:p>
     <w:p>
       <w:pPr>
-        <w:pStyle w:val="BodyText"/>
         <w:rPr>
           <w:rFonts w:ascii="David" w:hAnsi="David" w:cs="David"/>
-        </w:rPr>
-      </w:pPr>
-      <w:r>
-        <w:rPr>
-          <w:rStyle w:val="Hyperlink"/>
+          <w:rtl/>
+        </w:rPr>
+      </w:pPr>
+      <w:r>
+        <w:rPr>
           <w:rFonts w:ascii="David" w:hAnsi="David" w:cs="David" w:hint="cs"/>
-          <w:color w:val="auto"/>
-          <w:u w:val="none"/>
-          <w:rtl/>
-        </w:rPr>
-        <w:t xml:space="preserve">ניתן להשתמש בקוד מהשיעור: </w:t>
+          <w:b/>
+          <w:bCs/>
+          <w:rtl/>
+        </w:rPr>
+        <w:t>ג</w:t>
+      </w:r>
+      <w:r>
+        <w:rPr>
+          <w:rFonts w:ascii="David" w:hAnsi="David" w:cs="David"/>
+          <w:b/>
+          <w:bCs/>
+          <w:rtl/>
+        </w:rPr>
+        <w:t>.</w:t>
+      </w:r>
+      <w:r>
+        <w:rPr>
+          <w:rFonts w:ascii="David" w:hAnsi="David" w:cs="David"/>
+          <w:rtl/>
+        </w:rPr>
+        <w:t xml:space="preserve"> </w:t>
       </w:r>
       <w:r>
         <w:rPr>
           <w:rFonts w:ascii="David" w:hAnsi="David" w:cs="David" w:hint="cs"/>
           <w:rtl/>
         </w:rPr>
-        <w:t xml:space="preserve">  </w:t>
+        <w:t xml:space="preserve">בנו כיתת-לימוד כמו הכיתות הגדולות באוניברסיטה, כולל לוח, שולחנות, כיסאות, מדרגות, דלתות </w:t>
+      </w:r>
+      <w:proofErr w:type="spellStart"/>
+      <w:r>
+        <w:rPr>
+          <w:rFonts w:ascii="David" w:hAnsi="David" w:cs="David" w:hint="cs"/>
+          <w:rtl/>
+        </w:rPr>
+        <w:t>וכו</w:t>
+      </w:r>
+      <w:proofErr w:type="spellEnd"/>
+      <w:r>
+        <w:rPr>
+          <w:rFonts w:ascii="David" w:hAnsi="David" w:cs="David" w:hint="cs"/>
+          <w:rtl/>
+        </w:rPr>
+        <w:t>'.</w:t>
+      </w:r>
+    </w:p>
+    <w:p>
+      <w:pPr>
+        <w:rPr>
+          <w:rFonts w:ascii="David" w:hAnsi="David" w:cs="David"/>
+          <w:rtl/>
+        </w:rPr>
+      </w:pPr>
+      <w:r>
+        <w:rPr>
+          <w:rFonts w:ascii="David" w:hAnsi="David" w:cs="David" w:hint="cs"/>
+          <w:b/>
+          <w:bCs/>
+          <w:rtl/>
+        </w:rPr>
+        <w:t>ד.</w:t>
+      </w:r>
+      <w:r>
+        <w:rPr>
+          <w:rFonts w:ascii="David" w:hAnsi="David" w:cs="David" w:hint="cs"/>
+          <w:rtl/>
+        </w:rPr>
+        <w:t xml:space="preserve"> השתמשו בכלי </w:t>
+      </w:r>
+      <w:r>
+        <w:rPr>
+          <w:rFonts w:ascii="David" w:hAnsi="David" w:cs="David" w:hint="cs"/>
+          <w:rtl/>
+        </w:rPr>
+        <w:t xml:space="preserve">יצירה אוטומטית של יוניטי (ראו כאן </w:t>
       </w:r>
       <w:hyperlink r:id="rId10" w:history="1">
         <w:r>
           <w:rPr>
             <w:rStyle w:val="Hyperlink"/>
             <w:rFonts w:ascii="David" w:hAnsi="David" w:cs="David"/>
-            <w:u w:val="none"/>
           </w:rPr>
-          <w:t>https://github.com/gamedev-at-ariel/06-3d-terrain-ai</w:t>
+          <w:t>https://docs.unity3d.com/Packages/com.unity.ai.generators@1.0/manual/index.html</w:t>
         </w:r>
       </w:hyperlink>
       <w:r>
         <w:rPr>
-          <w:rStyle w:val="Hyperlink"/>
           <w:rFonts w:ascii="David" w:hAnsi="David" w:cs="David" w:hint="cs"/>
-          <w:u w:val="none"/>
-          <w:rtl/>
-        </w:rPr>
-        <w:t xml:space="preserve"> </w:t>
-      </w:r>
-      <w:r>
-        <w:rPr>
-          <w:rFonts w:ascii="David" w:hAnsi="David" w:cs="David"/>
-          <w:rtl/>
-        </w:rPr>
-        <w:br/>
-      </w:r>
-      <w:r>
-        <w:rPr>
-          <w:rFonts w:ascii="David" w:hAnsi="David" w:cs="David" w:hint="cs"/>
-          <w:rtl/>
-        </w:rPr>
-        <w:t>או לבנות עולם תלת-ממדי חדש.</w:t>
+          <w:rtl/>
+        </w:rPr>
+        <w:t xml:space="preserve">  ) כדי ליצור עולמות מעניינים בעזרת טקסט.</w:t>
       </w:r>
     </w:p>
     <w:p>
       <w:pPr>
-        <w:bidi/>
-        <w:rPr>
-          <w:rFonts w:ascii="David" w:hAnsi="David" w:cs="David"/>
-          <w:rtl/>
-        </w:rPr>
-      </w:pPr>
+        <w:pStyle w:val="Heading2"/>
+        <w:rPr>
+          <w:rtl/>
+        </w:rPr>
+      </w:pPr>
+      <w:r>
+        <w:rPr>
+          <w:rFonts w:hint="cs"/>
+          <w:rtl/>
+        </w:rPr>
+        <w:t>2. פיתוח השחקן</w:t>
+      </w:r>
     </w:p>
     <w:p>
       <w:pPr>
-        <w:bidi/>
         <w:rPr>
           <w:rFonts w:ascii="David" w:hAnsi="David" w:cs="David"/>
           <w:rtl/>
         </w:rPr>
       </w:pPr>
-    </w:p>
-    <w:p>
-      <w:pPr>
-        <w:pStyle w:val="BodyText"/>
-        <w:rPr>
-          <w:rFonts w:ascii="David" w:hAnsi="David" w:cs="David"/>
-          <w:color w:val="00B050"/>
-          <w:rtl/>
-        </w:rPr>
-      </w:pPr>
-      <w:r>
-        <w:rPr>
-          <w:rFonts w:ascii="David" w:hAnsi="David" w:cs="David"/>
-          <w:color w:val="00B050"/>
-          <w:rtl/>
-        </w:rPr>
-        <w:t>הגשה</w:t>
-      </w:r>
-      <w:r>
-        <w:rPr>
-          <w:rFonts w:ascii="David" w:hAnsi="David" w:cs="David" w:hint="cs"/>
-          <w:color w:val="00B050"/>
-          <w:rtl/>
-        </w:rPr>
-        <w:t xml:space="preserve"> כרגיל</w:t>
-      </w:r>
-      <w:r>
-        <w:rPr>
-          <w:rFonts w:ascii="David" w:hAnsi="David" w:cs="David"/>
-          <w:color w:val="00B050"/>
-          <w:rtl/>
-        </w:rPr>
-        <w:t>:</w:t>
-      </w:r>
-      <w:r>
-        <w:rPr>
-          <w:rFonts w:ascii="David" w:hAnsi="David" w:cs="David" w:hint="cs"/>
-          <w:color w:val="00B050"/>
-          <w:rtl/>
-        </w:rPr>
-        <w:t xml:space="preserve"> המשחק באיץ' והקוד בגיטהאב, עם הסברים וקישורים הדדיים ביניהם. </w:t>
-      </w:r>
-    </w:p>
-    <w:p>
-      <w:pPr>
-        <w:pStyle w:val="BodyText"/>
-        <w:rPr>
-          <w:rFonts w:ascii="David" w:hAnsi="David" w:cs="David"/>
-          <w:color w:val="00B050"/>
-          <w:rtl/>
-        </w:rPr>
-      </w:pPr>
-      <w:r>
-        <w:rPr>
-          <w:rFonts w:ascii="David" w:hAnsi="David" w:cs="David" w:hint="cs"/>
-          <w:color w:val="00B050"/>
-          <w:rtl/>
-        </w:rPr>
-        <w:t>המלצ</w:t>
-      </w:r>
-      <w:r>
-        <w:rPr>
-          <w:rFonts w:ascii="David" w:hAnsi="David" w:cs="David" w:hint="cs"/>
-          <w:color w:val="00B050"/>
-          <w:rtl/>
-        </w:rPr>
-        <w:t>ות:</w:t>
-      </w:r>
-    </w:p>
-    <w:p>
-      <w:pPr>
-        <w:pStyle w:val="BodyText"/>
-        <w:numPr>
-          <w:ilvl w:val="0"/>
-          <w:numId w:val="16"/>
-        </w:numPr>
-        <w:rPr>
-          <w:rFonts w:ascii="David" w:hAnsi="David" w:cs="David"/>
-          <w:color w:val="00B050"/>
-        </w:rPr>
-      </w:pPr>
-      <w:r>
-        <w:rPr>
-          <w:rFonts w:ascii="David" w:hAnsi="David" w:cs="David" w:hint="cs"/>
-          <w:color w:val="00B050"/>
-          <w:rtl/>
-        </w:rPr>
-        <w:t xml:space="preserve">כדי שהגיטהאב שלכם לא יתמלא בקבצים גדולים, </w:t>
-      </w:r>
       <w:r>
         <w:rPr>
           <w:rFonts w:ascii="David" w:hAnsi="David" w:cs="David" w:hint="cs"/>
           <w:b/>
           <w:bCs/>
-          <w:color w:val="00B050"/>
-          <w:rtl/>
-        </w:rPr>
-        <w:t xml:space="preserve">לפני שאתם מבצעים </w:t>
+          <w:rtl/>
+        </w:rPr>
+        <w:t>א</w:t>
       </w:r>
       <w:r>
         <w:rPr>
           <w:rFonts w:ascii="David" w:hAnsi="David" w:cs="David"/>
           <w:b/>
           <w:bCs/>
-          <w:color w:val="00B050"/>
-        </w:rPr>
-        <w:t>commit</w:t>
-      </w:r>
+          <w:rtl/>
+        </w:rPr>
+        <w:t>.</w:t>
+      </w:r>
+      <w:r>
+        <w:rPr>
+          <w:rFonts w:ascii="David" w:hAnsi="David" w:cs="David"/>
+          <w:rtl/>
+        </w:rPr>
+        <w:t xml:space="preserve"> </w:t>
+      </w:r>
+      <w:r>
+        <w:rPr>
+          <w:rFonts w:ascii="David" w:hAnsi="David" w:cs="David" w:hint="cs"/>
+          <w:rtl/>
+        </w:rPr>
+        <w:t>שפרו את יכולת התנועה של השחקן:</w:t>
+      </w:r>
+      <w:r>
+        <w:rPr>
+          <w:rFonts w:ascii="David" w:hAnsi="David" w:cs="David"/>
+        </w:rPr>
+        <w:t xml:space="preserve"> </w:t>
+      </w:r>
+      <w:r>
+        <w:rPr>
+          <w:rFonts w:ascii="David" w:hAnsi="David" w:cs="David" w:hint="cs"/>
+          <w:rtl/>
+        </w:rPr>
+        <w:t>תנו לו אפשרות לקפוץ, לרוץ, ולזחול (מצאו נכסים תלת-ממדיים עם אנימציות מתאימות) השתמשו ב</w:t>
+      </w:r>
+      <w:proofErr w:type="spellStart"/>
+      <w:r>
+        <w:rPr>
+          <w:rFonts w:ascii="David" w:hAnsi="David" w:cs="David"/>
+        </w:rPr>
+        <w:t>InputAction</w:t>
+      </w:r>
+      <w:proofErr w:type="spellEnd"/>
+      <w:r>
+        <w:rPr>
+          <w:rFonts w:ascii="David" w:hAnsi="David" w:cs="David" w:hint="cs"/>
+          <w:rtl/>
+        </w:rPr>
+        <w:t xml:space="preserve"> כדי שיהיה אפשר לשנות את הפקדים מהאינספקטור.</w:t>
+      </w:r>
+    </w:p>
+    <w:p>
+      <w:pPr>
+        <w:rPr>
+          <w:rFonts w:ascii="David" w:hAnsi="David" w:cs="David"/>
+          <w:rtl/>
+        </w:rPr>
+      </w:pPr>
       <w:r>
         <w:rPr>
           <w:rFonts w:ascii="David" w:hAnsi="David" w:cs="David" w:hint="cs"/>
           <w:b/>
           <w:bCs/>
-          <w:color w:val="00B050"/>
-          <w:rtl/>
-        </w:rPr>
-        <w:t xml:space="preserve"> ראשון</w:t>
+          <w:rtl/>
+        </w:rPr>
+        <w:t xml:space="preserve">ב. </w:t>
       </w:r>
       <w:r>
         <w:rPr>
           <w:rFonts w:ascii="David" w:hAnsi="David" w:cs="David" w:hint="cs"/>
-          <w:color w:val="00B050"/>
-          <w:rtl/>
-        </w:rPr>
-        <w:t xml:space="preserve">, בדקו את גודל התיקיה שלכם בעזרת </w:t>
+          <w:rtl/>
+        </w:rPr>
+        <w:t>תנו לשחקן אפשרות לבחור בין שני סוגי נשקים: אקדח (יורה כדור אחד בכל פעם)</w:t>
+      </w:r>
+      <w:r>
+        <w:rPr>
+          <w:rFonts w:ascii="David" w:hAnsi="David" w:cs="David"/>
+        </w:rPr>
+        <w:t xml:space="preserve"> </w:t>
+      </w:r>
+      <w:r>
+        <w:rPr>
+          <w:rFonts w:ascii="David" w:hAnsi="David" w:cs="David" w:hint="cs"/>
+          <w:rtl/>
+        </w:rPr>
+        <w:t>ומקלע (יורה ברצף).</w:t>
+      </w:r>
+    </w:p>
+    <w:p>
+      <w:pPr>
+        <w:rPr>
+          <w:rFonts w:ascii="David" w:hAnsi="David" w:cs="David"/>
+          <w:rtl/>
+        </w:rPr>
+      </w:pPr>
+      <w:r>
+        <w:rPr>
+          <w:rFonts w:ascii="David" w:hAnsi="David" w:cs="David" w:hint="cs"/>
+          <w:b/>
+          <w:bCs/>
+          <w:rtl/>
+        </w:rPr>
+        <w:t>ג</w:t>
+      </w:r>
+      <w:r>
+        <w:rPr>
+          <w:rFonts w:ascii="David" w:hAnsi="David" w:cs="David" w:hint="cs"/>
+          <w:rtl/>
+        </w:rPr>
+        <w:t>.  תנו לשחקן אפשרות לאינטראקציה עם חפצים: פתיחת תיבה, שיחה עם דמות, הדלקה וכיבוי של מנורה.</w:t>
+      </w:r>
+    </w:p>
+    <w:p>
+      <w:pPr>
+        <w:rPr>
+          <w:rFonts w:ascii="David" w:hAnsi="David" w:cs="David"/>
+          <w:rtl/>
+        </w:rPr>
+      </w:pPr>
+      <w:r>
+        <w:rPr>
+          <w:rFonts w:ascii="David" w:hAnsi="David" w:cs="David" w:hint="cs"/>
+          <w:b/>
+          <w:bCs/>
+          <w:rtl/>
+        </w:rPr>
+        <w:t>ד.</w:t>
+      </w:r>
+      <w:r>
+        <w:rPr>
+          <w:rFonts w:ascii="David" w:hAnsi="David" w:cs="David" w:hint="cs"/>
+          <w:rtl/>
+        </w:rPr>
+        <w:t xml:space="preserve"> </w:t>
+      </w:r>
+      <w:proofErr w:type="spellStart"/>
+      <w:r>
+        <w:rPr>
+          <w:rFonts w:asciiTheme="minorBidi" w:hAnsiTheme="minorBidi" w:hint="cs"/>
+          <w:rtl/>
+        </w:rPr>
+        <w:t>קיראו</w:t>
+      </w:r>
+      <w:proofErr w:type="spellEnd"/>
+      <w:r>
+        <w:rPr>
+          <w:rFonts w:asciiTheme="minorBidi" w:hAnsiTheme="minorBidi" w:hint="cs"/>
+          <w:rtl/>
+        </w:rPr>
+        <w:t xml:space="preserve"> כאן: </w:t>
       </w:r>
       <w:hyperlink r:id="rId11" w:history="1">
         <w:r>
           <w:rPr>
             <w:rStyle w:val="Hyperlink"/>
+            <w:rFonts w:asciiTheme="minorBidi" w:hAnsiTheme="minorBidi"/>
+          </w:rPr>
+          <w:t>https://docs.unity3d.com/Manual/nav-AreasAndCosts.html</w:t>
+        </w:r>
+      </w:hyperlink>
+      <w:r>
+        <w:rPr>
+          <w:rFonts w:asciiTheme="minorBidi" w:hAnsiTheme="minorBidi" w:hint="cs"/>
+          <w:rtl/>
+        </w:rPr>
+        <w:t xml:space="preserve"> על האפשרות להגדיר את ה"עלות" של תנועה דרך משטחים שונים. בנו </w:t>
+      </w:r>
+      <w:proofErr w:type="spellStart"/>
+      <w:r>
+        <w:rPr>
+          <w:rFonts w:asciiTheme="minorBidi" w:hAnsiTheme="minorBidi" w:hint="cs"/>
+          <w:rtl/>
+        </w:rPr>
+        <w:t>סצינה</w:t>
+      </w:r>
+      <w:proofErr w:type="spellEnd"/>
+      <w:r>
+        <w:rPr>
+          <w:rFonts w:asciiTheme="minorBidi" w:hAnsiTheme="minorBidi" w:hint="cs"/>
+          <w:rtl/>
+        </w:rPr>
+        <w:t xml:space="preserve"> ורשת-ניווט (</w:t>
+      </w:r>
+      <w:proofErr w:type="spellStart"/>
+      <w:r>
+        <w:rPr>
+          <w:rFonts w:asciiTheme="minorBidi" w:hAnsiTheme="minorBidi"/>
+        </w:rPr>
+        <w:t>NavMesh</w:t>
+      </w:r>
+      <w:proofErr w:type="spellEnd"/>
+      <w:r>
+        <w:rPr>
+          <w:rFonts w:asciiTheme="minorBidi" w:hAnsiTheme="minorBidi" w:hint="cs"/>
+          <w:rtl/>
+        </w:rPr>
+        <w:t>) עם לפחות שלושה סוגי משטחים, והראו שהשחקן (</w:t>
+      </w:r>
+      <w:proofErr w:type="spellStart"/>
+      <w:r>
+        <w:rPr>
+          <w:rFonts w:asciiTheme="minorBidi" w:hAnsiTheme="minorBidi"/>
+        </w:rPr>
+        <w:t>NavMeshAgent</w:t>
+      </w:r>
+      <w:proofErr w:type="spellEnd"/>
+      <w:r>
+        <w:rPr>
+          <w:rFonts w:asciiTheme="minorBidi" w:hAnsiTheme="minorBidi" w:hint="cs"/>
+          <w:rtl/>
+        </w:rPr>
+        <w:t>)</w:t>
+      </w:r>
+      <w:r>
+        <w:rPr>
+          <w:rFonts w:asciiTheme="minorBidi" w:hAnsiTheme="minorBidi" w:hint="cs"/>
+        </w:rPr>
+        <w:t xml:space="preserve"> </w:t>
+      </w:r>
+      <w:r>
+        <w:rPr>
+          <w:rFonts w:asciiTheme="minorBidi" w:hAnsiTheme="minorBidi" w:hint="cs"/>
+          <w:rtl/>
+        </w:rPr>
+        <w:t>נע במהירויות שונות דרך המשטחים השונים.</w:t>
+      </w:r>
+    </w:p>
+    <w:p>
+      <w:pPr>
+        <w:pStyle w:val="Heading2"/>
+        <w:rPr>
+          <w:rtl/>
+        </w:rPr>
+      </w:pPr>
+      <w:r>
+        <w:rPr>
+          <w:rFonts w:hint="cs"/>
+          <w:rtl/>
+        </w:rPr>
+        <w:t>3. פיתוח האויבים</w:t>
+      </w:r>
+    </w:p>
+    <w:p>
+      <w:pPr>
+        <w:rPr>
+          <w:rFonts w:ascii="David" w:hAnsi="David" w:cs="David"/>
+          <w:rtl/>
+        </w:rPr>
+      </w:pPr>
+      <w:r>
+        <w:rPr>
+          <w:rFonts w:ascii="David" w:hAnsi="David" w:cs="David" w:hint="cs"/>
+          <w:b/>
+          <w:bCs/>
+          <w:rtl/>
+        </w:rPr>
+        <w:t>א</w:t>
+      </w:r>
+      <w:r>
+        <w:rPr>
+          <w:rFonts w:ascii="David" w:hAnsi="David" w:cs="David" w:hint="cs"/>
+          <w:rtl/>
+        </w:rPr>
+        <w:t>. בנו לאויב בקר-התנהגות עם המצבים הבאים:</w:t>
+      </w:r>
+      <w:r>
+        <w:rPr>
+          <w:rFonts w:ascii="David" w:hAnsi="David" w:cs="David"/>
+        </w:rPr>
+        <w:t xml:space="preserve">  </w:t>
+      </w:r>
+      <w:r>
+        <w:rPr>
+          <w:rFonts w:ascii="David" w:hAnsi="David" w:cs="David" w:hint="cs"/>
+          <w:rtl/>
+        </w:rPr>
+        <w:t xml:space="preserve"> בריחה (האויב בוחר את המטרה הרחוקה ביותר מהשחקן); שמירה (האויב בוחר את המטרה הקרובה ביותר לשחקן); פגיעה במנוע (האויב מנסה להגיע למנוע שבאמצע הבניין כדי לפגוע בו).</w:t>
+      </w:r>
+    </w:p>
+    <w:p>
+      <w:pPr>
+        <w:rPr>
+          <w:rFonts w:ascii="David" w:hAnsi="David" w:cs="David"/>
+          <w:rtl/>
+        </w:rPr>
+      </w:pPr>
+      <w:r>
+        <w:rPr>
+          <w:rFonts w:ascii="David" w:hAnsi="David" w:cs="David" w:hint="cs"/>
+          <w:b/>
+          <w:bCs/>
+          <w:rtl/>
+        </w:rPr>
+        <w:t>ב</w:t>
+      </w:r>
+      <w:r>
+        <w:rPr>
+          <w:rFonts w:ascii="David" w:hAnsi="David" w:cs="David" w:hint="cs"/>
+          <w:rtl/>
+        </w:rPr>
+        <w:t>. תנו לאויב נשק</w:t>
+      </w:r>
+      <w:r>
+        <w:rPr>
+          <w:rFonts w:ascii="David" w:hAnsi="David" w:cs="David" w:hint="cs"/>
+          <w:rtl/>
+        </w:rPr>
+        <w:t xml:space="preserve"> </w:t>
+      </w:r>
+      <w:r>
+        <w:rPr>
+          <w:rFonts w:ascii="David" w:hAnsi="David" w:cs="David" w:hint="cs"/>
+          <w:rtl/>
+        </w:rPr>
+        <w:t>ואפשרו לו לירות לכיוון השחקן. בדקו אם האויב פגע ע"י הטלת-קרן. הוסיפו לשחקן חיים כדי שהמשחק יידע מתי הוא מפסיד.</w:t>
+      </w:r>
+    </w:p>
+    <w:p>
+      <w:pPr>
+        <w:rPr>
+          <w:rFonts w:ascii="David" w:hAnsi="David" w:cs="David"/>
+          <w:rtl/>
+        </w:rPr>
+      </w:pPr>
+    </w:p>
+    <w:p>
+      <w:pPr>
+        <w:pStyle w:val="BodyText"/>
+        <w:rPr>
+          <w:rFonts w:ascii="David" w:hAnsi="David" w:cs="David"/>
+          <w:color w:val="7030A0"/>
+          <w:rtl/>
+        </w:rPr>
+      </w:pPr>
+      <w:r>
+        <w:rPr>
+          <w:rFonts w:ascii="David" w:hAnsi="David" w:cs="David" w:hint="cs"/>
+          <w:color w:val="7030A0"/>
+          <w:rtl/>
+        </w:rPr>
+        <w:t>המלצות:</w:t>
+      </w:r>
+    </w:p>
+    <w:p>
+      <w:pPr>
+        <w:pStyle w:val="BodyText"/>
+        <w:numPr>
+          <w:ilvl w:val="0"/>
+          <w:numId w:val="17"/>
+        </w:numPr>
+        <w:rPr>
+          <w:rFonts w:ascii="David" w:hAnsi="David" w:cs="David"/>
+          <w:color w:val="7030A0"/>
+        </w:rPr>
+      </w:pPr>
+      <w:r>
+        <w:rPr>
+          <w:rFonts w:ascii="David" w:hAnsi="David" w:cs="David" w:hint="cs"/>
+          <w:color w:val="7030A0"/>
+          <w:rtl/>
+        </w:rPr>
+        <w:t xml:space="preserve">כדי </w:t>
+      </w:r>
+      <w:proofErr w:type="spellStart"/>
+      <w:r>
+        <w:rPr>
+          <w:rFonts w:ascii="David" w:hAnsi="David" w:cs="David" w:hint="cs"/>
+          <w:color w:val="7030A0"/>
+          <w:rtl/>
+        </w:rPr>
+        <w:t>שהגיטהאב</w:t>
+      </w:r>
+      <w:proofErr w:type="spellEnd"/>
+      <w:r>
+        <w:rPr>
+          <w:rFonts w:ascii="David" w:hAnsi="David" w:cs="David" w:hint="cs"/>
+          <w:color w:val="7030A0"/>
+          <w:rtl/>
+        </w:rPr>
+        <w:t xml:space="preserve"> שלכם לא יתמלא בקבצים גדולים, </w:t>
+      </w:r>
+      <w:r>
+        <w:rPr>
+          <w:rFonts w:ascii="David" w:hAnsi="David" w:cs="David" w:hint="cs"/>
+          <w:b/>
+          <w:bCs/>
+          <w:color w:val="7030A0"/>
+          <w:rtl/>
+        </w:rPr>
+        <w:t xml:space="preserve">לפני שאתם מבצעים </w:t>
+      </w:r>
+      <w:r>
+        <w:rPr>
+          <w:rFonts w:ascii="David" w:hAnsi="David" w:cs="David"/>
+          <w:b/>
+          <w:bCs/>
+          <w:color w:val="7030A0"/>
+        </w:rPr>
+        <w:t>commit</w:t>
+      </w:r>
+      <w:r>
+        <w:rPr>
+          <w:rFonts w:ascii="David" w:hAnsi="David" w:cs="David" w:hint="cs"/>
+          <w:b/>
+          <w:bCs/>
+          <w:color w:val="7030A0"/>
+          <w:rtl/>
+        </w:rPr>
+        <w:t xml:space="preserve"> ראשון</w:t>
+      </w:r>
+      <w:r>
+        <w:rPr>
+          <w:rFonts w:ascii="David" w:hAnsi="David" w:cs="David" w:hint="cs"/>
+          <w:color w:val="7030A0"/>
+          <w:rtl/>
+        </w:rPr>
+        <w:t xml:space="preserve">, בדקו את גודל התיקיה שלכם בעזרת </w:t>
+      </w:r>
+      <w:hyperlink r:id="rId12" w:history="1">
+        <w:proofErr w:type="spellStart"/>
+        <w:r>
+          <w:rPr>
+            <w:rStyle w:val="Hyperlink"/>
             <w:rFonts w:ascii="David" w:hAnsi="David" w:cs="David" w:hint="cs"/>
+            <w:color w:val="7030A0"/>
           </w:rPr>
           <w:t>T</w:t>
         </w:r>
@@ -449,14 +917,16 @@
           <w:rPr>
             <w:rStyle w:val="Hyperlink"/>
             <w:rFonts w:ascii="David" w:hAnsi="David" w:cs="David"/>
+            <w:color w:val="7030A0"/>
           </w:rPr>
           <w:t>reeSize</w:t>
         </w:r>
+        <w:proofErr w:type="spellEnd"/>
       </w:hyperlink>
       <w:r>
         <w:rPr>
           <w:rFonts w:ascii="David" w:hAnsi="David" w:cs="David" w:hint="cs"/>
-          <w:color w:val="00B050"/>
+          <w:color w:val="7030A0"/>
           <w:rtl/>
         </w:rPr>
         <w:t xml:space="preserve"> או כלי דומה. אם התיקיה </w:t>
@@ -464,70 +934,49 @@
       <w:r>
         <w:rPr>
           <w:rFonts w:ascii="David" w:hAnsi="David" w:cs="David" w:hint="cs"/>
-          <w:color w:val="00B050"/>
+          <w:color w:val="7030A0"/>
         </w:rPr>
         <w:t>A</w:t>
       </w:r>
       <w:r>
         <w:rPr>
           <w:rFonts w:ascii="David" w:hAnsi="David" w:cs="David"/>
-          <w:color w:val="00B050"/>
+          <w:color w:val="7030A0"/>
         </w:rPr>
         <w:t>ssets</w:t>
       </w:r>
       <w:r>
         <w:rPr>
           <w:rFonts w:ascii="David" w:hAnsi="David" w:cs="David" w:hint="cs"/>
-          <w:color w:val="00B050"/>
-          <w:rtl/>
-        </w:rPr>
-        <w:t xml:space="preserve"> גדולה מ-100 מ"ב, </w:t>
-      </w:r>
-      <w:r>
-        <w:rPr>
-          <w:rFonts w:ascii="David" w:hAnsi="David" w:cs="David" w:hint="cs"/>
-          <w:color w:val="00B050"/>
-          <w:rtl/>
-        </w:rPr>
-        <w:t xml:space="preserve">הקטינו </w:t>
-      </w:r>
-      <w:r>
-        <w:rPr>
-          <w:rFonts w:ascii="David" w:hAnsi="David" w:cs="David" w:hint="cs"/>
-          <w:color w:val="00B050"/>
-          <w:rtl/>
-        </w:rPr>
-        <w:t xml:space="preserve">קבצים </w:t>
-      </w:r>
-      <w:r>
-        <w:rPr>
-          <w:rFonts w:ascii="David" w:hAnsi="David" w:cs="David" w:hint="cs"/>
-          <w:color w:val="00B050"/>
-          <w:rtl/>
-        </w:rPr>
-        <w:t xml:space="preserve">גדולים </w:t>
-      </w:r>
-      <w:r>
-        <w:rPr>
-          <w:rFonts w:ascii="David" w:hAnsi="David" w:cs="David" w:hint="cs"/>
-          <w:color w:val="00B050"/>
-          <w:rtl/>
-        </w:rPr>
-        <w:t xml:space="preserve">בעזרת </w:t>
-      </w:r>
-      <w:hyperlink r:id="rId12" w:history="1">
+          <w:color w:val="7030A0"/>
+          <w:rtl/>
+        </w:rPr>
+        <w:t xml:space="preserve"> גדולה מ-100 מ"ב, הקטינו קבצים גדולים בעזרת </w:t>
+      </w:r>
+      <w:hyperlink r:id="rId13" w:history="1">
+        <w:proofErr w:type="spellStart"/>
         <w:r>
           <w:rPr>
             <w:rStyle w:val="Hyperlink"/>
             <w:rFonts w:ascii="David" w:hAnsi="David" w:cs="David"/>
+            <w:color w:val="7030A0"/>
           </w:rPr>
-          <w:t xml:space="preserve">ImageResizer </w:t>
+          <w:t>ImageResizer</w:t>
+        </w:r>
+        <w:proofErr w:type="spellEnd"/>
+        <w:r>
+          <w:rPr>
+            <w:rStyle w:val="Hyperlink"/>
+            <w:rFonts w:ascii="David" w:hAnsi="David" w:cs="David"/>
+            <w:color w:val="7030A0"/>
+          </w:rPr>
+          <w:t xml:space="preserve"> </w:t>
         </w:r>
       </w:hyperlink>
       <w:r>
         <w:rPr>
           <w:rFonts w:ascii="David" w:hAnsi="David" w:cs="David" w:hint="cs"/>
-          <w:color w:val="00B050"/>
+          <w:color w:val="7030A0"/>
           <w:rtl/>
         </w:rPr>
         <w:t xml:space="preserve"> או כלי דומה.</w:t>
@@ -538,8 +987,79 @@
         <w:pStyle w:val="BodyText"/>
         <w:numPr>
           <w:ilvl w:val="0"/>
-          <w:numId w:val="16"/>
+          <w:numId w:val="17"/>
         </w:numPr>
+        <w:rPr>
+          <w:rFonts w:ascii="David" w:hAnsi="David" w:cs="David"/>
+          <w:color w:val="7030A0"/>
+          <w:rtl/>
+        </w:rPr>
+      </w:pPr>
+      <w:r>
+        <w:rPr>
+          <w:rFonts w:ascii="David" w:hAnsi="David" w:cs="David" w:hint="cs"/>
+          <w:color w:val="7030A0"/>
+          <w:rtl/>
+        </w:rPr>
+        <w:t xml:space="preserve">אם כבר עשיתם </w:t>
+      </w:r>
+      <w:r>
+        <w:rPr>
+          <w:rFonts w:ascii="David" w:hAnsi="David" w:cs="David"/>
+          <w:color w:val="7030A0"/>
+        </w:rPr>
+        <w:t>commit</w:t>
+      </w:r>
+      <w:r>
+        <w:rPr>
+          <w:rFonts w:ascii="David" w:hAnsi="David" w:cs="David" w:hint="cs"/>
+          <w:color w:val="7030A0"/>
+          <w:rtl/>
+        </w:rPr>
+        <w:t xml:space="preserve"> עם קבצים גדולים, זה אבוד </w:t>
+      </w:r>
+      <w:r>
+        <w:rPr>
+          <w:rFonts w:ascii="David" w:hAnsi="David" w:cs="David"/>
+          <w:color w:val="7030A0"/>
+          <w:rtl/>
+        </w:rPr>
+        <w:t>–</w:t>
+      </w:r>
+      <w:r>
+        <w:rPr>
+          <w:rFonts w:ascii="David" w:hAnsi="David" w:cs="David" w:hint="cs"/>
+          <w:color w:val="7030A0"/>
+          <w:rtl/>
+        </w:rPr>
+        <w:t xml:space="preserve"> הקבצים הגדולים יישארו שם גם אם תקטינו אותם. במצב זה יש לפתוח מאגר (</w:t>
+      </w:r>
+      <w:r>
+        <w:rPr>
+          <w:rFonts w:ascii="David" w:hAnsi="David" w:cs="David"/>
+          <w:color w:val="7030A0"/>
+        </w:rPr>
+        <w:t>repository</w:t>
+      </w:r>
+      <w:r>
+        <w:rPr>
+          <w:rFonts w:ascii="David" w:hAnsi="David" w:cs="David" w:hint="cs"/>
+          <w:color w:val="7030A0"/>
+          <w:rtl/>
+        </w:rPr>
+        <w:t>) חדש, להעתיק את כל הקבצים לשם ולהגיש מחדש.</w:t>
+      </w:r>
+    </w:p>
+    <w:p>
+      <w:pPr>
+        <w:rPr>
+          <w:rFonts w:ascii="David" w:hAnsi="David" w:cs="David"/>
+          <w:rtl/>
+        </w:rPr>
+      </w:pPr>
+    </w:p>
+    <w:p>
+      <w:pPr>
         <w:rPr>
           <w:rFonts w:ascii="David" w:hAnsi="David" w:cs="David"/>
           <w:color w:val="00B050"/>
@@ -552,68 +1072,20 @@
           <w:color w:val="00B050"/>
           <w:rtl/>
         </w:rPr>
-        <w:t xml:space="preserve">אם כבר עשיתם </w:t>
+        <w:t>ה</w:t>
       </w:r>
       <w:r>
         <w:rPr>
           <w:rFonts w:ascii="David" w:hAnsi="David" w:cs="David"/>
           <w:color w:val="00B050"/>
-        </w:rPr>
-        <w:t>commit</w:t>
-      </w:r>
-      <w:r>
-        <w:rPr>
-          <w:rFonts w:ascii="David" w:hAnsi="David" w:cs="David" w:hint="cs"/>
-          <w:color w:val="00B050"/>
-          <w:rtl/>
-        </w:rPr>
-        <w:t xml:space="preserve"> עם קבצים גדולים, זה אבוד </w:t>
-      </w:r>
-      <w:r>
-        <w:rPr>
-          <w:rFonts w:ascii="David" w:hAnsi="David" w:cs="David"/>
-          <w:color w:val="00B050"/>
-          <w:rtl/>
-        </w:rPr>
-        <w:t>–</w:t>
-      </w:r>
-      <w:r>
-        <w:rPr>
-          <w:rFonts w:ascii="David" w:hAnsi="David" w:cs="David" w:hint="cs"/>
-          <w:color w:val="00B050"/>
-          <w:rtl/>
-        </w:rPr>
-        <w:t xml:space="preserve"> הקבצים הגדולים יישארו שם גם אם תקטינו אותם. במצב זה יש לפתוח מאגר (</w:t>
-      </w:r>
-      <w:r>
-        <w:rPr>
-          <w:rFonts w:ascii="David" w:hAnsi="David" w:cs="David"/>
-          <w:color w:val="00B050"/>
-        </w:rPr>
-        <w:t>repository</w:t>
-      </w:r>
-      <w:r>
-        <w:rPr>
-          <w:rFonts w:ascii="David" w:hAnsi="David" w:cs="David" w:hint="cs"/>
-          <w:color w:val="00B050"/>
-          <w:rtl/>
-        </w:rPr>
-        <w:t>) חדש, להעתיק את כל הקבצים לשם ולהגיש מחדש.</w:t>
-      </w:r>
-    </w:p>
-    <w:p>
-      <w:pPr>
-        <w:pStyle w:val="BodyText"/>
-        <w:rPr>
-          <w:rFonts w:ascii="David" w:hAnsi="David" w:cs="David"/>
-          <w:color w:val="00B050"/>
-          <w:rtl/>
-        </w:rPr>
-      </w:pPr>
+          <w:rtl/>
+        </w:rPr>
+        <w:t xml:space="preserve">הגשה כרגיל: המשחק באיץ' והקוד בגיטהאב, עם הסברים וקישורים הדדיים ביניהם. </w:t>
+      </w:r>
     </w:p>
     <w:sectPr>
-      <w:headerReference w:type="default" r:id="rId13"/>
-      <w:footerReference w:type="default" r:id="rId14"/>
+      <w:headerReference w:type="default" r:id="rId14"/>
+      <w:footerReference w:type="default" r:id="rId15"/>
       <w:pgSz w:w="11906" w:h="16838"/>
       <w:pgMar w:top="1134" w:right="1134" w:bottom="1134" w:left="1134" w:header="720" w:footer="720" w:gutter="0"/>
       <w:cols w:space="720"/>
@@ -670,11 +1142,7 @@
       <w:fldChar w:fldCharType="separate"/>
     </w:r>
     <w:r>
-      <w:rPr>
-        <w:noProof/>
-        <w:rtl/>
-      </w:rPr>
-      <w:t>2</w:t>
+      <w:t>0</w:t>
     </w:r>
     <w:r>
       <w:fldChar w:fldCharType="end"/>
@@ -694,9 +1162,6 @@
   <w:footnote w:type="separator" w:id="-1">
     <w:p>
       <w:r>
-        <w:rPr>
-          <w:color w:val="000000"/>
-        </w:rPr>
         <w:separator/>
       </w:r>
     </w:p>
@@ -726,14 +1191,13 @@
     </w:pPr>
     <w:r>
       <w:rPr>
-        <w:rFonts w:hint="cs"/>
         <w:i/>
         <w:iCs/>
         <w:sz w:val="20"/>
         <w:szCs w:val="20"/>
         <w:rtl/>
       </w:rPr>
-      <w:t>ברוך ה' חונן הדעת</w:t>
+      <w:t>ברוך ה’ חונן הדעת</w:t>
     </w:r>
   </w:p>
 </w:hdr>
@@ -742,10 +1206,10 @@
 <file path=word/numbering.xml><?xml version="1.0" encoding="utf-8"?>
 <w:numbering xmlns:wpc="http://schemas.microsoft.com/office/word/2010/wordprocessingCanvas" xmlns:cx="http://schemas.microsoft.com/office/drawing/2014/chartex" xmlns:cx1="http://schemas.microsoft.com/office/drawing/2015/9/8/chartex" xmlns:cx2="http://schemas.microsoft.com/office/drawing/2015/10/21/chartex" xmlns:cx3="http://schemas.microsoft.com/office/drawing/2016/5/9/chartex" xmlns:cx4="http://schemas.microsoft.com/office/drawing/2016/5/10/chartex" xmlns:cx5="http://schemas.microsoft.com/office/drawing/2016/5/11/chartex" xmlns:cx6="http://schemas.microsoft.com/office/drawing/2016/5/12/chartex" xmlns:cx7="http://schemas.microsoft.com/office/drawing/2016/5/13/chartex" xmlns:cx8="http://schemas.microsoft.com/office/drawing/2016/5/14/chartex" xmlns:mc="http://schemas.openxmlformats.org/markup-compatibility/2006" xmlns:aink="http://schemas.microsoft.com/office/drawing/2016/ink" xmlns:am3d="http://schemas.microsoft.com/office/drawing/2017/model3d" xmlns:o="urn:schemas-microsoft-com:office:office" xmlns:oel="http://schemas.microsoft.com/office/2019/extlst" xmlns:r="http://schemas.openxmlformats.org/officeDocument/2006/relationships" xmlns:m="http://schemas.openxmlformats.org/officeDocument/2006/math" xmlns:v="urn:schemas-microsoft-com:vml" xmlns:wp14="http://schemas.microsoft.com/office/word/2010/wordprocessingDrawing" xmlns:wp="http://schemas.openxmlformats.org/drawingml/2006/wordprocessingDrawing" xmlns:w10="urn:schemas-microsoft-com:office:word" xmlns:w="http://schemas.openxmlformats.org/wordprocessingml/2006/main" xmlns:w14="http://schemas.microsoft.com/office/word/2010/wordml" xmlns:w15="http://schemas.microsoft.com/office/word/2012/wordml" xmlns:w16cex="http://schemas.microsoft.com/office/word/2018/wordml/cex" xmlns:w16cid="http://schemas.microsoft.com/office/word/2016/wordml/cid" xmlns:w16="http://schemas.microsoft.com/office/word/2018/wordml" xmlns:w16du="http://schemas.microsoft.com/office/word/2023/wordml/word16du" xmlns:w16sdtdh="http://schemas.microsoft.com/office/word/2020/wordml/sdtdatahash" xmlns:w16sdtfl="http://schemas.microsoft.com/office/word/2024/wordml/sdtformatlock" xmlns:w16se="http://schemas.microsoft.com/office/word/2015/wordml/symex" xmlns:wpg="http://schemas.microsoft.com/office/word/2010/wordprocessingGroup" xmlns:wpi="http://schemas.microsoft.com/office/word/2010/wordprocessingInk" xmlns:wne="http://schemas.microsoft.com/office/word/2006/wordml" xmlns:wps="http://schemas.microsoft.com/office/word/2010/wordprocessingShape" mc:Ignorable="w14 w15 w16se w16cid w16 w16cex w16sdtdh w16sdtfl w16du wp14">
   <w:abstractNum w:abstractNumId="0" w15:restartNumberingAfterBreak="0">
-    <w:nsid w:val="0B225533"/>
+    <w:nsid w:val="08F134E2"/>
     <w:multiLevelType w:val="hybridMultilevel"/>
-    <w:tmpl w:val="E65863B6"/>
-    <w:lvl w:ilvl="0" w:tplc="BE148DE4">
+    <w:tmpl w:val="A5960FB8"/>
+    <w:lvl w:ilvl="0" w:tplc="CA2A2C74">
       <w:start w:val="2"/>
       <w:numFmt w:val="bullet"/>
       <w:lvlText w:val=""/>
@@ -754,7 +1218,7 @@
         <w:ind w:left="720" w:hanging="360"/>
       </w:pPr>
       <w:rPr>
-        <w:rFonts w:ascii="Symbol" w:eastAsia="Noto Sans CJK SC Regular" w:hAnsi="Symbol" w:cs="David" w:hint="default"/>
+        <w:rFonts w:ascii="Symbol" w:eastAsia="Monospace" w:hAnsi="Symbol" w:cs="David CLM" w:hint="default"/>
       </w:rPr>
     </w:lvl>
     <w:lvl w:ilvl="1" w:tplc="20000003" w:tentative="1">
@@ -855,6 +1319,459 @@
     </w:lvl>
   </w:abstractNum>
   <w:abstractNum w:abstractNumId="1" w15:restartNumberingAfterBreak="0">
+    <w:nsid w:val="0A8A0DF0"/>
+    <w:multiLevelType w:val="multilevel"/>
+    <w:tmpl w:val="F8F21658"/>
+    <w:styleLink w:val="CurrentList1"/>
+    <w:lvl w:ilvl="0">
+      <w:start w:val="1"/>
+      <w:numFmt w:val="bullet"/>
+      <w:lvlText w:val=""/>
+      <w:lvlJc w:val="left"/>
+      <w:pPr>
+        <w:ind w:left="720" w:hanging="360"/>
+      </w:pPr>
+      <w:rPr>
+        <w:rFonts w:ascii="Symbol" w:hAnsi="Symbol" w:hint="default"/>
+      </w:rPr>
+    </w:lvl>
+    <w:lvl w:ilvl="1">
+      <w:start w:val="1"/>
+      <w:numFmt w:val="bullet"/>
+      <w:lvlText w:val="o"/>
+      <w:lvlJc w:val="left"/>
+      <w:pPr>
+        <w:ind w:left="1440" w:hanging="360"/>
+      </w:pPr>
+      <w:rPr>
+        <w:rFonts w:ascii="Courier New" w:hAnsi="Courier New" w:cs="Courier New" w:hint="default"/>
+      </w:rPr>
+    </w:lvl>
+    <w:lvl w:ilvl="2">
+      <w:start w:val="1"/>
+      <w:numFmt w:val="bullet"/>
+      <w:lvlText w:val=""/>
+      <w:lvlJc w:val="left"/>
+      <w:pPr>
+        <w:ind w:left="2160" w:hanging="360"/>
+      </w:pPr>
+      <w:rPr>
+        <w:rFonts w:ascii="Wingdings" w:hAnsi="Wingdings" w:hint="default"/>
+      </w:rPr>
+    </w:lvl>
+    <w:lvl w:ilvl="3">
+      <w:start w:val="1"/>
+      <w:numFmt w:val="bullet"/>
+      <w:lvlText w:val=""/>
+      <w:lvlJc w:val="left"/>
+      <w:pPr>
+        <w:ind w:left="2880" w:hanging="360"/>
+      </w:pPr>
+      <w:rPr>
+        <w:rFonts w:ascii="Symbol" w:hAnsi="Symbol" w:hint="default"/>
+      </w:rPr>
+    </w:lvl>
+    <w:lvl w:ilvl="4">
+      <w:start w:val="1"/>
+      <w:numFmt w:val="bullet"/>
+      <w:lvlText w:val="o"/>
+      <w:lvlJc w:val="left"/>
+      <w:pPr>
+        <w:ind w:left="3600" w:hanging="360"/>
+      </w:pPr>
+      <w:rPr>
+        <w:rFonts w:ascii="Courier New" w:hAnsi="Courier New" w:cs="Courier New" w:hint="default"/>
+      </w:rPr>
+    </w:lvl>
+    <w:lvl w:ilvl="5">
+      <w:start w:val="1"/>
+      <w:numFmt w:val="bullet"/>
+      <w:lvlText w:val=""/>
+      <w:lvlJc w:val="left"/>
+      <w:pPr>
+        <w:ind w:left="4320" w:hanging="360"/>
+      </w:pPr>
+      <w:rPr>
+        <w:rFonts w:ascii="Wingdings" w:hAnsi="Wingdings" w:hint="default"/>
+      </w:rPr>
+    </w:lvl>
+    <w:lvl w:ilvl="6">
+      <w:start w:val="1"/>
+      <w:numFmt w:val="bullet"/>
+      <w:lvlText w:val=""/>
+      <w:lvlJc w:val="left"/>
+      <w:pPr>
+        <w:ind w:left="5040" w:hanging="360"/>
+      </w:pPr>
+      <w:rPr>
+        <w:rFonts w:ascii="Symbol" w:hAnsi="Symbol" w:hint="default"/>
+      </w:rPr>
+    </w:lvl>
+    <w:lvl w:ilvl="7">
+      <w:start w:val="1"/>
+      <w:numFmt w:val="bullet"/>
+      <w:lvlText w:val="o"/>
+      <w:lvlJc w:val="left"/>
+      <w:pPr>
+        <w:ind w:left="5760" w:hanging="360"/>
+      </w:pPr>
+      <w:rPr>
+        <w:rFonts w:ascii="Courier New" w:hAnsi="Courier New" w:cs="Courier New" w:hint="default"/>
+      </w:rPr>
+    </w:lvl>
+    <w:lvl w:ilvl="8">
+      <w:start w:val="1"/>
+      <w:numFmt w:val="bullet"/>
+      <w:lvlText w:val=""/>
+      <w:lvlJc w:val="left"/>
+      <w:pPr>
+        <w:ind w:left="6480" w:hanging="360"/>
+      </w:pPr>
+      <w:rPr>
+        <w:rFonts w:ascii="Wingdings" w:hAnsi="Wingdings" w:hint="default"/>
+      </w:rPr>
+    </w:lvl>
+  </w:abstractNum>
+  <w:abstractNum w:abstractNumId="2" w15:restartNumberingAfterBreak="0">
+    <w:nsid w:val="0ACD7FD6"/>
+    <w:multiLevelType w:val="hybridMultilevel"/>
+    <w:tmpl w:val="F8F21658"/>
+    <w:lvl w:ilvl="0" w:tplc="04090001">
+      <w:start w:val="1"/>
+      <w:numFmt w:val="bullet"/>
+      <w:lvlText w:val=""/>
+      <w:lvlJc w:val="left"/>
+      <w:pPr>
+        <w:ind w:left="720" w:hanging="360"/>
+      </w:pPr>
+      <w:rPr>
+        <w:rFonts w:ascii="Symbol" w:hAnsi="Symbol" w:hint="default"/>
+      </w:rPr>
+    </w:lvl>
+    <w:lvl w:ilvl="1" w:tplc="04090003" w:tentative="1">
+      <w:start w:val="1"/>
+      <w:numFmt w:val="bullet"/>
+      <w:lvlText w:val="o"/>
+      <w:lvlJc w:val="left"/>
+      <w:pPr>
+        <w:ind w:left="1440" w:hanging="360"/>
+      </w:pPr>
+      <w:rPr>
+        <w:rFonts w:ascii="Courier New" w:hAnsi="Courier New" w:cs="Courier New" w:hint="default"/>
+      </w:rPr>
+    </w:lvl>
+    <w:lvl w:ilvl="2" w:tplc="04090005" w:tentative="1">
+      <w:start w:val="1"/>
+      <w:numFmt w:val="bullet"/>
+      <w:lvlText w:val=""/>
+      <w:lvlJc w:val="left"/>
+      <w:pPr>
+        <w:ind w:left="2160" w:hanging="360"/>
+      </w:pPr>
+      <w:rPr>
+        <w:rFonts w:ascii="Wingdings" w:hAnsi="Wingdings" w:hint="default"/>
+      </w:rPr>
+    </w:lvl>
+    <w:lvl w:ilvl="3" w:tplc="04090001" w:tentative="1">
+      <w:start w:val="1"/>
+      <w:numFmt w:val="bullet"/>
+      <w:lvlText w:val=""/>
+      <w:lvlJc w:val="left"/>
+      <w:pPr>
+        <w:ind w:left="2880" w:hanging="360"/>
+      </w:pPr>
+      <w:rPr>
+        <w:rFonts w:ascii="Symbol" w:hAnsi="Symbol" w:hint="default"/>
+      </w:rPr>
+    </w:lvl>
+    <w:lvl w:ilvl="4" w:tplc="04090003" w:tentative="1">
+      <w:start w:val="1"/>
+      <w:numFmt w:val="bullet"/>
+      <w:lvlText w:val="o"/>
+      <w:lvlJc w:val="left"/>
+      <w:pPr>
+        <w:ind w:left="3600" w:hanging="360"/>
+      </w:pPr>
+      <w:rPr>
+        <w:rFonts w:ascii="Courier New" w:hAnsi="Courier New" w:cs="Courier New" w:hint="default"/>
+      </w:rPr>
+    </w:lvl>
+    <w:lvl w:ilvl="5" w:tplc="04090005" w:tentative="1">
+      <w:start w:val="1"/>
+      <w:numFmt w:val="bullet"/>
+      <w:lvlText w:val=""/>
+      <w:lvlJc w:val="left"/>
+      <w:pPr>
+        <w:ind w:left="4320" w:hanging="360"/>
+      </w:pPr>
+      <w:rPr>
+        <w:rFonts w:ascii="Wingdings" w:hAnsi="Wingdings" w:hint="default"/>
+      </w:rPr>
+    </w:lvl>
+    <w:lvl w:ilvl="6" w:tplc="04090001" w:tentative="1">
+      <w:start w:val="1"/>
+      <w:numFmt w:val="bullet"/>
+      <w:lvlText w:val=""/>
+      <w:lvlJc w:val="left"/>
+      <w:pPr>
+        <w:ind w:left="5040" w:hanging="360"/>
+      </w:pPr>
+      <w:rPr>
+        <w:rFonts w:ascii="Symbol" w:hAnsi="Symbol" w:hint="default"/>
+      </w:rPr>
+    </w:lvl>
+    <w:lvl w:ilvl="7" w:tplc="04090003" w:tentative="1">
+      <w:start w:val="1"/>
+      <w:numFmt w:val="bullet"/>
+      <w:lvlText w:val="o"/>
+      <w:lvlJc w:val="left"/>
+      <w:pPr>
+        <w:ind w:left="5760" w:hanging="360"/>
+      </w:pPr>
+      <w:rPr>
+        <w:rFonts w:ascii="Courier New" w:hAnsi="Courier New" w:cs="Courier New" w:hint="default"/>
+      </w:rPr>
+    </w:lvl>
+    <w:lvl w:ilvl="8" w:tplc="04090005" w:tentative="1">
+      <w:start w:val="1"/>
+      <w:numFmt w:val="bullet"/>
+      <w:lvlText w:val=""/>
+      <w:lvlJc w:val="left"/>
+      <w:pPr>
+        <w:ind w:left="6480" w:hanging="360"/>
+      </w:pPr>
+      <w:rPr>
+        <w:rFonts w:ascii="Wingdings" w:hAnsi="Wingdings" w:hint="default"/>
+      </w:rPr>
+    </w:lvl>
+  </w:abstractNum>
+  <w:abstractNum w:abstractNumId="3" w15:restartNumberingAfterBreak="0">
+    <w:nsid w:val="0DC60D7B"/>
+    <w:multiLevelType w:val="hybridMultilevel"/>
+    <w:tmpl w:val="D64801C6"/>
+    <w:lvl w:ilvl="0" w:tplc="20000001">
+      <w:start w:val="1"/>
+      <w:numFmt w:val="bullet"/>
+      <w:lvlText w:val=""/>
+      <w:lvlJc w:val="left"/>
+      <w:pPr>
+        <w:ind w:left="1080" w:hanging="360"/>
+      </w:pPr>
+      <w:rPr>
+        <w:rFonts w:ascii="Symbol" w:hAnsi="Symbol" w:hint="default"/>
+      </w:rPr>
+    </w:lvl>
+    <w:lvl w:ilvl="1" w:tplc="20000003" w:tentative="1">
+      <w:start w:val="1"/>
+      <w:numFmt w:val="bullet"/>
+      <w:lvlText w:val="o"/>
+      <w:lvlJc w:val="left"/>
+      <w:pPr>
+        <w:ind w:left="1800" w:hanging="360"/>
+      </w:pPr>
+      <w:rPr>
+        <w:rFonts w:ascii="Courier New" w:hAnsi="Courier New" w:cs="Courier New" w:hint="default"/>
+      </w:rPr>
+    </w:lvl>
+    <w:lvl w:ilvl="2" w:tplc="20000005" w:tentative="1">
+      <w:start w:val="1"/>
+      <w:numFmt w:val="bullet"/>
+      <w:lvlText w:val=""/>
+      <w:lvlJc w:val="left"/>
+      <w:pPr>
+        <w:ind w:left="2520" w:hanging="360"/>
+      </w:pPr>
+      <w:rPr>
+        <w:rFonts w:ascii="Wingdings" w:hAnsi="Wingdings" w:hint="default"/>
+      </w:rPr>
+    </w:lvl>
+    <w:lvl w:ilvl="3" w:tplc="20000001" w:tentative="1">
+      <w:start w:val="1"/>
+      <w:numFmt w:val="bullet"/>
+      <w:lvlText w:val=""/>
+      <w:lvlJc w:val="left"/>
+      <w:pPr>
+        <w:ind w:left="3240" w:hanging="360"/>
+      </w:pPr>
+      <w:rPr>
+        <w:rFonts w:ascii="Symbol" w:hAnsi="Symbol" w:hint="default"/>
+      </w:rPr>
+    </w:lvl>
+    <w:lvl w:ilvl="4" w:tplc="20000003" w:tentative="1">
+      <w:start w:val="1"/>
+      <w:numFmt w:val="bullet"/>
+      <w:lvlText w:val="o"/>
+      <w:lvlJc w:val="left"/>
+      <w:pPr>
+        <w:ind w:left="3960" w:hanging="360"/>
+      </w:pPr>
+      <w:rPr>
+        <w:rFonts w:ascii="Courier New" w:hAnsi="Courier New" w:cs="Courier New" w:hint="default"/>
+      </w:rPr>
+    </w:lvl>
+    <w:lvl w:ilvl="5" w:tplc="20000005" w:tentative="1">
+      <w:start w:val="1"/>
+      <w:numFmt w:val="bullet"/>
+      <w:lvlText w:val=""/>
+      <w:lvlJc w:val="left"/>
+      <w:pPr>
+        <w:ind w:left="4680" w:hanging="360"/>
+      </w:pPr>
+      <w:rPr>
+        <w:rFonts w:ascii="Wingdings" w:hAnsi="Wingdings" w:hint="default"/>
+      </w:rPr>
+    </w:lvl>
+    <w:lvl w:ilvl="6" w:tplc="20000001" w:tentative="1">
+      <w:start w:val="1"/>
+      <w:numFmt w:val="bullet"/>
+      <w:lvlText w:val=""/>
+      <w:lvlJc w:val="left"/>
+      <w:pPr>
+        <w:ind w:left="5400" w:hanging="360"/>
+      </w:pPr>
+      <w:rPr>
+        <w:rFonts w:ascii="Symbol" w:hAnsi="Symbol" w:hint="default"/>
+      </w:rPr>
+    </w:lvl>
+    <w:lvl w:ilvl="7" w:tplc="20000003" w:tentative="1">
+      <w:start w:val="1"/>
+      <w:numFmt w:val="bullet"/>
+      <w:lvlText w:val="o"/>
+      <w:lvlJc w:val="left"/>
+      <w:pPr>
+        <w:ind w:left="6120" w:hanging="360"/>
+      </w:pPr>
+      <w:rPr>
+        <w:rFonts w:ascii="Courier New" w:hAnsi="Courier New" w:cs="Courier New" w:hint="default"/>
+      </w:rPr>
+    </w:lvl>
+    <w:lvl w:ilvl="8" w:tplc="20000005" w:tentative="1">
+      <w:start w:val="1"/>
+      <w:numFmt w:val="bullet"/>
+      <w:lvlText w:val=""/>
+      <w:lvlJc w:val="left"/>
+      <w:pPr>
+        <w:ind w:left="6840" w:hanging="360"/>
+      </w:pPr>
+      <w:rPr>
+        <w:rFonts w:ascii="Wingdings" w:hAnsi="Wingdings" w:hint="default"/>
+      </w:rPr>
+    </w:lvl>
+  </w:abstractNum>
+  <w:abstractNum w:abstractNumId="4" w15:restartNumberingAfterBreak="0">
+    <w:nsid w:val="11F50DAE"/>
+    <w:multiLevelType w:val="hybridMultilevel"/>
+    <w:tmpl w:val="839C5C10"/>
+    <w:lvl w:ilvl="0" w:tplc="D54694F8">
+      <w:start w:val="2"/>
+      <w:numFmt w:val="bullet"/>
+      <w:lvlText w:val=""/>
+      <w:lvlJc w:val="left"/>
+      <w:pPr>
+        <w:ind w:left="720" w:hanging="360"/>
+      </w:pPr>
+      <w:rPr>
+        <w:rFonts w:ascii="Symbol" w:eastAsia="Monospace" w:hAnsi="Symbol" w:cs="David CLM" w:hint="default"/>
+      </w:rPr>
+    </w:lvl>
+    <w:lvl w:ilvl="1" w:tplc="20000003" w:tentative="1">
+      <w:start w:val="1"/>
+      <w:numFmt w:val="bullet"/>
+      <w:lvlText w:val="o"/>
+      <w:lvlJc w:val="left"/>
+      <w:pPr>
+        <w:ind w:left="1440" w:hanging="360"/>
+      </w:pPr>
+      <w:rPr>
+        <w:rFonts w:ascii="Courier New" w:hAnsi="Courier New" w:cs="Courier New" w:hint="default"/>
+      </w:rPr>
+    </w:lvl>
+    <w:lvl w:ilvl="2" w:tplc="20000005" w:tentative="1">
+      <w:start w:val="1"/>
+      <w:numFmt w:val="bullet"/>
+      <w:lvlText w:val=""/>
+      <w:lvlJc w:val="left"/>
+      <w:pPr>
+        <w:ind w:left="2160" w:hanging="360"/>
+      </w:pPr>
+      <w:rPr>
+        <w:rFonts w:ascii="Wingdings" w:hAnsi="Wingdings" w:hint="default"/>
+      </w:rPr>
+    </w:lvl>
+    <w:lvl w:ilvl="3" w:tplc="20000001" w:tentative="1">
+      <w:start w:val="1"/>
+      <w:numFmt w:val="bullet"/>
+      <w:lvlText w:val=""/>
+      <w:lvlJc w:val="left"/>
+      <w:pPr>
+        <w:ind w:left="2880" w:hanging="360"/>
+      </w:pPr>
+      <w:rPr>
+        <w:rFonts w:ascii="Symbol" w:hAnsi="Symbol" w:hint="default"/>
+      </w:rPr>
+    </w:lvl>
+    <w:lvl w:ilvl="4" w:tplc="20000003" w:tentative="1">
+      <w:start w:val="1"/>
+      <w:numFmt w:val="bullet"/>
+      <w:lvlText w:val="o"/>
+      <w:lvlJc w:val="left"/>
+      <w:pPr>
+        <w:ind w:left="3600" w:hanging="360"/>
+      </w:pPr>
+      <w:rPr>
+        <w:rFonts w:ascii="Courier New" w:hAnsi="Courier New" w:cs="Courier New" w:hint="default"/>
+      </w:rPr>
+    </w:lvl>
+    <w:lvl w:ilvl="5" w:tplc="20000005" w:tentative="1">
+      <w:start w:val="1"/>
+      <w:numFmt w:val="bullet"/>
+      <w:lvlText w:val=""/>
+      <w:lvlJc w:val="left"/>
+      <w:pPr>
+        <w:ind w:left="4320" w:hanging="360"/>
+      </w:pPr>
+      <w:rPr>
+        <w:rFonts w:ascii="Wingdings" w:hAnsi="Wingdings" w:hint="default"/>
+      </w:rPr>
+    </w:lvl>
+    <w:lvl w:ilvl="6" w:tplc="20000001" w:tentative="1">
+      <w:start w:val="1"/>
+      <w:numFmt w:val="bullet"/>
+      <w:lvlText w:val=""/>
+      <w:lvlJc w:val="left"/>
+      <w:pPr>
+        <w:ind w:left="5040" w:hanging="360"/>
+      </w:pPr>
+      <w:rPr>
+        <w:rFonts w:ascii="Symbol" w:hAnsi="Symbol" w:hint="default"/>
+      </w:rPr>
+    </w:lvl>
+    <w:lvl w:ilvl="7" w:tplc="20000003" w:tentative="1">
+      <w:start w:val="1"/>
+      <w:numFmt w:val="bullet"/>
+      <w:lvlText w:val="o"/>
+      <w:lvlJc w:val="left"/>
+      <w:pPr>
+        <w:ind w:left="5760" w:hanging="360"/>
+      </w:pPr>
+      <w:rPr>
+        <w:rFonts w:ascii="Courier New" w:hAnsi="Courier New" w:cs="Courier New" w:hint="default"/>
+      </w:rPr>
+    </w:lvl>
+    <w:lvl w:ilvl="8" w:tplc="20000005" w:tentative="1">
+      <w:start w:val="1"/>
+      <w:numFmt w:val="bullet"/>
+      <w:lvlText w:val=""/>
+      <w:lvlJc w:val="left"/>
+      <w:pPr>
+        <w:ind w:left="6480" w:hanging="360"/>
+      </w:pPr>
+      <w:rPr>
+        <w:rFonts w:ascii="Wingdings" w:hAnsi="Wingdings" w:hint="default"/>
+      </w:rPr>
+    </w:lvl>
+  </w:abstractNum>
+  <w:abstractNum w:abstractNumId="5" w15:restartNumberingAfterBreak="0">
     <w:nsid w:val="125924A7"/>
     <w:multiLevelType w:val="hybridMultilevel"/>
     <w:tmpl w:val="C0506B10"/>
@@ -940,7 +1857,7 @@
       </w:pPr>
     </w:lvl>
   </w:abstractNum>
-  <w:abstractNum w:abstractNumId="2" w15:restartNumberingAfterBreak="0">
+  <w:abstractNum w:abstractNumId="6" w15:restartNumberingAfterBreak="0">
     <w:nsid w:val="19EA58E3"/>
     <w:multiLevelType w:val="hybridMultilevel"/>
     <w:tmpl w:val="0E46FFB4"/>
@@ -1026,11 +1943,11 @@
       </w:pPr>
     </w:lvl>
   </w:abstractNum>
-  <w:abstractNum w:abstractNumId="3" w15:restartNumberingAfterBreak="0">
-    <w:nsid w:val="27C84EB7"/>
+  <w:abstractNum w:abstractNumId="7" w15:restartNumberingAfterBreak="0">
+    <w:nsid w:val="282B20B7"/>
     <w:multiLevelType w:val="hybridMultilevel"/>
-    <w:tmpl w:val="19589DD2"/>
-    <w:lvl w:ilvl="0" w:tplc="20000001">
+    <w:tmpl w:val="699E4D4E"/>
+    <w:lvl w:ilvl="0" w:tplc="04090001">
       <w:start w:val="1"/>
       <w:numFmt w:val="bullet"/>
       <w:lvlText w:val=""/>
@@ -1042,6 +1959,118 @@
         <w:rFonts w:ascii="Symbol" w:hAnsi="Symbol" w:hint="default"/>
       </w:rPr>
     </w:lvl>
+    <w:lvl w:ilvl="1" w:tplc="04090003" w:tentative="1">
+      <w:start w:val="1"/>
+      <w:numFmt w:val="bullet"/>
+      <w:lvlText w:val="o"/>
+      <w:lvlJc w:val="left"/>
+      <w:pPr>
+        <w:ind w:left="1440" w:hanging="360"/>
+      </w:pPr>
+      <w:rPr>
+        <w:rFonts w:ascii="Courier New" w:hAnsi="Courier New" w:cs="Courier New" w:hint="default"/>
+      </w:rPr>
+    </w:lvl>
+    <w:lvl w:ilvl="2" w:tplc="04090005" w:tentative="1">
+      <w:start w:val="1"/>
+      <w:numFmt w:val="bullet"/>
+      <w:lvlText w:val=""/>
+      <w:lvlJc w:val="left"/>
+      <w:pPr>
+        <w:ind w:left="2160" w:hanging="360"/>
+      </w:pPr>
+      <w:rPr>
+        <w:rFonts w:ascii="Wingdings" w:hAnsi="Wingdings" w:hint="default"/>
+      </w:rPr>
+    </w:lvl>
+    <w:lvl w:ilvl="3" w:tplc="04090001" w:tentative="1">
+      <w:start w:val="1"/>
+      <w:numFmt w:val="bullet"/>
+      <w:lvlText w:val=""/>
+      <w:lvlJc w:val="left"/>
+      <w:pPr>
+        <w:ind w:left="2880" w:hanging="360"/>
+      </w:pPr>
+      <w:rPr>
+        <w:rFonts w:ascii="Symbol" w:hAnsi="Symbol" w:hint="default"/>
+      </w:rPr>
+    </w:lvl>
+    <w:lvl w:ilvl="4" w:tplc="04090003" w:tentative="1">
+      <w:start w:val="1"/>
+      <w:numFmt w:val="bullet"/>
+      <w:lvlText w:val="o"/>
+      <w:lvlJc w:val="left"/>
+      <w:pPr>
+        <w:ind w:left="3600" w:hanging="360"/>
+      </w:pPr>
+      <w:rPr>
+        <w:rFonts w:ascii="Courier New" w:hAnsi="Courier New" w:cs="Courier New" w:hint="default"/>
+      </w:rPr>
+    </w:lvl>
+    <w:lvl w:ilvl="5" w:tplc="04090005" w:tentative="1">
+      <w:start w:val="1"/>
+      <w:numFmt w:val="bullet"/>
+      <w:lvlText w:val=""/>
+      <w:lvlJc w:val="left"/>
+      <w:pPr>
+        <w:ind w:left="4320" w:hanging="360"/>
+      </w:pPr>
+      <w:rPr>
+        <w:rFonts w:ascii="Wingdings" w:hAnsi="Wingdings" w:hint="default"/>
+      </w:rPr>
+    </w:lvl>
+    <w:lvl w:ilvl="6" w:tplc="04090001" w:tentative="1">
+      <w:start w:val="1"/>
+      <w:numFmt w:val="bullet"/>
+      <w:lvlText w:val=""/>
+      <w:lvlJc w:val="left"/>
+      <w:pPr>
+        <w:ind w:left="5040" w:hanging="360"/>
+      </w:pPr>
+      <w:rPr>
+        <w:rFonts w:ascii="Symbol" w:hAnsi="Symbol" w:hint="default"/>
+      </w:rPr>
+    </w:lvl>
+    <w:lvl w:ilvl="7" w:tplc="04090003" w:tentative="1">
+      <w:start w:val="1"/>
+      <w:numFmt w:val="bullet"/>
+      <w:lvlText w:val="o"/>
+      <w:lvlJc w:val="left"/>
+      <w:pPr>
+        <w:ind w:left="5760" w:hanging="360"/>
+      </w:pPr>
+      <w:rPr>
+        <w:rFonts w:ascii="Courier New" w:hAnsi="Courier New" w:cs="Courier New" w:hint="default"/>
+      </w:rPr>
+    </w:lvl>
+    <w:lvl w:ilvl="8" w:tplc="04090005" w:tentative="1">
+      <w:start w:val="1"/>
+      <w:numFmt w:val="bullet"/>
+      <w:lvlText w:val=""/>
+      <w:lvlJc w:val="left"/>
+      <w:pPr>
+        <w:ind w:left="6480" w:hanging="360"/>
+      </w:pPr>
+      <w:rPr>
+        <w:rFonts w:ascii="Wingdings" w:hAnsi="Wingdings" w:hint="default"/>
+      </w:rPr>
+    </w:lvl>
+  </w:abstractNum>
+  <w:abstractNum w:abstractNumId="8" w15:restartNumberingAfterBreak="0">
+    <w:nsid w:val="2F1A44AE"/>
+    <w:multiLevelType w:val="hybridMultilevel"/>
+    <w:tmpl w:val="DC4CD670"/>
+    <w:lvl w:ilvl="0" w:tplc="9688871C">
+      <w:numFmt w:val="bullet"/>
+      <w:lvlText w:val=""/>
+      <w:lvlJc w:val="left"/>
+      <w:pPr>
+        <w:ind w:left="720" w:hanging="360"/>
+      </w:pPr>
+      <w:rPr>
+        <w:rFonts w:ascii="Symbol" w:eastAsia="Monospace" w:hAnsi="Symbol" w:cs="David" w:hint="default"/>
+      </w:rPr>
+    </w:lvl>
     <w:lvl w:ilvl="1" w:tplc="20000003" w:tentative="1">
       <w:start w:val="1"/>
       <w:numFmt w:val="bullet"/>
@@ -1139,119 +2168,7 @@
       </w:rPr>
     </w:lvl>
   </w:abstractNum>
-  <w:abstractNum w:abstractNumId="4" w15:restartNumberingAfterBreak="0">
-    <w:nsid w:val="315130DA"/>
-    <w:multiLevelType w:val="hybridMultilevel"/>
-    <w:tmpl w:val="D6B6BCA0"/>
-    <w:lvl w:ilvl="0" w:tplc="55FAAC62">
-      <w:numFmt w:val="bullet"/>
-      <w:lvlText w:val=""/>
-      <w:lvlJc w:val="left"/>
-      <w:pPr>
-        <w:ind w:left="720" w:hanging="360"/>
-      </w:pPr>
-      <w:rPr>
-        <w:rFonts w:ascii="Symbol" w:eastAsia="Noto Sans CJK SC Regular" w:hAnsi="Symbol" w:cs="David" w:hint="default"/>
-      </w:rPr>
-    </w:lvl>
-    <w:lvl w:ilvl="1" w:tplc="20000003" w:tentative="1">
-      <w:start w:val="1"/>
-      <w:numFmt w:val="bullet"/>
-      <w:lvlText w:val="o"/>
-      <w:lvlJc w:val="left"/>
-      <w:pPr>
-        <w:ind w:left="1440" w:hanging="360"/>
-      </w:pPr>
-      <w:rPr>
-        <w:rFonts w:ascii="Courier New" w:hAnsi="Courier New" w:cs="Courier New" w:hint="default"/>
-      </w:rPr>
-    </w:lvl>
-    <w:lvl w:ilvl="2" w:tplc="20000005" w:tentative="1">
-      <w:start w:val="1"/>
-      <w:numFmt w:val="bullet"/>
-      <w:lvlText w:val=""/>
-      <w:lvlJc w:val="left"/>
-      <w:pPr>
-        <w:ind w:left="2160" w:hanging="360"/>
-      </w:pPr>
-      <w:rPr>
-        <w:rFonts w:ascii="Wingdings" w:hAnsi="Wingdings" w:hint="default"/>
-      </w:rPr>
-    </w:lvl>
-    <w:lvl w:ilvl="3" w:tplc="20000001" w:tentative="1">
-      <w:start w:val="1"/>
-      <w:numFmt w:val="bullet"/>
-      <w:lvlText w:val=""/>
-      <w:lvlJc w:val="left"/>
-      <w:pPr>
-        <w:ind w:left="2880" w:hanging="360"/>
-      </w:pPr>
-      <w:rPr>
-        <w:rFonts w:ascii="Symbol" w:hAnsi="Symbol" w:hint="default"/>
-      </w:rPr>
-    </w:lvl>
-    <w:lvl w:ilvl="4" w:tplc="20000003" w:tentative="1">
-      <w:start w:val="1"/>
-      <w:numFmt w:val="bullet"/>
-      <w:lvlText w:val="o"/>
-      <w:lvlJc w:val="left"/>
-      <w:pPr>
-        <w:ind w:left="3600" w:hanging="360"/>
-      </w:pPr>
-      <w:rPr>
-        <w:rFonts w:ascii="Courier New" w:hAnsi="Courier New" w:cs="Courier New" w:hint="default"/>
-      </w:rPr>
-    </w:lvl>
-    <w:lvl w:ilvl="5" w:tplc="20000005" w:tentative="1">
-      <w:start w:val="1"/>
-      <w:numFmt w:val="bullet"/>
-      <w:lvlText w:val=""/>
-      <w:lvlJc w:val="left"/>
-      <w:pPr>
-        <w:ind w:left="4320" w:hanging="360"/>
-      </w:pPr>
-      <w:rPr>
-        <w:rFonts w:ascii="Wingdings" w:hAnsi="Wingdings" w:hint="default"/>
-      </w:rPr>
-    </w:lvl>
-    <w:lvl w:ilvl="6" w:tplc="20000001" w:tentative="1">
-      <w:start w:val="1"/>
-      <w:numFmt w:val="bullet"/>
-      <w:lvlText w:val=""/>
-      <w:lvlJc w:val="left"/>
-      <w:pPr>
-        <w:ind w:left="5040" w:hanging="360"/>
-      </w:pPr>
-      <w:rPr>
-        <w:rFonts w:ascii="Symbol" w:hAnsi="Symbol" w:hint="default"/>
-      </w:rPr>
-    </w:lvl>
-    <w:lvl w:ilvl="7" w:tplc="20000003" w:tentative="1">
-      <w:start w:val="1"/>
-      <w:numFmt w:val="bullet"/>
-      <w:lvlText w:val="o"/>
-      <w:lvlJc w:val="left"/>
-      <w:pPr>
-        <w:ind w:left="5760" w:hanging="360"/>
-      </w:pPr>
-      <w:rPr>
-        <w:rFonts w:ascii="Courier New" w:hAnsi="Courier New" w:cs="Courier New" w:hint="default"/>
-      </w:rPr>
-    </w:lvl>
-    <w:lvl w:ilvl="8" w:tplc="20000005" w:tentative="1">
-      <w:start w:val="1"/>
-      <w:numFmt w:val="bullet"/>
-      <w:lvlText w:val=""/>
-      <w:lvlJc w:val="left"/>
-      <w:pPr>
-        <w:ind w:left="6480" w:hanging="360"/>
-      </w:pPr>
-      <w:rPr>
-        <w:rFonts w:ascii="Wingdings" w:hAnsi="Wingdings" w:hint="default"/>
-      </w:rPr>
-    </w:lvl>
-  </w:abstractNum>
-  <w:abstractNum w:abstractNumId="5" w15:restartNumberingAfterBreak="0">
+  <w:abstractNum w:abstractNumId="9" w15:restartNumberingAfterBreak="0">
     <w:nsid w:val="31A41079"/>
     <w:multiLevelType w:val="multilevel"/>
     <w:tmpl w:val="5EE4B8FA"/>
@@ -1355,7 +2272,120 @@
       </w:rPr>
     </w:lvl>
   </w:abstractNum>
-  <w:abstractNum w:abstractNumId="6" w15:restartNumberingAfterBreak="0">
+  <w:abstractNum w:abstractNumId="10" w15:restartNumberingAfterBreak="0">
+    <w:nsid w:val="34B955C6"/>
+    <w:multiLevelType w:val="hybridMultilevel"/>
+    <w:tmpl w:val="2186597A"/>
+    <w:lvl w:ilvl="0" w:tplc="FA8C8B1C">
+      <w:start w:val="1"/>
+      <w:numFmt w:val="bullet"/>
+      <w:lvlText w:val=""/>
+      <w:lvlJc w:val="left"/>
+      <w:pPr>
+        <w:ind w:left="720" w:hanging="360"/>
+      </w:pPr>
+      <w:rPr>
+        <w:rFonts w:ascii="Symbol" w:eastAsia="Monospace" w:hAnsi="Symbol" w:cs="David CLM" w:hint="default"/>
+      </w:rPr>
+    </w:lvl>
+    <w:lvl w:ilvl="1" w:tplc="20000003" w:tentative="1">
+      <w:start w:val="1"/>
+      <w:numFmt w:val="bullet"/>
+      <w:lvlText w:val="o"/>
+      <w:lvlJc w:val="left"/>
+      <w:pPr>
+        <w:ind w:left="1440" w:hanging="360"/>
+      </w:pPr>
+      <w:rPr>
+        <w:rFonts w:ascii="Courier New" w:hAnsi="Courier New" w:cs="Courier New" w:hint="default"/>
+      </w:rPr>
+    </w:lvl>
+    <w:lvl w:ilvl="2" w:tplc="20000005" w:tentative="1">
+      <w:start w:val="1"/>
+      <w:numFmt w:val="bullet"/>
+      <w:lvlText w:val=""/>
+      <w:lvlJc w:val="left"/>
+      <w:pPr>
+        <w:ind w:left="2160" w:hanging="360"/>
+      </w:pPr>
+      <w:rPr>
+        <w:rFonts w:ascii="Wingdings" w:hAnsi="Wingdings" w:hint="default"/>
+      </w:rPr>
+    </w:lvl>
+    <w:lvl w:ilvl="3" w:tplc="20000001" w:tentative="1">
+      <w:start w:val="1"/>
+      <w:numFmt w:val="bullet"/>
+      <w:lvlText w:val=""/>
+      <w:lvlJc w:val="left"/>
+      <w:pPr>
+        <w:ind w:left="2880" w:hanging="360"/>
+      </w:pPr>
+      <w:rPr>
+        <w:rFonts w:ascii="Symbol" w:hAnsi="Symbol" w:hint="default"/>
+      </w:rPr>
+    </w:lvl>
+    <w:lvl w:ilvl="4" w:tplc="20000003" w:tentative="1">
+      <w:start w:val="1"/>
+      <w:numFmt w:val="bullet"/>
+      <w:lvlText w:val="o"/>
+      <w:lvlJc w:val="left"/>
+      <w:pPr>
+        <w:ind w:left="3600" w:hanging="360"/>
+      </w:pPr>
+      <w:rPr>
+        <w:rFonts w:ascii="Courier New" w:hAnsi="Courier New" w:cs="Courier New" w:hint="default"/>
+      </w:rPr>
+    </w:lvl>
+    <w:lvl w:ilvl="5" w:tplc="20000005" w:tentative="1">
+      <w:start w:val="1"/>
+      <w:numFmt w:val="bullet"/>
+      <w:lvlText w:val=""/>
+      <w:lvlJc w:val="left"/>
+      <w:pPr>
+        <w:ind w:left="4320" w:hanging="360"/>
+      </w:pPr>
+      <w:rPr>
+        <w:rFonts w:ascii="Wingdings" w:hAnsi="Wingdings" w:hint="default"/>
+      </w:rPr>
+    </w:lvl>
+    <w:lvl w:ilvl="6" w:tplc="20000001" w:tentative="1">
+      <w:start w:val="1"/>
+      <w:numFmt w:val="bullet"/>
+      <w:lvlText w:val=""/>
+      <w:lvlJc w:val="left"/>
+      <w:pPr>
+        <w:ind w:left="5040" w:hanging="360"/>
+      </w:pPr>
+      <w:rPr>
+        <w:rFonts w:ascii="Symbol" w:hAnsi="Symbol" w:hint="default"/>
+      </w:rPr>
+    </w:lvl>
+    <w:lvl w:ilvl="7" w:tplc="20000003" w:tentative="1">
+      <w:start w:val="1"/>
+      <w:numFmt w:val="bullet"/>
+      <w:lvlText w:val="o"/>
+      <w:lvlJc w:val="left"/>
+      <w:pPr>
+        <w:ind w:left="5760" w:hanging="360"/>
+      </w:pPr>
+      <w:rPr>
+        <w:rFonts w:ascii="Courier New" w:hAnsi="Courier New" w:cs="Courier New" w:hint="default"/>
+      </w:rPr>
+    </w:lvl>
+    <w:lvl w:ilvl="8" w:tplc="20000005" w:tentative="1">
+      <w:start w:val="1"/>
+      <w:numFmt w:val="bullet"/>
+      <w:lvlText w:val=""/>
+      <w:lvlJc w:val="left"/>
+      <w:pPr>
+        <w:ind w:left="6480" w:hanging="360"/>
+      </w:pPr>
+      <w:rPr>
+        <w:rFonts w:ascii="Wingdings" w:hAnsi="Wingdings" w:hint="default"/>
+      </w:rPr>
+    </w:lvl>
+  </w:abstractNum>
+  <w:abstractNum w:abstractNumId="11" w15:restartNumberingAfterBreak="0">
     <w:nsid w:val="35BD6528"/>
     <w:multiLevelType w:val="hybridMultilevel"/>
     <w:tmpl w:val="55D0642C"/>
@@ -1468,206 +2498,7 @@
       </w:rPr>
     </w:lvl>
   </w:abstractNum>
-  <w:abstractNum w:abstractNumId="7" w15:restartNumberingAfterBreak="0">
-    <w:nsid w:val="441055B3"/>
-    <w:multiLevelType w:val="multilevel"/>
-    <w:tmpl w:val="1818CC1A"/>
-    <w:lvl w:ilvl="0">
-      <w:start w:val="1"/>
-      <w:numFmt w:val="decimal"/>
-      <w:lvlText w:val="%1."/>
-      <w:lvlJc w:val="left"/>
-      <w:pPr>
-        <w:ind w:left="720" w:hanging="360"/>
-      </w:pPr>
-    </w:lvl>
-    <w:lvl w:ilvl="1">
-      <w:start w:val="1"/>
-      <w:numFmt w:val="lowerLetter"/>
-      <w:lvlText w:val="%2."/>
-      <w:lvlJc w:val="left"/>
-      <w:pPr>
-        <w:ind w:left="1440" w:hanging="360"/>
-      </w:pPr>
-    </w:lvl>
-    <w:lvl w:ilvl="2">
-      <w:start w:val="1"/>
-      <w:numFmt w:val="lowerRoman"/>
-      <w:lvlText w:val="%3."/>
-      <w:lvlJc w:val="right"/>
-      <w:pPr>
-        <w:ind w:left="2160" w:hanging="180"/>
-      </w:pPr>
-    </w:lvl>
-    <w:lvl w:ilvl="3">
-      <w:start w:val="1"/>
-      <w:numFmt w:val="decimal"/>
-      <w:lvlText w:val="%4."/>
-      <w:lvlJc w:val="left"/>
-      <w:pPr>
-        <w:ind w:left="2880" w:hanging="360"/>
-      </w:pPr>
-    </w:lvl>
-    <w:lvl w:ilvl="4">
-      <w:start w:val="1"/>
-      <w:numFmt w:val="lowerLetter"/>
-      <w:lvlText w:val="%5."/>
-      <w:lvlJc w:val="left"/>
-      <w:pPr>
-        <w:ind w:left="3600" w:hanging="360"/>
-      </w:pPr>
-    </w:lvl>
-    <w:lvl w:ilvl="5">
-      <w:start w:val="1"/>
-      <w:numFmt w:val="lowerRoman"/>
-      <w:lvlText w:val="%6."/>
-      <w:lvlJc w:val="right"/>
-      <w:pPr>
-        <w:ind w:left="4320" w:hanging="180"/>
-      </w:pPr>
-    </w:lvl>
-    <w:lvl w:ilvl="6">
-      <w:start w:val="1"/>
-      <w:numFmt w:val="decimal"/>
-      <w:lvlText w:val="%7."/>
-      <w:lvlJc w:val="left"/>
-      <w:pPr>
-        <w:ind w:left="5040" w:hanging="360"/>
-      </w:pPr>
-    </w:lvl>
-    <w:lvl w:ilvl="7">
-      <w:start w:val="1"/>
-      <w:numFmt w:val="lowerLetter"/>
-      <w:lvlText w:val="%8."/>
-      <w:lvlJc w:val="left"/>
-      <w:pPr>
-        <w:ind w:left="5760" w:hanging="360"/>
-      </w:pPr>
-    </w:lvl>
-    <w:lvl w:ilvl="8">
-      <w:start w:val="1"/>
-      <w:numFmt w:val="lowerRoman"/>
-      <w:lvlText w:val="%9."/>
-      <w:lvlJc w:val="right"/>
-      <w:pPr>
-        <w:ind w:left="6480" w:hanging="180"/>
-      </w:pPr>
-    </w:lvl>
-  </w:abstractNum>
-  <w:abstractNum w:abstractNumId="8" w15:restartNumberingAfterBreak="0">
-    <w:nsid w:val="45C01BE9"/>
-    <w:multiLevelType w:val="multilevel"/>
-    <w:tmpl w:val="C038B058"/>
-    <w:lvl w:ilvl="0">
-      <w:start w:val="1"/>
-      <w:numFmt w:val="bullet"/>
-      <w:lvlText w:val=""/>
-      <w:lvlJc w:val="left"/>
-      <w:pPr>
-        <w:ind w:left="720" w:hanging="360"/>
-      </w:pPr>
-      <w:rPr>
-        <w:rFonts w:ascii="Symbol" w:hAnsi="Symbol" w:cs="David" w:hint="default"/>
-      </w:rPr>
-    </w:lvl>
-    <w:lvl w:ilvl="1">
-      <w:start w:val="1"/>
-      <w:numFmt w:val="bullet"/>
-      <w:lvlText w:val="o"/>
-      <w:lvlJc w:val="left"/>
-      <w:pPr>
-        <w:ind w:left="1440" w:hanging="360"/>
-      </w:pPr>
-      <w:rPr>
-        <w:rFonts w:ascii="Courier New" w:hAnsi="Courier New" w:cs="Courier New" w:hint="default"/>
-      </w:rPr>
-    </w:lvl>
-    <w:lvl w:ilvl="2">
-      <w:start w:val="1"/>
-      <w:numFmt w:val="bullet"/>
-      <w:lvlText w:val=""/>
-      <w:lvlJc w:val="left"/>
-      <w:pPr>
-        <w:ind w:left="2160" w:hanging="360"/>
-      </w:pPr>
-      <w:rPr>
-        <w:rFonts w:ascii="Wingdings" w:hAnsi="Wingdings" w:cs="Wingdings" w:hint="default"/>
-      </w:rPr>
-    </w:lvl>
-    <w:lvl w:ilvl="3">
-      <w:start w:val="1"/>
-      <w:numFmt w:val="bullet"/>
-      <w:lvlText w:val=""/>
-      <w:lvlJc w:val="left"/>
-      <w:pPr>
-        <w:ind w:left="2880" w:hanging="360"/>
-      </w:pPr>
-      <w:rPr>
-        <w:rFonts w:ascii="Symbol" w:hAnsi="Symbol" w:cs="Symbol" w:hint="default"/>
-      </w:rPr>
-    </w:lvl>
-    <w:lvl w:ilvl="4">
-      <w:start w:val="1"/>
-      <w:numFmt w:val="bullet"/>
-      <w:lvlText w:val="o"/>
-      <w:lvlJc w:val="left"/>
-      <w:pPr>
-        <w:ind w:left="3600" w:hanging="360"/>
-      </w:pPr>
-      <w:rPr>
-        <w:rFonts w:ascii="Courier New" w:hAnsi="Courier New" w:cs="Courier New" w:hint="default"/>
-      </w:rPr>
-    </w:lvl>
-    <w:lvl w:ilvl="5">
-      <w:start w:val="1"/>
-      <w:numFmt w:val="bullet"/>
-      <w:lvlText w:val=""/>
-      <w:lvlJc w:val="left"/>
-      <w:pPr>
-        <w:ind w:left="4320" w:hanging="360"/>
-      </w:pPr>
-      <w:rPr>
-        <w:rFonts w:ascii="Wingdings" w:hAnsi="Wingdings" w:cs="Wingdings" w:hint="default"/>
-      </w:rPr>
-    </w:lvl>
-    <w:lvl w:ilvl="6">
-      <w:start w:val="1"/>
-      <w:numFmt w:val="bullet"/>
-      <w:lvlText w:val=""/>
-      <w:lvlJc w:val="left"/>
-      <w:pPr>
-        <w:ind w:left="5040" w:hanging="360"/>
-      </w:pPr>
-      <w:rPr>
-        <w:rFonts w:ascii="Symbol" w:hAnsi="Symbol" w:cs="Symbol" w:hint="default"/>
-      </w:rPr>
-    </w:lvl>
-    <w:lvl w:ilvl="7">
-      <w:start w:val="1"/>
-      <w:numFmt w:val="bullet"/>
-      <w:lvlText w:val="o"/>
-      <w:lvlJc w:val="left"/>
-      <w:pPr>
-        <w:ind w:left="5760" w:hanging="360"/>
-      </w:pPr>
-      <w:rPr>
-        <w:rFonts w:ascii="Courier New" w:hAnsi="Courier New" w:cs="Courier New" w:hint="default"/>
-      </w:rPr>
-    </w:lvl>
-    <w:lvl w:ilvl="8">
-      <w:start w:val="1"/>
-      <w:numFmt w:val="bullet"/>
-      <w:lvlText w:val=""/>
-      <w:lvlJc w:val="left"/>
-      <w:pPr>
-        <w:ind w:left="6480" w:hanging="360"/>
-      </w:pPr>
-      <w:rPr>
-        <w:rFonts w:ascii="Wingdings" w:hAnsi="Wingdings" w:cs="Wingdings" w:hint="default"/>
-      </w:rPr>
-    </w:lvl>
-  </w:abstractNum>
-  <w:abstractNum w:abstractNumId="9" w15:restartNumberingAfterBreak="0">
+  <w:abstractNum w:abstractNumId="12" w15:restartNumberingAfterBreak="0">
     <w:nsid w:val="65181947"/>
     <w:multiLevelType w:val="hybridMultilevel"/>
     <w:tmpl w:val="34C4ADBA"/>
@@ -1779,120 +2610,7 @@
       </w:rPr>
     </w:lvl>
   </w:abstractNum>
-  <w:abstractNum w:abstractNumId="10" w15:restartNumberingAfterBreak="0">
-    <w:nsid w:val="676D1E00"/>
-    <w:multiLevelType w:val="hybridMultilevel"/>
-    <w:tmpl w:val="A524EDEA"/>
-    <w:lvl w:ilvl="0" w:tplc="D10E8214">
-      <w:start w:val="3"/>
-      <w:numFmt w:val="bullet"/>
-      <w:lvlText w:val=""/>
-      <w:lvlJc w:val="left"/>
-      <w:pPr>
-        <w:ind w:left="720" w:hanging="360"/>
-      </w:pPr>
-      <w:rPr>
-        <w:rFonts w:ascii="Symbol" w:eastAsia="Noto Sans CJK SC Regular" w:hAnsi="Symbol" w:cs="David" w:hint="default"/>
-      </w:rPr>
-    </w:lvl>
-    <w:lvl w:ilvl="1" w:tplc="20000003" w:tentative="1">
-      <w:start w:val="1"/>
-      <w:numFmt w:val="bullet"/>
-      <w:lvlText w:val="o"/>
-      <w:lvlJc w:val="left"/>
-      <w:pPr>
-        <w:ind w:left="1440" w:hanging="360"/>
-      </w:pPr>
-      <w:rPr>
-        <w:rFonts w:ascii="Courier New" w:hAnsi="Courier New" w:cs="Courier New" w:hint="default"/>
-      </w:rPr>
-    </w:lvl>
-    <w:lvl w:ilvl="2" w:tplc="20000005" w:tentative="1">
-      <w:start w:val="1"/>
-      <w:numFmt w:val="bullet"/>
-      <w:lvlText w:val=""/>
-      <w:lvlJc w:val="left"/>
-      <w:pPr>
-        <w:ind w:left="2160" w:hanging="360"/>
-      </w:pPr>
-      <w:rPr>
-        <w:rFonts w:ascii="Wingdings" w:hAnsi="Wingdings" w:hint="default"/>
-      </w:rPr>
-    </w:lvl>
-    <w:lvl w:ilvl="3" w:tplc="20000001" w:tentative="1">
-      <w:start w:val="1"/>
-      <w:numFmt w:val="bullet"/>
-      <w:lvlText w:val=""/>
-      <w:lvlJc w:val="left"/>
-      <w:pPr>
-        <w:ind w:left="2880" w:hanging="360"/>
-      </w:pPr>
-      <w:rPr>
-        <w:rFonts w:ascii="Symbol" w:hAnsi="Symbol" w:hint="default"/>
-      </w:rPr>
-    </w:lvl>
-    <w:lvl w:ilvl="4" w:tplc="20000003" w:tentative="1">
-      <w:start w:val="1"/>
-      <w:numFmt w:val="bullet"/>
-      <w:lvlText w:val="o"/>
-      <w:lvlJc w:val="left"/>
-      <w:pPr>
-        <w:ind w:left="3600" w:hanging="360"/>
-      </w:pPr>
-      <w:rPr>
-        <w:rFonts w:ascii="Courier New" w:hAnsi="Courier New" w:cs="Courier New" w:hint="default"/>
-      </w:rPr>
-    </w:lvl>
-    <w:lvl w:ilvl="5" w:tplc="20000005" w:tentative="1">
-      <w:start w:val="1"/>
-      <w:numFmt w:val="bullet"/>
-      <w:lvlText w:val=""/>
-      <w:lvlJc w:val="left"/>
-      <w:pPr>
-        <w:ind w:left="4320" w:hanging="360"/>
-      </w:pPr>
-      <w:rPr>
-        <w:rFonts w:ascii="Wingdings" w:hAnsi="Wingdings" w:hint="default"/>
-      </w:rPr>
-    </w:lvl>
-    <w:lvl w:ilvl="6" w:tplc="20000001" w:tentative="1">
-      <w:start w:val="1"/>
-      <w:numFmt w:val="bullet"/>
-      <w:lvlText w:val=""/>
-      <w:lvlJc w:val="left"/>
-      <w:pPr>
-        <w:ind w:left="5040" w:hanging="360"/>
-      </w:pPr>
-      <w:rPr>
-        <w:rFonts w:ascii="Symbol" w:hAnsi="Symbol" w:hint="default"/>
-      </w:rPr>
-    </w:lvl>
-    <w:lvl w:ilvl="7" w:tplc="20000003" w:tentative="1">
-      <w:start w:val="1"/>
-      <w:numFmt w:val="bullet"/>
-      <w:lvlText w:val="o"/>
-      <w:lvlJc w:val="left"/>
-      <w:pPr>
-        <w:ind w:left="5760" w:hanging="360"/>
-      </w:pPr>
-      <w:rPr>
-        <w:rFonts w:ascii="Courier New" w:hAnsi="Courier New" w:cs="Courier New" w:hint="default"/>
-      </w:rPr>
-    </w:lvl>
-    <w:lvl w:ilvl="8" w:tplc="20000005" w:tentative="1">
-      <w:start w:val="1"/>
-      <w:numFmt w:val="bullet"/>
-      <w:lvlText w:val=""/>
-      <w:lvlJc w:val="left"/>
-      <w:pPr>
-        <w:ind w:left="6480" w:hanging="360"/>
-      </w:pPr>
-      <w:rPr>
-        <w:rFonts w:ascii="Wingdings" w:hAnsi="Wingdings" w:hint="default"/>
-      </w:rPr>
-    </w:lvl>
-  </w:abstractNum>
-  <w:abstractNum w:abstractNumId="11" w15:restartNumberingAfterBreak="0">
+  <w:abstractNum w:abstractNumId="13" w15:restartNumberingAfterBreak="0">
     <w:nsid w:val="70605CCA"/>
     <w:multiLevelType w:val="hybridMultilevel"/>
     <w:tmpl w:val="0E46FFB4"/>
@@ -1978,7 +2696,7 @@
       </w:pPr>
     </w:lvl>
   </w:abstractNum>
-  <w:abstractNum w:abstractNumId="12" w15:restartNumberingAfterBreak="0">
+  <w:abstractNum w:abstractNumId="14" w15:restartNumberingAfterBreak="0">
     <w:nsid w:val="713E16AB"/>
     <w:multiLevelType w:val="hybridMultilevel"/>
     <w:tmpl w:val="AAA4CB8E"/>
@@ -2090,13 +2808,126 @@
       </w:rPr>
     </w:lvl>
   </w:abstractNum>
-  <w:abstractNum w:abstractNumId="13" w15:restartNumberingAfterBreak="0">
-    <w:nsid w:val="720033B1"/>
+  <w:abstractNum w:abstractNumId="15" w15:restartNumberingAfterBreak="0">
+    <w:nsid w:val="71FF1D01"/>
     <w:multiLevelType w:val="hybridMultilevel"/>
-    <w:tmpl w:val="9EC45648"/>
-    <w:lvl w:ilvl="0" w:tplc="B57A9D28">
-      <w:start w:val="1"/>
-      <w:numFmt w:val="hebrew1"/>
+    <w:tmpl w:val="7188C776"/>
+    <w:lvl w:ilvl="0" w:tplc="06589758">
+      <w:start w:val="2"/>
+      <w:numFmt w:val="bullet"/>
+      <w:lvlText w:val=""/>
+      <w:lvlJc w:val="left"/>
+      <w:pPr>
+        <w:ind w:left="720" w:hanging="360"/>
+      </w:pPr>
+      <w:rPr>
+        <w:rFonts w:ascii="Symbol" w:eastAsia="Monospace" w:hAnsi="Symbol" w:cs="David CLM" w:hint="default"/>
+      </w:rPr>
+    </w:lvl>
+    <w:lvl w:ilvl="1" w:tplc="20000003" w:tentative="1">
+      <w:start w:val="1"/>
+      <w:numFmt w:val="bullet"/>
+      <w:lvlText w:val="o"/>
+      <w:lvlJc w:val="left"/>
+      <w:pPr>
+        <w:ind w:left="1440" w:hanging="360"/>
+      </w:pPr>
+      <w:rPr>
+        <w:rFonts w:ascii="Courier New" w:hAnsi="Courier New" w:cs="Courier New" w:hint="default"/>
+      </w:rPr>
+    </w:lvl>
+    <w:lvl w:ilvl="2" w:tplc="20000005" w:tentative="1">
+      <w:start w:val="1"/>
+      <w:numFmt w:val="bullet"/>
+      <w:lvlText w:val=""/>
+      <w:lvlJc w:val="left"/>
+      <w:pPr>
+        <w:ind w:left="2160" w:hanging="360"/>
+      </w:pPr>
+      <w:rPr>
+        <w:rFonts w:ascii="Wingdings" w:hAnsi="Wingdings" w:hint="default"/>
+      </w:rPr>
+    </w:lvl>
+    <w:lvl w:ilvl="3" w:tplc="20000001" w:tentative="1">
+      <w:start w:val="1"/>
+      <w:numFmt w:val="bullet"/>
+      <w:lvlText w:val=""/>
+      <w:lvlJc w:val="left"/>
+      <w:pPr>
+        <w:ind w:left="2880" w:hanging="360"/>
+      </w:pPr>
+      <w:rPr>
+        <w:rFonts w:ascii="Symbol" w:hAnsi="Symbol" w:hint="default"/>
+      </w:rPr>
+    </w:lvl>
+    <w:lvl w:ilvl="4" w:tplc="20000003" w:tentative="1">
+      <w:start w:val="1"/>
+      <w:numFmt w:val="bullet"/>
+      <w:lvlText w:val="o"/>
+      <w:lvlJc w:val="left"/>
+      <w:pPr>
+        <w:ind w:left="3600" w:hanging="360"/>
+      </w:pPr>
+      <w:rPr>
+        <w:rFonts w:ascii="Courier New" w:hAnsi="Courier New" w:cs="Courier New" w:hint="default"/>
+      </w:rPr>
+    </w:lvl>
+    <w:lvl w:ilvl="5" w:tplc="20000005" w:tentative="1">
+      <w:start w:val="1"/>
+      <w:numFmt w:val="bullet"/>
+      <w:lvlText w:val=""/>
+      <w:lvlJc w:val="left"/>
+      <w:pPr>
+        <w:ind w:left="4320" w:hanging="360"/>
+      </w:pPr>
+      <w:rPr>
+        <w:rFonts w:ascii="Wingdings" w:hAnsi="Wingdings" w:hint="default"/>
+      </w:rPr>
+    </w:lvl>
+    <w:lvl w:ilvl="6" w:tplc="20000001" w:tentative="1">
+      <w:start w:val="1"/>
+      <w:numFmt w:val="bullet"/>
+      <w:lvlText w:val=""/>
+      <w:lvlJc w:val="left"/>
+      <w:pPr>
+        <w:ind w:left="5040" w:hanging="360"/>
+      </w:pPr>
+      <w:rPr>
+        <w:rFonts w:ascii="Symbol" w:hAnsi="Symbol" w:hint="default"/>
+      </w:rPr>
+    </w:lvl>
+    <w:lvl w:ilvl="7" w:tplc="20000003" w:tentative="1">
+      <w:start w:val="1"/>
+      <w:numFmt w:val="bullet"/>
+      <w:lvlText w:val="o"/>
+      <w:lvlJc w:val="left"/>
+      <w:pPr>
+        <w:ind w:left="5760" w:hanging="360"/>
+      </w:pPr>
+      <w:rPr>
+        <w:rFonts w:ascii="Courier New" w:hAnsi="Courier New" w:cs="Courier New" w:hint="default"/>
+      </w:rPr>
+    </w:lvl>
+    <w:lvl w:ilvl="8" w:tplc="20000005" w:tentative="1">
+      <w:start w:val="1"/>
+      <w:numFmt w:val="bullet"/>
+      <w:lvlText w:val=""/>
+      <w:lvlJc w:val="left"/>
+      <w:pPr>
+        <w:ind w:left="6480" w:hanging="360"/>
+      </w:pPr>
+      <w:rPr>
+        <w:rFonts w:ascii="Wingdings" w:hAnsi="Wingdings" w:hint="default"/>
+      </w:rPr>
+    </w:lvl>
+  </w:abstractNum>
+  <w:abstractNum w:abstractNumId="16" w15:restartNumberingAfterBreak="0">
+    <w:nsid w:val="7B0A7B76"/>
+    <w:multiLevelType w:val="hybridMultilevel"/>
+    <w:tmpl w:val="483C7D62"/>
+    <w:lvl w:ilvl="0" w:tplc="2000000F">
+      <w:start w:val="1"/>
+      <w:numFmt w:val="decimal"/>
       <w:lvlText w:val="%1."/>
       <w:lvlJc w:val="left"/>
       <w:pPr>
@@ -2106,352 +2937,153 @@
         <w:rFonts w:hint="default"/>
       </w:rPr>
     </w:lvl>
-    <w:lvl w:ilvl="1" w:tplc="20000019" w:tentative="1">
-      <w:start w:val="1"/>
-      <w:numFmt w:val="lowerLetter"/>
-      <w:lvlText w:val="%2."/>
+    <w:lvl w:ilvl="1" w:tplc="20000003" w:tentative="1">
+      <w:start w:val="1"/>
+      <w:numFmt w:val="bullet"/>
+      <w:lvlText w:val="o"/>
       <w:lvlJc w:val="left"/>
       <w:pPr>
         <w:ind w:left="1440" w:hanging="360"/>
       </w:pPr>
-    </w:lvl>
-    <w:lvl w:ilvl="2" w:tplc="2000001B" w:tentative="1">
-      <w:start w:val="1"/>
-      <w:numFmt w:val="lowerRoman"/>
-      <w:lvlText w:val="%3."/>
-      <w:lvlJc w:val="right"/>
-      <w:pPr>
-        <w:ind w:left="2160" w:hanging="180"/>
-      </w:pPr>
-    </w:lvl>
-    <w:lvl w:ilvl="3" w:tplc="2000000F" w:tentative="1">
-      <w:start w:val="1"/>
-      <w:numFmt w:val="decimal"/>
-      <w:lvlText w:val="%4."/>
+      <w:rPr>
+        <w:rFonts w:ascii="Courier New" w:hAnsi="Courier New" w:cs="Courier New" w:hint="default"/>
+      </w:rPr>
+    </w:lvl>
+    <w:lvl w:ilvl="2" w:tplc="20000005" w:tentative="1">
+      <w:start w:val="1"/>
+      <w:numFmt w:val="bullet"/>
+      <w:lvlText w:val=""/>
+      <w:lvlJc w:val="left"/>
+      <w:pPr>
+        <w:ind w:left="2160" w:hanging="360"/>
+      </w:pPr>
+      <w:rPr>
+        <w:rFonts w:ascii="Wingdings" w:hAnsi="Wingdings" w:hint="default"/>
+      </w:rPr>
+    </w:lvl>
+    <w:lvl w:ilvl="3" w:tplc="20000001" w:tentative="1">
+      <w:start w:val="1"/>
+      <w:numFmt w:val="bullet"/>
+      <w:lvlText w:val=""/>
       <w:lvlJc w:val="left"/>
       <w:pPr>
         <w:ind w:left="2880" w:hanging="360"/>
       </w:pPr>
-    </w:lvl>
-    <w:lvl w:ilvl="4" w:tplc="20000019" w:tentative="1">
-      <w:start w:val="1"/>
-      <w:numFmt w:val="lowerLetter"/>
-      <w:lvlText w:val="%5."/>
+      <w:rPr>
+        <w:rFonts w:ascii="Symbol" w:hAnsi="Symbol" w:hint="default"/>
+      </w:rPr>
+    </w:lvl>
+    <w:lvl w:ilvl="4" w:tplc="20000003" w:tentative="1">
+      <w:start w:val="1"/>
+      <w:numFmt w:val="bullet"/>
+      <w:lvlText w:val="o"/>
       <w:lvlJc w:val="left"/>
       <w:pPr>
         <w:ind w:left="3600" w:hanging="360"/>
       </w:pPr>
-    </w:lvl>
-    <w:lvl w:ilvl="5" w:tplc="2000001B" w:tentative="1">
-      <w:start w:val="1"/>
-      <w:numFmt w:val="lowerRoman"/>
-      <w:lvlText w:val="%6."/>
-      <w:lvlJc w:val="right"/>
-      <w:pPr>
-        <w:ind w:left="4320" w:hanging="180"/>
-      </w:pPr>
-    </w:lvl>
-    <w:lvl w:ilvl="6" w:tplc="2000000F" w:tentative="1">
-      <w:start w:val="1"/>
-      <w:numFmt w:val="decimal"/>
-      <w:lvlText w:val="%7."/>
+      <w:rPr>
+        <w:rFonts w:ascii="Courier New" w:hAnsi="Courier New" w:cs="Courier New" w:hint="default"/>
+      </w:rPr>
+    </w:lvl>
+    <w:lvl w:ilvl="5" w:tplc="20000005" w:tentative="1">
+      <w:start w:val="1"/>
+      <w:numFmt w:val="bullet"/>
+      <w:lvlText w:val=""/>
+      <w:lvlJc w:val="left"/>
+      <w:pPr>
+        <w:ind w:left="4320" w:hanging="360"/>
+      </w:pPr>
+      <w:rPr>
+        <w:rFonts w:ascii="Wingdings" w:hAnsi="Wingdings" w:hint="default"/>
+      </w:rPr>
+    </w:lvl>
+    <w:lvl w:ilvl="6" w:tplc="20000001" w:tentative="1">
+      <w:start w:val="1"/>
+      <w:numFmt w:val="bullet"/>
+      <w:lvlText w:val=""/>
       <w:lvlJc w:val="left"/>
       <w:pPr>
         <w:ind w:left="5040" w:hanging="360"/>
       </w:pPr>
-    </w:lvl>
-    <w:lvl w:ilvl="7" w:tplc="20000019" w:tentative="1">
-      <w:start w:val="1"/>
-      <w:numFmt w:val="lowerLetter"/>
-      <w:lvlText w:val="%8."/>
+      <w:rPr>
+        <w:rFonts w:ascii="Symbol" w:hAnsi="Symbol" w:hint="default"/>
+      </w:rPr>
+    </w:lvl>
+    <w:lvl w:ilvl="7" w:tplc="20000003" w:tentative="1">
+      <w:start w:val="1"/>
+      <w:numFmt w:val="bullet"/>
+      <w:lvlText w:val="o"/>
       <w:lvlJc w:val="left"/>
       <w:pPr>
         <w:ind w:left="5760" w:hanging="360"/>
       </w:pPr>
-    </w:lvl>
-    <w:lvl w:ilvl="8" w:tplc="2000001B" w:tentative="1">
-      <w:start w:val="1"/>
-      <w:numFmt w:val="lowerRoman"/>
-      <w:lvlText w:val="%9."/>
-      <w:lvlJc w:val="right"/>
-      <w:pPr>
-        <w:ind w:left="6480" w:hanging="180"/>
-      </w:pPr>
+      <w:rPr>
+        <w:rFonts w:ascii="Courier New" w:hAnsi="Courier New" w:cs="Courier New" w:hint="default"/>
+      </w:rPr>
+    </w:lvl>
+    <w:lvl w:ilvl="8" w:tplc="20000005" w:tentative="1">
+      <w:start w:val="1"/>
+      <w:numFmt w:val="bullet"/>
+      <w:lvlText w:val=""/>
+      <w:lvlJc w:val="left"/>
+      <w:pPr>
+        <w:ind w:left="6480" w:hanging="360"/>
+      </w:pPr>
+      <w:rPr>
+        <w:rFonts w:ascii="Wingdings" w:hAnsi="Wingdings" w:hint="default"/>
+      </w:rPr>
     </w:lvl>
   </w:abstractNum>
-  <w:abstractNum w:abstractNumId="14" w15:restartNumberingAfterBreak="0">
-    <w:nsid w:val="73292F2E"/>
-    <w:multiLevelType w:val="hybridMultilevel"/>
-    <w:tmpl w:val="6CCC47FA"/>
-    <w:lvl w:ilvl="0" w:tplc="20000001">
-      <w:start w:val="1"/>
-      <w:numFmt w:val="bullet"/>
-      <w:lvlText w:val=""/>
-      <w:lvlJc w:val="left"/>
-      <w:pPr>
-        <w:ind w:left="720" w:hanging="360"/>
-      </w:pPr>
-      <w:rPr>
-        <w:rFonts w:ascii="Symbol" w:hAnsi="Symbol" w:hint="default"/>
-      </w:rPr>
-    </w:lvl>
-    <w:lvl w:ilvl="1" w:tplc="20000003" w:tentative="1">
-      <w:start w:val="1"/>
-      <w:numFmt w:val="bullet"/>
-      <w:lvlText w:val="o"/>
-      <w:lvlJc w:val="left"/>
-      <w:pPr>
-        <w:ind w:left="1440" w:hanging="360"/>
-      </w:pPr>
-      <w:rPr>
-        <w:rFonts w:ascii="Courier New" w:hAnsi="Courier New" w:cs="Courier New" w:hint="default"/>
-      </w:rPr>
-    </w:lvl>
-    <w:lvl w:ilvl="2" w:tplc="20000005" w:tentative="1">
-      <w:start w:val="1"/>
-      <w:numFmt w:val="bullet"/>
-      <w:lvlText w:val=""/>
-      <w:lvlJc w:val="left"/>
-      <w:pPr>
-        <w:ind w:left="2160" w:hanging="360"/>
-      </w:pPr>
-      <w:rPr>
-        <w:rFonts w:ascii="Wingdings" w:hAnsi="Wingdings" w:hint="default"/>
-      </w:rPr>
-    </w:lvl>
-    <w:lvl w:ilvl="3" w:tplc="20000001" w:tentative="1">
-      <w:start w:val="1"/>
-      <w:numFmt w:val="bullet"/>
-      <w:lvlText w:val=""/>
-      <w:lvlJc w:val="left"/>
-      <w:pPr>
-        <w:ind w:left="2880" w:hanging="360"/>
-      </w:pPr>
-      <w:rPr>
-        <w:rFonts w:ascii="Symbol" w:hAnsi="Symbol" w:hint="default"/>
-      </w:rPr>
-    </w:lvl>
-    <w:lvl w:ilvl="4" w:tplc="20000003" w:tentative="1">
-      <w:start w:val="1"/>
-      <w:numFmt w:val="bullet"/>
-      <w:lvlText w:val="o"/>
-      <w:lvlJc w:val="left"/>
-      <w:pPr>
-        <w:ind w:left="3600" w:hanging="360"/>
-      </w:pPr>
-      <w:rPr>
-        <w:rFonts w:ascii="Courier New" w:hAnsi="Courier New" w:cs="Courier New" w:hint="default"/>
-      </w:rPr>
-    </w:lvl>
-    <w:lvl w:ilvl="5" w:tplc="20000005" w:tentative="1">
-      <w:start w:val="1"/>
-      <w:numFmt w:val="bullet"/>
-      <w:lvlText w:val=""/>
-      <w:lvlJc w:val="left"/>
-      <w:pPr>
-        <w:ind w:left="4320" w:hanging="360"/>
-      </w:pPr>
-      <w:rPr>
-        <w:rFonts w:ascii="Wingdings" w:hAnsi="Wingdings" w:hint="default"/>
-      </w:rPr>
-    </w:lvl>
-    <w:lvl w:ilvl="6" w:tplc="20000001" w:tentative="1">
-      <w:start w:val="1"/>
-      <w:numFmt w:val="bullet"/>
-      <w:lvlText w:val=""/>
-      <w:lvlJc w:val="left"/>
-      <w:pPr>
-        <w:ind w:left="5040" w:hanging="360"/>
-      </w:pPr>
-      <w:rPr>
-        <w:rFonts w:ascii="Symbol" w:hAnsi="Symbol" w:hint="default"/>
-      </w:rPr>
-    </w:lvl>
-    <w:lvl w:ilvl="7" w:tplc="20000003" w:tentative="1">
-      <w:start w:val="1"/>
-      <w:numFmt w:val="bullet"/>
-      <w:lvlText w:val="o"/>
-      <w:lvlJc w:val="left"/>
-      <w:pPr>
-        <w:ind w:left="5760" w:hanging="360"/>
-      </w:pPr>
-      <w:rPr>
-        <w:rFonts w:ascii="Courier New" w:hAnsi="Courier New" w:cs="Courier New" w:hint="default"/>
-      </w:rPr>
-    </w:lvl>
-    <w:lvl w:ilvl="8" w:tplc="20000005" w:tentative="1">
-      <w:start w:val="1"/>
-      <w:numFmt w:val="bullet"/>
-      <w:lvlText w:val=""/>
-      <w:lvlJc w:val="left"/>
-      <w:pPr>
-        <w:ind w:left="6480" w:hanging="360"/>
-      </w:pPr>
-      <w:rPr>
-        <w:rFonts w:ascii="Wingdings" w:hAnsi="Wingdings" w:hint="default"/>
-      </w:rPr>
-    </w:lvl>
-  </w:abstractNum>
-  <w:abstractNum w:abstractNumId="15" w15:restartNumberingAfterBreak="0">
-    <w:nsid w:val="7AA86495"/>
-    <w:multiLevelType w:val="hybridMultilevel"/>
-    <w:tmpl w:val="DD6E88B6"/>
-    <w:lvl w:ilvl="0" w:tplc="BE148DE4">
-      <w:start w:val="2"/>
-      <w:numFmt w:val="bullet"/>
-      <w:lvlText w:val=""/>
-      <w:lvlJc w:val="left"/>
-      <w:pPr>
-        <w:ind w:left="720" w:hanging="360"/>
-      </w:pPr>
-      <w:rPr>
-        <w:rFonts w:ascii="Symbol" w:eastAsia="Noto Sans CJK SC Regular" w:hAnsi="Symbol" w:cs="David" w:hint="default"/>
-      </w:rPr>
-    </w:lvl>
-    <w:lvl w:ilvl="1" w:tplc="20000003" w:tentative="1">
-      <w:start w:val="1"/>
-      <w:numFmt w:val="bullet"/>
-      <w:lvlText w:val="o"/>
-      <w:lvlJc w:val="left"/>
-      <w:pPr>
-        <w:ind w:left="1440" w:hanging="360"/>
-      </w:pPr>
-      <w:rPr>
-        <w:rFonts w:ascii="Courier New" w:hAnsi="Courier New" w:cs="Courier New" w:hint="default"/>
-      </w:rPr>
-    </w:lvl>
-    <w:lvl w:ilvl="2" w:tplc="20000005" w:tentative="1">
-      <w:start w:val="1"/>
-      <w:numFmt w:val="bullet"/>
-      <w:lvlText w:val=""/>
-      <w:lvlJc w:val="left"/>
-      <w:pPr>
-        <w:ind w:left="2160" w:hanging="360"/>
-      </w:pPr>
-      <w:rPr>
-        <w:rFonts w:ascii="Wingdings" w:hAnsi="Wingdings" w:hint="default"/>
-      </w:rPr>
-    </w:lvl>
-    <w:lvl w:ilvl="3" w:tplc="20000001" w:tentative="1">
-      <w:start w:val="1"/>
-      <w:numFmt w:val="bullet"/>
-      <w:lvlText w:val=""/>
-      <w:lvlJc w:val="left"/>
-      <w:pPr>
-        <w:ind w:left="2880" w:hanging="360"/>
-      </w:pPr>
-      <w:rPr>
-        <w:rFonts w:ascii="Symbol" w:hAnsi="Symbol" w:hint="default"/>
-      </w:rPr>
-    </w:lvl>
-    <w:lvl w:ilvl="4" w:tplc="20000003" w:tentative="1">
-      <w:start w:val="1"/>
-      <w:numFmt w:val="bullet"/>
-      <w:lvlText w:val="o"/>
-      <w:lvlJc w:val="left"/>
-      <w:pPr>
-        <w:ind w:left="3600" w:hanging="360"/>
-      </w:pPr>
-      <w:rPr>
-        <w:rFonts w:ascii="Courier New" w:hAnsi="Courier New" w:cs="Courier New" w:hint="default"/>
-      </w:rPr>
-    </w:lvl>
-    <w:lvl w:ilvl="5" w:tplc="20000005" w:tentative="1">
-      <w:start w:val="1"/>
-      <w:numFmt w:val="bullet"/>
-      <w:lvlText w:val=""/>
-      <w:lvlJc w:val="left"/>
-      <w:pPr>
-        <w:ind w:left="4320" w:hanging="360"/>
-      </w:pPr>
-      <w:rPr>
-        <w:rFonts w:ascii="Wingdings" w:hAnsi="Wingdings" w:hint="default"/>
-      </w:rPr>
-    </w:lvl>
-    <w:lvl w:ilvl="6" w:tplc="20000001" w:tentative="1">
-      <w:start w:val="1"/>
-      <w:numFmt w:val="bullet"/>
-      <w:lvlText w:val=""/>
-      <w:lvlJc w:val="left"/>
-      <w:pPr>
-        <w:ind w:left="5040" w:hanging="360"/>
-      </w:pPr>
-      <w:rPr>
-        <w:rFonts w:ascii="Symbol" w:hAnsi="Symbol" w:hint="default"/>
-      </w:rPr>
-    </w:lvl>
-    <w:lvl w:ilvl="7" w:tplc="20000003" w:tentative="1">
-      <w:start w:val="1"/>
-      <w:numFmt w:val="bullet"/>
-      <w:lvlText w:val="o"/>
-      <w:lvlJc w:val="left"/>
-      <w:pPr>
-        <w:ind w:left="5760" w:hanging="360"/>
-      </w:pPr>
-      <w:rPr>
-        <w:rFonts w:ascii="Courier New" w:hAnsi="Courier New" w:cs="Courier New" w:hint="default"/>
-      </w:rPr>
-    </w:lvl>
-    <w:lvl w:ilvl="8" w:tplc="20000005" w:tentative="1">
-      <w:start w:val="1"/>
-      <w:numFmt w:val="bullet"/>
-      <w:lvlText w:val=""/>
-      <w:lvlJc w:val="left"/>
-      <w:pPr>
-        <w:ind w:left="6480" w:hanging="360"/>
-      </w:pPr>
-      <w:rPr>
-        <w:rFonts w:ascii="Wingdings" w:hAnsi="Wingdings" w:hint="default"/>
-      </w:rPr>
-    </w:lvl>
-  </w:abstractNum>
-  <w:num w:numId="1" w16cid:durableId="1262569568">
+  <w:num w:numId="1" w16cid:durableId="1797989661">
+    <w:abstractNumId w:val="9"/>
+  </w:num>
+  <w:num w:numId="2" w16cid:durableId="1147864227">
     <w:abstractNumId w:val="5"/>
   </w:num>
-  <w:num w:numId="2" w16cid:durableId="1248149544">
+  <w:num w:numId="3" w16cid:durableId="404494191">
+    <w:abstractNumId w:val="13"/>
+  </w:num>
+  <w:num w:numId="4" w16cid:durableId="1935245007">
+    <w:abstractNumId w:val="6"/>
+  </w:num>
+  <w:num w:numId="5" w16cid:durableId="348333560">
+    <w:abstractNumId w:val="12"/>
+  </w:num>
+  <w:num w:numId="6" w16cid:durableId="1992098625">
+    <w:abstractNumId w:val="14"/>
+  </w:num>
+  <w:num w:numId="7" w16cid:durableId="316616798">
+    <w:abstractNumId w:val="10"/>
+  </w:num>
+  <w:num w:numId="8" w16cid:durableId="749735139">
+    <w:abstractNumId w:val="4"/>
+  </w:num>
+  <w:num w:numId="9" w16cid:durableId="160894934">
+    <w:abstractNumId w:val="15"/>
+  </w:num>
+  <w:num w:numId="10" w16cid:durableId="605162577">
+    <w:abstractNumId w:val="0"/>
+  </w:num>
+  <w:num w:numId="11" w16cid:durableId="604849399">
+    <w:abstractNumId w:val="16"/>
+  </w:num>
+  <w:num w:numId="12" w16cid:durableId="1807773563">
+    <w:abstractNumId w:val="8"/>
+  </w:num>
+  <w:num w:numId="13" w16cid:durableId="284196282">
+    <w:abstractNumId w:val="3"/>
+  </w:num>
+  <w:num w:numId="14" w16cid:durableId="743916492">
+    <w:abstractNumId w:val="7"/>
+  </w:num>
+  <w:num w:numId="15" w16cid:durableId="1070881941">
+    <w:abstractNumId w:val="2"/>
+  </w:num>
+  <w:num w:numId="16" w16cid:durableId="1515652792">
     <w:abstractNumId w:val="1"/>
   </w:num>
-  <w:num w:numId="3" w16cid:durableId="2023777172">
+  <w:num w:numId="17" w16cid:durableId="2015180163">
     <w:abstractNumId w:val="11"/>
-  </w:num>
-  <w:num w:numId="4" w16cid:durableId="1285189426">
-    <w:abstractNumId w:val="2"/>
-  </w:num>
-  <w:num w:numId="5" w16cid:durableId="864173842">
-    <w:abstractNumId w:val="9"/>
-  </w:num>
-  <w:num w:numId="6" w16cid:durableId="487982893">
-    <w:abstractNumId w:val="12"/>
-  </w:num>
-  <w:num w:numId="7" w16cid:durableId="297224702">
-    <w:abstractNumId w:val="3"/>
-  </w:num>
-  <w:num w:numId="8" w16cid:durableId="1380664678">
-    <w:abstractNumId w:val="14"/>
-  </w:num>
-  <w:num w:numId="9" w16cid:durableId="83260786">
-    <w:abstractNumId w:val="7"/>
-  </w:num>
-  <w:num w:numId="10" w16cid:durableId="1735927750">
-    <w:abstractNumId w:val="8"/>
-  </w:num>
-  <w:num w:numId="11" w16cid:durableId="2004777543">
-    <w:abstractNumId w:val="10"/>
-  </w:num>
-  <w:num w:numId="12" w16cid:durableId="260113091">
-    <w:abstractNumId w:val="4"/>
-  </w:num>
-  <w:num w:numId="13" w16cid:durableId="403339320">
-    <w:abstractNumId w:val="0"/>
-  </w:num>
-  <w:num w:numId="14" w16cid:durableId="449667275">
-    <w:abstractNumId w:val="15"/>
-  </w:num>
-  <w:num w:numId="15" w16cid:durableId="1335180259">
-    <w:abstractNumId w:val="13"/>
-  </w:num>
-  <w:num w:numId="16" w16cid:durableId="2015180163">
-    <w:abstractNumId w:val="6"/>
   </w:num>
 </w:numbering>
 </file>
@@ -2857,6 +3489,15 @@
   <w:style w:type="paragraph" w:default="1" w:styleId="Normal">
     <w:name w:val="Normal"/>
     <w:qFormat/>
+    <w:rsid w:val="003B17AC"/>
+    <w:pPr>
+      <w:bidi/>
+      <w:spacing w:after="140" w:line="288" w:lineRule="auto"/>
+    </w:pPr>
+    <w:rPr>
+      <w:rFonts w:ascii="Monospace" w:eastAsia="Monospace" w:hAnsi="Monospace" w:cs="David CLM"/>
+      <w:sz w:val="21"/>
+    </w:rPr>
   </w:style>
   <w:style w:type="paragraph" w:styleId="Heading1">
     <w:name w:val="heading 1"/>
@@ -2899,6 +3540,7 @@
     <w:name w:val="heading 3"/>
     <w:basedOn w:val="Heading"/>
     <w:uiPriority w:val="9"/>
+    <w:semiHidden/>
     <w:unhideWhenUsed/>
     <w:qFormat/>
     <w:pPr>
@@ -2960,8 +3602,10 @@
   <w:style w:type="paragraph" w:customStyle="1" w:styleId="Textbody">
     <w:name w:val="Text body"/>
     <w:basedOn w:val="Standard"/>
+    <w:rsid w:val="005F60EC"/>
     <w:pPr>
       <w:spacing w:after="140" w:line="288" w:lineRule="auto"/>
+      <w:jc w:val="left"/>
     </w:pPr>
   </w:style>
   <w:style w:type="paragraph" w:styleId="List">
@@ -5965,8 +6609,8 @@
       <w:u w:val="single"/>
     </w:rPr>
   </w:style>
-  <w:style w:type="character" w:customStyle="1" w:styleId="UnresolvedMention1">
-    <w:name w:val="Unresolved Mention1"/>
+  <w:style w:type="character" w:styleId="UnresolvedMention">
+    <w:name w:val="Unresolved Mention"/>
     <w:basedOn w:val="DefaultParagraphFont"/>
     <w:uiPriority w:val="99"/>
     <w:semiHidden/>
@@ -5988,93 +6632,69 @@
       <w:contextualSpacing/>
     </w:pPr>
   </w:style>
-  <w:style w:type="paragraph" w:styleId="BalloonText">
-    <w:name w:val="Balloon Text"/>
-    <w:basedOn w:val="Normal"/>
-    <w:link w:val="BalloonTextChar"/>
-    <w:uiPriority w:val="99"/>
-    <w:semiHidden/>
-    <w:unhideWhenUsed/>
-    <w:rsid w:val="004D1826"/>
-    <w:rPr>
-      <w:rFonts w:ascii="Segoe UI" w:hAnsi="Segoe UI" w:cs="Segoe UI"/>
-      <w:sz w:val="18"/>
-      <w:szCs w:val="18"/>
-    </w:rPr>
-  </w:style>
-  <w:style w:type="character" w:customStyle="1" w:styleId="BalloonTextChar">
-    <w:name w:val="Balloon Text Char"/>
-    <w:basedOn w:val="DefaultParagraphFont"/>
-    <w:link w:val="BalloonText"/>
-    <w:uiPriority w:val="99"/>
-    <w:semiHidden/>
-    <w:rsid w:val="004D1826"/>
-    <w:rPr>
-      <w:rFonts w:ascii="Segoe UI" w:hAnsi="Segoe UI" w:cs="Segoe UI"/>
-      <w:sz w:val="18"/>
-      <w:szCs w:val="18"/>
-    </w:rPr>
-  </w:style>
   <w:style w:type="character" w:styleId="Strong">
     <w:name w:val="Strong"/>
     <w:basedOn w:val="DefaultParagraphFont"/>
     <w:uiPriority w:val="22"/>
     <w:qFormat/>
-    <w:rsid w:val="00CF16F0"/>
+    <w:rsid w:val="004F1044"/>
     <w:rPr>
       <w:b/>
       <w:bCs/>
-    </w:rPr>
-  </w:style>
-  <w:style w:type="character" w:customStyle="1" w:styleId="InternetLink0">
-    <w:name w:val="Internet Link"/>
-    <w:basedOn w:val="DefaultParagraphFont"/>
-    <w:uiPriority w:val="99"/>
-    <w:unhideWhenUsed/>
-    <w:rsid w:val="00066A7F"/>
-    <w:rPr>
-      <w:color w:val="0563C1" w:themeColor="hyperlink"/>
-      <w:u w:val="single"/>
-    </w:rPr>
-  </w:style>
-  <w:style w:type="paragraph" w:styleId="BodyText">
-    <w:name w:val="Body Text"/>
+      <w:color w:val="FF0000"/>
+    </w:rPr>
+  </w:style>
+  <w:style w:type="paragraph" w:styleId="IntenseQuote">
+    <w:name w:val="Intense Quote"/>
     <w:basedOn w:val="Normal"/>
-    <w:link w:val="BodyTextChar"/>
-    <w:rsid w:val="00066A7F"/>
-    <w:pPr>
+    <w:next w:val="Normal"/>
+    <w:link w:val="IntenseQuoteChar"/>
+    <w:uiPriority w:val="30"/>
+    <w:qFormat/>
+    <w:rsid w:val="004F1044"/>
+    <w:pPr>
+      <w:pBdr>
+        <w:top w:val="single" w:sz="4" w:space="10" w:color="4472C4" w:themeColor="accent1"/>
+        <w:bottom w:val="single" w:sz="4" w:space="10" w:color="4472C4" w:themeColor="accent1"/>
+      </w:pBdr>
       <w:suppressAutoHyphens w:val="0"/>
       <w:autoSpaceDN/>
-      <w:bidi/>
-      <w:spacing w:after="140" w:line="288" w:lineRule="auto"/>
+      <w:spacing w:before="360" w:after="360" w:line="276" w:lineRule="auto"/>
+      <w:ind w:left="864" w:right="864"/>
       <w:textAlignment w:val="auto"/>
     </w:pPr>
     <w:rPr>
-      <w:rFonts w:ascii="Monospace" w:hAnsi="Monospace" w:cs="David CLM"/>
-      <w:kern w:val="2"/>
-    </w:rPr>
-  </w:style>
-  <w:style w:type="character" w:customStyle="1" w:styleId="BodyTextChar">
-    <w:name w:val="Body Text Char"/>
+      <w:rFonts w:asciiTheme="minorHAnsi" w:eastAsiaTheme="minorHAnsi" w:hAnsiTheme="minorHAnsi" w:cstheme="minorBidi"/>
+      <w:i/>
+      <w:iCs/>
+      <w:kern w:val="0"/>
+      <w:sz w:val="24"/>
+      <w:lang w:eastAsia="en-US"/>
+    </w:rPr>
+  </w:style>
+  <w:style w:type="character" w:customStyle="1" w:styleId="IntenseQuoteChar">
+    <w:name w:val="Intense Quote Char"/>
     <w:basedOn w:val="DefaultParagraphFont"/>
-    <w:link w:val="BodyText"/>
-    <w:rsid w:val="00066A7F"/>
-    <w:rPr>
-      <w:rFonts w:ascii="Monospace" w:hAnsi="Monospace" w:cs="David CLM"/>
-      <w:kern w:val="2"/>
-    </w:rPr>
-  </w:style>
-  <w:style w:type="character" w:styleId="UnresolvedMention">
-    <w:name w:val="Unresolved Mention"/>
-    <w:basedOn w:val="DefaultParagraphFont"/>
+    <w:link w:val="IntenseQuote"/>
+    <w:uiPriority w:val="30"/>
+    <w:rsid w:val="004F1044"/>
+    <w:rPr>
+      <w:rFonts w:asciiTheme="minorHAnsi" w:eastAsiaTheme="minorHAnsi" w:hAnsiTheme="minorHAnsi" w:cstheme="minorBidi"/>
+      <w:i/>
+      <w:iCs/>
+      <w:kern w:val="0"/>
+      <w:lang w:eastAsia="en-US"/>
+    </w:rPr>
+  </w:style>
+  <w:style w:type="numbering" w:customStyle="1" w:styleId="CurrentList1">
+    <w:name w:val="Current List1"/>
     <w:uiPriority w:val="99"/>
-    <w:semiHidden/>
-    <w:unhideWhenUsed/>
-    <w:rsid w:val="00B84994"/>
-    <w:rPr>
-      <w:color w:val="605E5C"/>
-      <w:shd w:val="clear" w:color="auto" w:fill="E1DFDD"/>
-    </w:rPr>
+    <w:rsid w:val="003D411F"/>
+    <w:pPr>
+      <w:numPr>
+        <w:numId w:val="16"/>
+      </w:numPr>
+    </w:pPr>
   </w:style>
   <w:style w:type="character" w:styleId="FollowedHyperlink">
     <w:name w:val="FollowedHyperlink"/>
@@ -6082,10 +6702,36 @@
     <w:uiPriority w:val="99"/>
     <w:semiHidden/>
     <w:unhideWhenUsed/>
-    <w:rsid w:val="00361865"/>
+    <w:rsid w:val="00D63FDF"/>
     <w:rPr>
       <w:color w:val="954F72" w:themeColor="followedHyperlink"/>
       <w:u w:val="single"/>
+    </w:rPr>
+  </w:style>
+  <w:style w:type="paragraph" w:styleId="BodyText">
+    <w:name w:val="Body Text"/>
+    <w:basedOn w:val="Normal"/>
+    <w:link w:val="BodyTextChar"/>
+    <w:rsid w:val="00832295"/>
+    <w:pPr>
+      <w:suppressAutoHyphens w:val="0"/>
+      <w:autoSpaceDN/>
+      <w:textAlignment w:val="auto"/>
+    </w:pPr>
+    <w:rPr>
+      <w:rFonts w:eastAsia="Noto Sans CJK SC Regular"/>
+      <w:kern w:val="2"/>
+      <w:sz w:val="24"/>
+    </w:rPr>
+  </w:style>
+  <w:style w:type="character" w:customStyle="1" w:styleId="BodyTextChar">
+    <w:name w:val="Body Text Char"/>
+    <w:basedOn w:val="DefaultParagraphFont"/>
+    <w:link w:val="BodyText"/>
+    <w:rsid w:val="00832295"/>
+    <w:rPr>
+      <w:rFonts w:ascii="Monospace" w:hAnsi="Monospace" w:cs="David CLM"/>
+      <w:kern w:val="2"/>
     </w:rPr>
   </w:style>
 </w:styles>
@@ -6384,4 +7030,16 @@
     </a:ext>
   </a:extLst>
 </a:theme>
+</file>
+
+<file path=customXml/item1.xml><?xml version="1.0" encoding="utf-8"?>
+<b:Sources xmlns:b="http://schemas.openxmlformats.org/officeDocument/2006/bibliography" xmlns="http://schemas.openxmlformats.org/officeDocument/2006/bibliography" SelectedStyle="\APASixthEditionOfficeOnline.xsl" StyleName="APA" Version="6"/>
+</file>
+
+<file path=customXml/itemProps1.xml><?xml version="1.0" encoding="utf-8"?>
+<ds:datastoreItem xmlns:ds="http://schemas.openxmlformats.org/officeDocument/2006/customXml" ds:itemID="{23C8DC78-5F9F-4F42-94C5-F97078D11538}">
+  <ds:schemaRefs>
+    <ds:schemaRef ds:uri="http://schemas.openxmlformats.org/officeDocument/2006/bibliography"/>
+  </ds:schemaRefs>
+</ds:datastoreItem>
 </file>
--- a/07-unity-3d-terrain-ai/homework.docx
+++ b/07-unity-3d-terrain-ai/homework.docx
@@ -124,6 +124,20 @@
           <w:rtl/>
         </w:rPr>
         <w:t xml:space="preserve"> </w:t>
+      </w:r>
+      <w:r>
+        <w:rPr>
+          <w:rFonts w:ascii="David" w:hAnsi="David" w:cs="David" w:hint="cs"/>
+          <w:rtl/>
+        </w:rPr>
+        <w:t>אם המטלה המתגלגלת שלכם היא בעולם תלת-ממדי</w:t>
+      </w:r>
+      <w:r>
+        <w:rPr>
+          <w:rFonts w:ascii="David" w:hAnsi="David" w:cs="David" w:hint="cs"/>
+          <w:rtl/>
+        </w:rPr>
+        <w:t>, אתם יכולים לשתף חלק מהקוד בין שתי המטלות.</w:t>
       </w:r>
     </w:p>
     <w:p>
@@ -232,7 +246,7 @@
     <w:p>
       <w:pPr>
         <w:rPr>
-          <w:rFonts w:asciiTheme="minorBidi" w:hAnsiTheme="minorBidi"/>
+          <w:rFonts w:asciiTheme="minorBidi" w:hAnsiTheme="minorBidi" w:hint="cs"/>
           <w:rtl/>
         </w:rPr>
       </w:pPr>
@@ -409,7 +423,7 @@
     <w:p>
       <w:pPr>
         <w:rPr>
-          <w:rFonts w:ascii="David" w:hAnsi="David" w:cs="David"/>
+          <w:rFonts w:ascii="David" w:hAnsi="David" w:cs="David" w:hint="cs"/>
           <w:rtl/>
         </w:rPr>
       </w:pPr>
@@ -716,6 +730,7 @@
       <w:pPr>
         <w:pStyle w:val="Heading2"/>
         <w:rPr>
+          <w:rFonts w:hint="cs"/>
           <w:rtl/>
         </w:rPr>
       </w:pPr>
@@ -801,14 +816,6 @@
         </w:rPr>
         <w:t>ואפשרו לו לירות לכיוון השחקן. בדקו אם האויב פגע ע"י הטלת-קרן. הוסיפו לשחקן חיים כדי שהמשחק יידע מתי הוא מפסיד.</w:t>
       </w:r>
-    </w:p>
-    <w:p>
-      <w:pPr>
-        <w:rPr>
-          <w:rFonts w:ascii="David" w:hAnsi="David" w:cs="David"/>
-          <w:rtl/>
-        </w:rPr>
-      </w:pPr>
     </w:p>
     <w:p>
       <w:pPr>

--- a/07-unity-3d-terrain-ai/homework.docx
+++ b/07-unity-3d-terrain-ai/homework.docx
@@ -80,6 +80,13 @@
           <w:rtl/>
         </w:rPr>
         <w:t xml:space="preserve">המשחק מהשיעור נמצא כאן: </w:t>
+      </w:r>
+      <w:r>
+        <w:rPr>
+          <w:rFonts w:ascii="David" w:hAnsi="David" w:cs="David" w:hint="cs"/>
+          <w:rtl/>
+        </w:rPr>
+        <w:t xml:space="preserve"> </w:t>
       </w:r>
       <w:hyperlink r:id="rId8" w:history="1">
         <w:r>
@@ -87,12 +94,20 @@
             <w:rStyle w:val="Hyperlink"/>
             <w:rFonts w:ascii="David" w:hAnsi="David" w:cs="David"/>
           </w:rPr>
-          <w:t>https://github.com/gamedev-at-ariel/05-tilemap-pathfinding</w:t>
+          <w:t>https://github.com/gamedev-at-ariel/06-3d-terrain-ai</w:t>
+        </w:r>
+        <w:r>
+          <w:rPr>
+            <w:rStyle w:val="Hyperlink"/>
+            <w:rFonts w:ascii="David" w:hAnsi="David" w:cs="David"/>
+            <w:rtl/>
+          </w:rPr>
+          <w:t>/</w:t>
         </w:r>
       </w:hyperlink>
       <w:r>
         <w:rPr>
-          <w:rFonts w:ascii="David" w:hAnsi="David" w:cs="David"/>
+          <w:rFonts w:ascii="David" w:hAnsi="David" w:cs="David" w:hint="cs"/>
           <w:rtl/>
         </w:rPr>
         <w:t xml:space="preserve"> </w:t>
@@ -246,7 +261,7 @@
     <w:p>
       <w:pPr>
         <w:rPr>
-          <w:rFonts w:asciiTheme="minorBidi" w:hAnsiTheme="minorBidi" w:hint="cs"/>
+          <w:rFonts w:asciiTheme="minorBidi" w:hAnsiTheme="minorBidi"/>
           <w:rtl/>
         </w:rPr>
       </w:pPr>
@@ -423,7 +438,7 @@
     <w:p>
       <w:pPr>
         <w:rPr>
-          <w:rFonts w:ascii="David" w:hAnsi="David" w:cs="David" w:hint="cs"/>
+          <w:rFonts w:ascii="David" w:hAnsi="David" w:cs="David"/>
           <w:rtl/>
         </w:rPr>
       </w:pPr>
@@ -730,7 +745,6 @@
       <w:pPr>
         <w:pStyle w:val="Heading2"/>
         <w:rPr>
-          <w:rFonts w:hint="cs"/>
           <w:rtl/>
         </w:rPr>
       </w:pPr>
